--- a/docs/BAO_CAO_MON_HOC_DTC245200377.docx
+++ b/docs/BAO_CAO_MON_HOC_DTC245200377.docx
@@ -27,7 +27,6 @@
       <w:r>
         <w:br/>
         <w:br/>
-        <w:br/>
       </w:r>
     </w:p>
     <w:p>
@@ -38,156 +37,28 @@
         <w:rPr>
           <w:rFonts w:ascii="Times New Roman" w:hAnsi="Times New Roman"/>
           <w:b/>
-          <w:color w:val="003366"/>
-          <w:sz w:val="32"/>
-        </w:rPr>
-        <w:t>BÁO CÁO THỰC HÀNH KẾT THÚC HỌC PHẦN</w:t>
-        <w:br/>
-      </w:r>
-      <w:r>
-        <w:rPr>
-          <w:rFonts w:ascii="Times New Roman" w:hAnsi="Times New Roman"/>
-          <w:b/>
-          <w:sz w:val="30"/>
-        </w:rPr>
-        <w:t>TRIỂN KHAI VÀ QUẢN TRỊ HỆ THỐNG PHẦN MỀM</w:t>
-        <w:br/>
-        <w:br/>
-      </w:r>
-      <w:r>
-        <w:rPr>
-          <w:rFonts w:ascii="Times New Roman" w:hAnsi="Times New Roman"/>
-          <w:b/>
-          <w:color w:val="990000"/>
+          <w:color w:val="0F2942"/>
           <w:sz w:val="36"/>
         </w:rPr>
-        <w:t>ĐỀ TÀI SỐ 10:</w:t>
+        <w:t>BÁO CÁO KẾT THÚC HỌC PHẦN</w:t>
         <w:br/>
-        <w:t>HỆ THỐNG QUẢN LÝ NHÂN SỰ &amp; CHẤM CÔNG (HRM CORE)</w:t>
-        <w:br/>
-        <w:t>TRIỂN KHAI DEVOPS CONTAINER, GIÁM SÁT METRICS &amp; LOGS TẬP TRUNG</w:t>
-      </w:r>
-    </w:p>
-    <w:p>
-      <w:r>
-        <w:br/>
-        <w:br/>
-        <w:br/>
+        <w:t>TRIỂN KHAI VÀ QUẢN TRỊ HỆ THỐNG PHẦN MỀM</w:t>
       </w:r>
     </w:p>
     <w:p>
       <w:pPr>
-        <w:ind w:left="2160"/>
-        <w:jc w:val="left"/>
+        <w:jc w:val="center"/>
       </w:pPr>
       <w:r>
         <w:rPr>
           <w:rFonts w:ascii="Times New Roman" w:hAnsi="Times New Roman"/>
           <w:b/>
-          <w:sz w:val="26"/>
+          <w:color w:val="1D4ED8"/>
+          <w:sz w:val="28"/>
         </w:rPr>
-        <w:t xml:space="preserve">Sinh viên thực hiện: </w:t>
-      </w:r>
-      <w:r>
-        <w:rPr>
-          <w:rFonts w:ascii="Times New Roman" w:hAnsi="Times New Roman"/>
-          <w:b w:val="0"/>
-          <w:sz w:val="26"/>
-        </w:rPr>
-        <w:t>Hoàng Đức Việt</w:t>
+        <w:t>ĐỀ TÀI SỐ 10: XÂY DỰNG, CONTAINER HÓA VÀ QUẢN TRỊ VẬN HÀNH</w:t>
         <w:br/>
-      </w:r>
-      <w:r>
-        <w:rPr>
-          <w:rFonts w:ascii="Times New Roman" w:hAnsi="Times New Roman"/>
-          <w:b/>
-          <w:sz w:val="26"/>
-        </w:rPr>
-        <w:t xml:space="preserve">Mã số sinh viên (MSSV): </w:t>
-      </w:r>
-      <w:r>
-        <w:rPr>
-          <w:rFonts w:ascii="Times New Roman" w:hAnsi="Times New Roman"/>
-          <w:b w:val="0"/>
-          <w:sz w:val="26"/>
-        </w:rPr>
-        <w:t>DTC245200377</w:t>
-        <w:br/>
-      </w:r>
-      <w:r>
-        <w:rPr>
-          <w:rFonts w:ascii="Times New Roman" w:hAnsi="Times New Roman"/>
-          <w:b/>
-          <w:sz w:val="26"/>
-        </w:rPr>
-        <w:t xml:space="preserve">Lớp / Khóa: </w:t>
-      </w:r>
-      <w:r>
-        <w:rPr>
-          <w:rFonts w:ascii="Times New Roman" w:hAnsi="Times New Roman"/>
-          <w:b w:val="0"/>
-          <w:sz w:val="26"/>
-        </w:rPr>
-        <w:t>K23 - Khoa Công Nghệ Thông Tin</w:t>
-        <w:br/>
-      </w:r>
-      <w:r>
-        <w:rPr>
-          <w:rFonts w:ascii="Times New Roman" w:hAnsi="Times New Roman"/>
-          <w:b/>
-          <w:sz w:val="26"/>
-        </w:rPr>
-        <w:t xml:space="preserve">Ngành đào tạo: </w:t>
-      </w:r>
-      <w:r>
-        <w:rPr>
-          <w:rFonts w:ascii="Times New Roman" w:hAnsi="Times New Roman"/>
-          <w:b w:val="0"/>
-          <w:sz w:val="26"/>
-        </w:rPr>
-        <w:t>Công nghệ Thông tin / Kỹ thuật Phần mềm</w:t>
-        <w:br/>
-      </w:r>
-      <w:r>
-        <w:rPr>
-          <w:rFonts w:ascii="Times New Roman" w:hAnsi="Times New Roman"/>
-          <w:b/>
-          <w:sz w:val="26"/>
-        </w:rPr>
-        <w:t xml:space="preserve">Giảng viên phụ trách: </w:t>
-      </w:r>
-      <w:r>
-        <w:rPr>
-          <w:rFonts w:ascii="Times New Roman" w:hAnsi="Times New Roman"/>
-          <w:b w:val="0"/>
-          <w:sz w:val="26"/>
-        </w:rPr>
-        <w:t>Bộ môn Mạng &amp; Hệ thống Thông tin</w:t>
-        <w:br/>
-      </w:r>
-      <w:r>
-        <w:rPr>
-          <w:rFonts w:ascii="Times New Roman" w:hAnsi="Times New Roman"/>
-          <w:b/>
-          <w:sz w:val="26"/>
-        </w:rPr>
-        <w:t xml:space="preserve">Repository GitHub: </w:t>
-      </w:r>
-      <w:r>
-        <w:rPr>
-          <w:rFonts w:ascii="Times New Roman" w:hAnsi="Times New Roman"/>
-          <w:b w:val="0"/>
-          <w:sz w:val="26"/>
-        </w:rPr>
-        <w:t>https://github.com/hoangducviet04012006-ux/DTC245200377-HRM-DevOps.git</w:t>
-        <w:br/>
-      </w:r>
-    </w:p>
-    <w:p>
-      <w:r>
-        <w:br/>
-        <w:br/>
-        <w:br/>
+        <w:t>HỆ THỐNG QUẢN LÝ NHÂN SỰ &amp; CHẤM CÔNG (HRM CORE)</w:t>
       </w:r>
     </w:p>
     <w:p>
@@ -198,9 +69,148 @@
         <w:rPr>
           <w:rFonts w:ascii="Times New Roman" w:hAnsi="Times New Roman"/>
           <w:i/>
+          <w:color w:val="B91C1C"/>
+          <w:sz w:val="22"/>
+        </w:rPr>
+        <w:t>[BẢN NHÁP KỸ THUẬT - ĐANG CHỜ CHÈN ẢNH MINH CHỨNG THỰC TẾ TRƯỚC KHI NỘP]</w:t>
+      </w:r>
+    </w:p>
+    <w:p>
+      <w:r>
+        <w:br/>
+        <w:br/>
+      </w:r>
+    </w:p>
+    <w:p>
+      <w:pPr>
+        <w:spacing w:line="336" w:lineRule="auto"/>
+        <w:ind w:left="2160"/>
+      </w:pPr>
+      <w:r>
+        <w:rPr>
+          <w:rFonts w:ascii="Times New Roman" w:hAnsi="Times New Roman"/>
+          <w:b/>
           <w:sz w:val="24"/>
         </w:rPr>
-        <w:t>Thái Nguyên, Tháng 10 năm 2026</w:t>
+        <w:t>Sinh viên thực hiện:</w:t>
+        <w:tab/>
+      </w:r>
+      <w:r>
+        <w:rPr>
+          <w:rFonts w:ascii="Times New Roman" w:hAnsi="Times New Roman"/>
+          <w:b w:val="0"/>
+          <w:sz w:val="24"/>
+        </w:rPr>
+        <w:t>Hoàng Đức Việt</w:t>
+        <w:br/>
+      </w:r>
+      <w:r>
+        <w:rPr>
+          <w:rFonts w:ascii="Times New Roman" w:hAnsi="Times New Roman"/>
+          <w:b/>
+          <w:sz w:val="24"/>
+        </w:rPr>
+        <w:t>Mã số sinh viên (MSSV):</w:t>
+        <w:tab/>
+      </w:r>
+      <w:r>
+        <w:rPr>
+          <w:rFonts w:ascii="Times New Roman" w:hAnsi="Times New Roman"/>
+          <w:b w:val="0"/>
+          <w:sz w:val="24"/>
+        </w:rPr>
+        <w:t>DTC245200377</w:t>
+        <w:br/>
+      </w:r>
+      <w:r>
+        <w:rPr>
+          <w:rFonts w:ascii="Times New Roman" w:hAnsi="Times New Roman"/>
+          <w:b/>
+          <w:sz w:val="24"/>
+        </w:rPr>
+        <w:t>Lớp sinh hoạt:</w:t>
+        <w:tab/>
+        <w:tab/>
+      </w:r>
+      <w:r>
+        <w:rPr>
+          <w:rFonts w:ascii="Times New Roman" w:hAnsi="Times New Roman"/>
+          <w:b w:val="0"/>
+          <w:sz w:val="24"/>
+        </w:rPr>
+        <w:t>K23 - Khoa Công nghệ Thông tin</w:t>
+        <w:br/>
+      </w:r>
+      <w:r>
+        <w:rPr>
+          <w:rFonts w:ascii="Times New Roman" w:hAnsi="Times New Roman"/>
+          <w:b/>
+          <w:sz w:val="24"/>
+        </w:rPr>
+        <w:t>Giảng viên hướng dẫn:</w:t>
+        <w:tab/>
+      </w:r>
+      <w:r>
+        <w:rPr>
+          <w:rFonts w:ascii="Times New Roman" w:hAnsi="Times New Roman"/>
+          <w:b w:val="0"/>
+          <w:sz w:val="24"/>
+        </w:rPr>
+        <w:t>[CẦN SINH VIÊN XÁC NHẬN VÀ ĐIỀN TÊN GIẢNG VIÊN]</w:t>
+        <w:br/>
+      </w:r>
+      <w:r>
+        <w:rPr>
+          <w:rFonts w:ascii="Times New Roman" w:hAnsi="Times New Roman"/>
+          <w:b/>
+          <w:sz w:val="24"/>
+        </w:rPr>
+        <w:t>Repository GitHub:</w:t>
+        <w:tab/>
+      </w:r>
+      <w:r>
+        <w:rPr>
+          <w:rFonts w:ascii="Times New Roman" w:hAnsi="Times New Roman"/>
+          <w:b w:val="0"/>
+          <w:sz w:val="24"/>
+        </w:rPr>
+        <w:t>https://github.com/hoangducviet04012006-ux/DTC245200377-HRM-DevOps.git</w:t>
+        <w:br/>
+      </w:r>
+      <w:r>
+        <w:rPr>
+          <w:rFonts w:ascii="Times New Roman" w:hAnsi="Times New Roman"/>
+          <w:b/>
+          <w:sz w:val="24"/>
+        </w:rPr>
+        <w:t>Máy chủ triển khai:</w:t>
+        <w:tab/>
+      </w:r>
+      <w:r>
+        <w:rPr>
+          <w:rFonts w:ascii="Times New Roman" w:hAnsi="Times New Roman"/>
+          <w:b w:val="0"/>
+          <w:sz w:val="24"/>
+        </w:rPr>
+        <w:t>Ubuntu Server 22.04 LTS (192.168.186.128)</w:t>
+        <w:br/>
+      </w:r>
+      <w:r>
+        <w:rPr>
+          <w:rFonts w:ascii="Times New Roman" w:hAnsi="Times New Roman"/>
+          <w:b/>
+          <w:sz w:val="24"/>
+        </w:rPr>
+        <w:t>Thời điểm kiểm thử:</w:t>
+        <w:tab/>
+      </w:r>
+      <w:r>
+        <w:rPr>
+          <w:rFonts w:ascii="Times New Roman" w:hAnsi="Times New Roman"/>
+          <w:b w:val="0"/>
+          <w:sz w:val="24"/>
+        </w:rPr>
+        <w:t>Tháng 10 Năm 2026</w:t>
       </w:r>
     </w:p>
     <w:p>
@@ -213,601 +223,238 @@
         <w:pStyle w:val="Heading1"/>
       </w:pPr>
       <w:r>
-        <w:t>LỜI CAM ĐOAN VÀ THÔNG TIN ĐỀ TÀI</w:t>
-      </w:r>
-    </w:p>
-    <w:p>
-      <w:r>
-        <w:t>Tôi xin cam đoan đây là công trình báo cáo thực hành kết thúc học phần 'Triển khai và Quản trị Hệ thống Phần mềm' được thực hiện độc lập bởi sinh viên Hoàng Đức Việt (MSSV: DTC245200377). Toàn bộ mã nguồn, cấu hình Docker Compose, kịch bản giám sát Prometheus, bảng điều khiển Grafana Dashboard, hệ thống phân tích nhật ký LogQL (Loki + Promtail) và các giải pháp Hardening an toàn thông tin đều được cấu hình và chạy thực tế trên máy chủ triển khai Ubuntu Server (192.168.186.128) và đồng bộ hoàn chỉnh trên kho mã nguồn GitHub chính thức của học phần.</w:t>
-      </w:r>
-    </w:p>
-    <w:p>
-      <w:r>
-        <w:t>Mọi số liệu đo đạc (CPU, RAM, Network Bps, Nginx Throughput, PostgreSQL Commit TPS), các dòng truy vết LogQL và kết quả kiểm thử trong tài liệu này đều là dữ liệu thật được trích xuất từ hệ thống thực nghiệm, không sử dụng dữ liệu giả lập hay cắt ghép.</w:t>
+        <w:rPr>
+          <w:rFonts w:ascii="Times New Roman" w:hAnsi="Times New Roman"/>
+          <w:b/>
+          <w:color w:val="0F2942"/>
+        </w:rPr>
+        <w:t>MỤC LỤC TỔNG QUÁT</w:t>
       </w:r>
     </w:p>
     <w:p>
       <w:pPr>
-        <w:pStyle w:val="Heading2"/>
+        <w:spacing w:line="288" w:lineRule="auto" w:after="40"/>
       </w:pPr>
       <w:r>
-        <w:t>BẢNG TÓM TẮT THÔNG TIN HỆ THỐNG TRIỂN KHAI</w:t>
-      </w:r>
-    </w:p>
-    <w:tbl>
-      <w:tblPr>
-        <w:tblStyle w:val="TableGrid"/>
-        <w:tblW w:type="auto" w:w="0"/>
-        <w:jc w:val="center"/>
-        <w:tblLook w:firstColumn="1" w:firstRow="1" w:lastColumn="0" w:lastRow="0" w:noHBand="0" w:noVBand="1" w:val="04A0"/>
-      </w:tblPr>
-      <w:tblGrid>
-        <w:gridCol w:w="3010"/>
-        <w:gridCol w:w="3010"/>
-        <w:gridCol w:w="3010"/>
-      </w:tblGrid>
-      <w:tr>
-        <w:tc>
-          <w:tcPr>
-            <w:tcW w:type="dxa" w:w="3010"/>
-            <w:shd w:val="clear" w:color="auto" w:fill="003366"/>
-          </w:tcPr>
-          <w:p>
-            <w:r>
-              <w:rPr>
-                <w:b/>
-                <w:color w:val="FFFFFF"/>
-              </w:rPr>
-              <w:t>STT</w:t>
-            </w:r>
-          </w:p>
-        </w:tc>
-        <w:tc>
-          <w:tcPr>
-            <w:tcW w:type="dxa" w:w="3010"/>
-            <w:shd w:val="clear" w:color="auto" w:fill="003366"/>
-          </w:tcPr>
-          <w:p>
-            <w:r>
-              <w:rPr>
-                <w:b/>
-                <w:color w:val="FFFFFF"/>
-              </w:rPr>
-              <w:t>Hạng Mục Thông Tin</w:t>
-            </w:r>
-          </w:p>
-        </w:tc>
-        <w:tc>
-          <w:tcPr>
-            <w:tcW w:type="dxa" w:w="3010"/>
-            <w:shd w:val="clear" w:color="auto" w:fill="003366"/>
-          </w:tcPr>
-          <w:p>
-            <w:r>
-              <w:rPr>
-                <w:b/>
-                <w:color w:val="FFFFFF"/>
-              </w:rPr>
-              <w:t>Giá Trị Thực Tế Triển Khai</w:t>
-            </w:r>
-          </w:p>
-        </w:tc>
-      </w:tr>
-      <w:tr>
-        <w:tc>
-          <w:tcPr>
-            <w:tcW w:type="dxa" w:w="3010"/>
-            <w:tcMar>
-              <w:top w:w="80" w:type="dxa"/>
-              <w:bottom w:w="80" w:type="dxa"/>
-              <w:left w:w="100" w:type="dxa"/>
-              <w:right w:w="100" w:type="dxa"/>
-            </w:tcMar>
-          </w:tcPr>
-          <w:p>
-            <w:r>
-              <w:t>1</w:t>
-            </w:r>
-          </w:p>
-        </w:tc>
-        <w:tc>
-          <w:tcPr>
-            <w:tcW w:type="dxa" w:w="3010"/>
-            <w:tcMar>
-              <w:top w:w="80" w:type="dxa"/>
-              <w:bottom w:w="80" w:type="dxa"/>
-              <w:left w:w="100" w:type="dxa"/>
-              <w:right w:w="100" w:type="dxa"/>
-            </w:tcMar>
-          </w:tcPr>
-          <w:p>
-            <w:r>
-              <w:t>Sinh viên / MSSV</w:t>
-            </w:r>
-          </w:p>
-        </w:tc>
-        <w:tc>
-          <w:tcPr>
-            <w:tcW w:type="dxa" w:w="3010"/>
-            <w:tcMar>
-              <w:top w:w="80" w:type="dxa"/>
-              <w:bottom w:w="80" w:type="dxa"/>
-              <w:left w:w="100" w:type="dxa"/>
-              <w:right w:w="100" w:type="dxa"/>
-            </w:tcMar>
-          </w:tcPr>
-          <w:p>
-            <w:r>
-              <w:t>Hoàng Đức Việt / DTC245200377</w:t>
-            </w:r>
-          </w:p>
-        </w:tc>
-      </w:tr>
-      <w:tr>
-        <w:tc>
-          <w:tcPr>
-            <w:tcW w:type="dxa" w:w="3010"/>
-            <w:tcMar>
-              <w:top w:w="80" w:type="dxa"/>
-              <w:bottom w:w="80" w:type="dxa"/>
-              <w:left w:w="100" w:type="dxa"/>
-              <w:right w:w="100" w:type="dxa"/>
-            </w:tcMar>
-          </w:tcPr>
-          <w:p>
-            <w:r>
-              <w:t>2</w:t>
-            </w:r>
-          </w:p>
-        </w:tc>
-        <w:tc>
-          <w:tcPr>
-            <w:tcW w:type="dxa" w:w="3010"/>
-            <w:tcMar>
-              <w:top w:w="80" w:type="dxa"/>
-              <w:bottom w:w="80" w:type="dxa"/>
-              <w:left w:w="100" w:type="dxa"/>
-              <w:right w:w="100" w:type="dxa"/>
-            </w:tcMar>
-          </w:tcPr>
-          <w:p>
-            <w:r>
-              <w:t>Đề tài số</w:t>
-            </w:r>
-          </w:p>
-        </w:tc>
-        <w:tc>
-          <w:tcPr>
-            <w:tcW w:type="dxa" w:w="3010"/>
-            <w:tcMar>
-              <w:top w:w="80" w:type="dxa"/>
-              <w:bottom w:w="80" w:type="dxa"/>
-              <w:left w:w="100" w:type="dxa"/>
-              <w:right w:w="100" w:type="dxa"/>
-            </w:tcMar>
-          </w:tcPr>
-          <w:p>
-            <w:r>
-              <w:t>Đề số 10: Hệ thống Quản lý Nhân sự &amp; Chấm công (HRM Core)</w:t>
-            </w:r>
-          </w:p>
-        </w:tc>
-      </w:tr>
-      <w:tr>
-        <w:tc>
-          <w:tcPr>
-            <w:tcW w:type="dxa" w:w="3010"/>
-            <w:tcMar>
-              <w:top w:w="80" w:type="dxa"/>
-              <w:bottom w:w="80" w:type="dxa"/>
-              <w:left w:w="100" w:type="dxa"/>
-              <w:right w:w="100" w:type="dxa"/>
-            </w:tcMar>
-          </w:tcPr>
-          <w:p>
-            <w:r>
-              <w:t>3</w:t>
-            </w:r>
-          </w:p>
-        </w:tc>
-        <w:tc>
-          <w:tcPr>
-            <w:tcW w:type="dxa" w:w="3010"/>
-            <w:tcMar>
-              <w:top w:w="80" w:type="dxa"/>
-              <w:bottom w:w="80" w:type="dxa"/>
-              <w:left w:w="100" w:type="dxa"/>
-              <w:right w:w="100" w:type="dxa"/>
-            </w:tcMar>
-          </w:tcPr>
-          <w:p>
-            <w:r>
-              <w:t>Máy chủ triển khai</w:t>
-            </w:r>
-          </w:p>
-        </w:tc>
-        <w:tc>
-          <w:tcPr>
-            <w:tcW w:type="dxa" w:w="3010"/>
-            <w:tcMar>
-              <w:top w:w="80" w:type="dxa"/>
-              <w:bottom w:w="80" w:type="dxa"/>
-              <w:left w:w="100" w:type="dxa"/>
-              <w:right w:w="100" w:type="dxa"/>
-            </w:tcMar>
-          </w:tcPr>
-          <w:p>
-            <w:r>
-              <w:t>Ubuntu Server 22.04 LTS (Địa chỉ IP: 192.168.186.128)</w:t>
-            </w:r>
-          </w:p>
-        </w:tc>
-      </w:tr>
-      <w:tr>
-        <w:tc>
-          <w:tcPr>
-            <w:tcW w:type="dxa" w:w="3010"/>
-            <w:tcMar>
-              <w:top w:w="80" w:type="dxa"/>
-              <w:bottom w:w="80" w:type="dxa"/>
-              <w:left w:w="100" w:type="dxa"/>
-              <w:right w:w="100" w:type="dxa"/>
-            </w:tcMar>
-          </w:tcPr>
-          <w:p>
-            <w:r>
-              <w:t>4</w:t>
-            </w:r>
-          </w:p>
-        </w:tc>
-        <w:tc>
-          <w:tcPr>
-            <w:tcW w:type="dxa" w:w="3010"/>
-            <w:tcMar>
-              <w:top w:w="80" w:type="dxa"/>
-              <w:bottom w:w="80" w:type="dxa"/>
-              <w:left w:w="100" w:type="dxa"/>
-              <w:right w:w="100" w:type="dxa"/>
-            </w:tcMar>
-          </w:tcPr>
-          <w:p>
-            <w:r>
-              <w:t>Kiến trúc hệ thống</w:t>
-            </w:r>
-          </w:p>
-        </w:tc>
-        <w:tc>
-          <w:tcPr>
-            <w:tcW w:type="dxa" w:w="3010"/>
-            <w:tcMar>
-              <w:top w:w="80" w:type="dxa"/>
-              <w:bottom w:w="80" w:type="dxa"/>
-              <w:left w:w="100" w:type="dxa"/>
-              <w:right w:w="100" w:type="dxa"/>
-            </w:tcMar>
-          </w:tcPr>
-          <w:p>
-            <w:r>
-              <w:t>11 dịch vụ/container hoạt động đồng thời qua Docker Compose</w:t>
-            </w:r>
-          </w:p>
-        </w:tc>
-      </w:tr>
-      <w:tr>
-        <w:tc>
-          <w:tcPr>
-            <w:tcW w:type="dxa" w:w="3010"/>
-            <w:tcMar>
-              <w:top w:w="80" w:type="dxa"/>
-              <w:bottom w:w="80" w:type="dxa"/>
-              <w:left w:w="100" w:type="dxa"/>
-              <w:right w:w="100" w:type="dxa"/>
-            </w:tcMar>
-          </w:tcPr>
-          <w:p>
-            <w:r>
-              <w:t>5</w:t>
-            </w:r>
-          </w:p>
-        </w:tc>
-        <w:tc>
-          <w:tcPr>
-            <w:tcW w:type="dxa" w:w="3010"/>
-            <w:tcMar>
-              <w:top w:w="80" w:type="dxa"/>
-              <w:bottom w:w="80" w:type="dxa"/>
-              <w:left w:w="100" w:type="dxa"/>
-              <w:right w:w="100" w:type="dxa"/>
-            </w:tcMar>
-          </w:tcPr>
-          <w:p>
-            <w:r>
-              <w:t>Web Application &amp; Cổng</w:t>
-            </w:r>
-          </w:p>
-        </w:tc>
-        <w:tc>
-          <w:tcPr>
-            <w:tcW w:type="dxa" w:w="3010"/>
-            <w:tcMar>
-              <w:top w:w="80" w:type="dxa"/>
-              <w:bottom w:w="80" w:type="dxa"/>
-              <w:left w:w="100" w:type="dxa"/>
-              <w:right w:w="100" w:type="dxa"/>
-            </w:tcMar>
-          </w:tcPr>
-          <w:p>
-            <w:r>
-              <w:t>Node.js 20 Express SPA, HTTPS (443), HTTP chuyển hướng (80)</w:t>
-            </w:r>
-          </w:p>
-        </w:tc>
-      </w:tr>
-      <w:tr>
-        <w:tc>
-          <w:tcPr>
-            <w:tcW w:type="dxa" w:w="3010"/>
-            <w:tcMar>
-              <w:top w:w="80" w:type="dxa"/>
-              <w:bottom w:w="80" w:type="dxa"/>
-              <w:left w:w="100" w:type="dxa"/>
-              <w:right w:w="100" w:type="dxa"/>
-            </w:tcMar>
-          </w:tcPr>
-          <w:p>
-            <w:r>
-              <w:t>6</w:t>
-            </w:r>
-          </w:p>
-        </w:tc>
-        <w:tc>
-          <w:tcPr>
-            <w:tcW w:type="dxa" w:w="3010"/>
-            <w:tcMar>
-              <w:top w:w="80" w:type="dxa"/>
-              <w:bottom w:w="80" w:type="dxa"/>
-              <w:left w:w="100" w:type="dxa"/>
-              <w:right w:w="100" w:type="dxa"/>
-            </w:tcMar>
-          </w:tcPr>
-          <w:p>
-            <w:r>
-              <w:t>Cơ sở dữ liệu &amp; Quản trị</w:t>
-            </w:r>
-          </w:p>
-        </w:tc>
-        <w:tc>
-          <w:tcPr>
-            <w:tcW w:type="dxa" w:w="3010"/>
-            <w:tcMar>
-              <w:top w:w="80" w:type="dxa"/>
-              <w:bottom w:w="80" w:type="dxa"/>
-              <w:left w:w="100" w:type="dxa"/>
-              <w:right w:w="100" w:type="dxa"/>
-            </w:tcMar>
-          </w:tcPr>
-          <w:p>
-            <w:r>
-              <w:t>PostgreSQL 16 Alpine (Port 5432 nội bộ) + pgAdmin 4 (Port 5050)</w:t>
-            </w:r>
-          </w:p>
-        </w:tc>
-      </w:tr>
-      <w:tr>
-        <w:tc>
-          <w:tcPr>
-            <w:tcW w:type="dxa" w:w="3010"/>
-            <w:tcMar>
-              <w:top w:w="80" w:type="dxa"/>
-              <w:bottom w:w="80" w:type="dxa"/>
-              <w:left w:w="100" w:type="dxa"/>
-              <w:right w:w="100" w:type="dxa"/>
-            </w:tcMar>
-          </w:tcPr>
-          <w:p>
-            <w:r>
-              <w:t>7</w:t>
-            </w:r>
-          </w:p>
-        </w:tc>
-        <w:tc>
-          <w:tcPr>
-            <w:tcW w:type="dxa" w:w="3010"/>
-            <w:tcMar>
-              <w:top w:w="80" w:type="dxa"/>
-              <w:bottom w:w="80" w:type="dxa"/>
-              <w:left w:w="100" w:type="dxa"/>
-              <w:right w:w="100" w:type="dxa"/>
-            </w:tcMar>
-          </w:tcPr>
-          <w:p>
-            <w:r>
-              <w:t>Hệ thống Giám sát Metrics</w:t>
-            </w:r>
-          </w:p>
-        </w:tc>
-        <w:tc>
-          <w:tcPr>
-            <w:tcW w:type="dxa" w:w="3010"/>
-            <w:tcMar>
-              <w:top w:w="80" w:type="dxa"/>
-              <w:bottom w:w="80" w:type="dxa"/>
-              <w:left w:w="100" w:type="dxa"/>
-              <w:right w:w="100" w:type="dxa"/>
-            </w:tcMar>
-          </w:tcPr>
-          <w:p>
-            <w:r>
-              <w:t>Prometheus v3.14 (Port 9091) + Grafana 13.2 (Port 3001) + cAdvisor + Exporters</w:t>
-            </w:r>
-          </w:p>
-        </w:tc>
-      </w:tr>
-      <w:tr>
-        <w:tc>
-          <w:tcPr>
-            <w:tcW w:type="dxa" w:w="3010"/>
-            <w:tcMar>
-              <w:top w:w="80" w:type="dxa"/>
-              <w:bottom w:w="80" w:type="dxa"/>
-              <w:left w:w="100" w:type="dxa"/>
-              <w:right w:w="100" w:type="dxa"/>
-            </w:tcMar>
-          </w:tcPr>
-          <w:p>
-            <w:r>
-              <w:t>8</w:t>
-            </w:r>
-          </w:p>
-        </w:tc>
-        <w:tc>
-          <w:tcPr>
-            <w:tcW w:type="dxa" w:w="3010"/>
-            <w:tcMar>
-              <w:top w:w="80" w:type="dxa"/>
-              <w:bottom w:w="80" w:type="dxa"/>
-              <w:left w:w="100" w:type="dxa"/>
-              <w:right w:w="100" w:type="dxa"/>
-            </w:tcMar>
-          </w:tcPr>
-          <w:p>
-            <w:r>
-              <w:t>Hệ thống Quản lý Log</w:t>
-            </w:r>
-          </w:p>
-        </w:tc>
-        <w:tc>
-          <w:tcPr>
-            <w:tcW w:type="dxa" w:w="3010"/>
-            <w:tcMar>
-              <w:top w:w="80" w:type="dxa"/>
-              <w:bottom w:w="80" w:type="dxa"/>
-              <w:left w:w="100" w:type="dxa"/>
-              <w:right w:w="100" w:type="dxa"/>
-            </w:tcMar>
-          </w:tcPr>
-          <w:p>
-            <w:r>
-              <w:t>Loki 3.7 (Port 3101) + Promtail 3.6 (Docker SD Configs)</w:t>
-            </w:r>
-          </w:p>
-        </w:tc>
-      </w:tr>
-      <w:tr>
-        <w:tc>
-          <w:tcPr>
-            <w:tcW w:type="dxa" w:w="3010"/>
-            <w:tcMar>
-              <w:top w:w="80" w:type="dxa"/>
-              <w:bottom w:w="80" w:type="dxa"/>
-              <w:left w:w="100" w:type="dxa"/>
-              <w:right w:w="100" w:type="dxa"/>
-            </w:tcMar>
-          </w:tcPr>
-          <w:p>
-            <w:r>
-              <w:t>9</w:t>
-            </w:r>
-          </w:p>
-        </w:tc>
-        <w:tc>
-          <w:tcPr>
-            <w:tcW w:type="dxa" w:w="3010"/>
-            <w:tcMar>
-              <w:top w:w="80" w:type="dxa"/>
-              <w:bottom w:w="80" w:type="dxa"/>
-              <w:left w:w="100" w:type="dxa"/>
-              <w:right w:w="100" w:type="dxa"/>
-            </w:tcMar>
-          </w:tcPr>
-          <w:p>
-            <w:r>
-              <w:t>Repository GitHub</w:t>
-            </w:r>
-          </w:p>
-        </w:tc>
-        <w:tc>
-          <w:tcPr>
-            <w:tcW w:type="dxa" w:w="3010"/>
-            <w:tcMar>
-              <w:top w:w="80" w:type="dxa"/>
-              <w:bottom w:w="80" w:type="dxa"/>
-              <w:left w:w="100" w:type="dxa"/>
-              <w:right w:w="100" w:type="dxa"/>
-            </w:tcMar>
-          </w:tcPr>
-          <w:p>
-            <w:r>
-              <w:t>https://github.com/hoangducviet04012006-ux/DTC245200377-HRM-DevOps.git</w:t>
-            </w:r>
-          </w:p>
-        </w:tc>
-      </w:tr>
-    </w:tbl>
-    <w:p>
-      <w:r>
-        <w:br w:type="page"/>
+        <w:rPr>
+          <w:rFonts w:ascii="Times New Roman" w:hAnsi="Times New Roman"/>
+          <w:b/>
+          <w:color w:val="1E3A8A"/>
+          <w:sz w:val="22"/>
+        </w:rPr>
+        <w:t>CHƯƠNG 1: TỔNG QUAN ĐỀ TÀI VÀ CƠ SỞ CÔNG NGHỆ</w:t>
       </w:r>
     </w:p>
     <w:p>
       <w:pPr>
-        <w:pStyle w:val="Heading1"/>
+        <w:spacing w:line="288" w:lineRule="auto" w:after="40"/>
       </w:pPr>
       <w:r>
-        <w:t>CHƯƠNG 1: TỔNG QUAN ĐỀ TÀI VÀ YÊU CẦU NGHIỆP VỤ</w:t>
+        <w:rPr>
+          <w:rFonts w:ascii="Times New Roman" w:hAnsi="Times New Roman"/>
+          <w:sz w:val="22"/>
+        </w:rPr>
+        <w:t xml:space="preserve">  1.1. Đặt vấn đề và mục tiêu đề tài</w:t>
       </w:r>
     </w:p>
     <w:p>
       <w:pPr>
-        <w:pStyle w:val="Heading2"/>
+        <w:spacing w:line="288" w:lineRule="auto" w:after="40"/>
       </w:pPr>
       <w:r>
-        <w:t>1.1 Bối cảnh và Mục tiêu của Đề tài 10</w:t>
-      </w:r>
-    </w:p>
-    <w:p>
-      <w:r>
-        <w:t>Trong các doanh nghiệp hiện đại, Hệ thống Quản lý Nhân sự (Human Resource Management - HRM) là giải pháp nghiệp vụ cốt lõi, giúp tổ chức theo dõi sát sao hồ sơ cán bộ nhân viên, cơ cấu phòng ban và bảng chấm công thực tế hàng ngày. Đối với học phần 'Triển khai và Quản trị Hệ thống Phần mềm', đề tài số 10 đặt ra yêu cầu xây dựng một giải pháp HRM tối thiểu, được container hóa toàn diện, đồng thời áp dụng các nguyên lý DevOps chuẩn mực về điều phối container (Docker Compose), an toàn bảo mật mạng (TLS/SSL, Security Headers, Least Privilege, Non-root), và khả năng quan sát vận hành hệ thống (Observability) thông qua hệ thống thu thập Metrics (Prometheus) và Logs tập trung (Loki + Promtail).</w:t>
+        <w:rPr>
+          <w:rFonts w:ascii="Times New Roman" w:hAnsi="Times New Roman"/>
+          <w:sz w:val="22"/>
+        </w:rPr>
+        <w:t xml:space="preserve">  1.2. Phân tích yêu cầu nghiệp vụ hệ thống HRM Core</w:t>
       </w:r>
     </w:p>
     <w:p>
       <w:pPr>
-        <w:pStyle w:val="Heading2"/>
+        <w:spacing w:line="288" w:lineRule="auto" w:after="40"/>
       </w:pPr>
       <w:r>
-        <w:t>1.2 Phạm vi Nghiệp vụ Yêu cầu của Đề bài</w:t>
-      </w:r>
-    </w:p>
-    <w:p>
-      <w:r>
-        <w:t>Hệ thống tập trung vào đúng và đủ các chức năng nghiệp vụ quy định trong đề thi, không phát triển tràn lan gây loãng mục tiêu bảo vệ:</w:t>
-        <w:br/>
-        <w:t>1. Quản lý danh mục phòng ban (Departments): Mã phòng ban (Code), Tên phòng ban (Name), Trưởng phòng (Manager), Mô tả (Description). Hỗ trợ đầy đủ các thao tác Thêm, Sửa, Xóa và xem danh sách kèm số lượng nhân sự tương ứng.</w:t>
-        <w:br/>
-        <w:t>2. Quản lý hồ sơ nhân viên (Employees): Mã định danh nhân viên (Emp Code), Họ và tên, Email liên hệ, Số điện thoại, Phòng ban trực thuộc, Vị trí công tác, Mức lương cơ bản, Ngày vào làm việc và Trạng thái hoạt động (Active/Inactive).</w:t>
-        <w:br/>
-        <w:t>3. Quản lý điểm danh &amp; chấm công (Attendance): Ghi nhận thời gian Check-in, Check-out theo ngày làm việc cụ thể. Tự động đánh giá trạng thái (Đúng giờ - present, Đi muộn - late nếu sau 08:15:00, Nghỉ phép có đơn - excused_leave).</w:t>
-        <w:br/>
-        <w:t>4. Xác thực và bảo vệ truy cập quản trị: Cơ chế đăng nhập đơn giản cho người quản trị với Session Cookie an toàn (HttpOnly, SameSite=Lax, Secure), bảo vệ chống tấn công CSRF (Cross-Site Request Forgery) trên tất cả các thao tác thay đổi dữ liệu.</w:t>
+        <w:rPr>
+          <w:rFonts w:ascii="Times New Roman" w:hAnsi="Times New Roman"/>
+          <w:sz w:val="22"/>
+        </w:rPr>
+        <w:t xml:space="preserve">  1.3. Cơ sở công nghệ áp dụng và kiến trúc DevOps hiện đại</w:t>
       </w:r>
     </w:p>
     <w:p>
       <w:pPr>
-        <w:pStyle w:val="Heading2"/>
+        <w:spacing w:line="288" w:lineRule="auto" w:after="40"/>
       </w:pPr>
       <w:r>
-        <w:t>1.3 Ràng buộc Kỹ thuật và Không gian Vận hành</w:t>
+        <w:rPr>
+          <w:rFonts w:ascii="Times New Roman" w:hAnsi="Times New Roman"/>
+          <w:b/>
+          <w:color w:val="1E3A8A"/>
+          <w:sz w:val="22"/>
+        </w:rPr>
+        <w:t>CHƯƠNG 2: THIẾT KẾ KIẾN TRÚC VÀ ĐÓNG GÓI CONTAINER HỆ THỐNG</w:t>
       </w:r>
     </w:p>
     <w:p>
+      <w:pPr>
+        <w:spacing w:line="288" w:lineRule="auto" w:after="40"/>
+      </w:pPr>
       <w:r>
-        <w:t>Hệ thống vận hành song song với các bài thực hành đã có trên máy chủ triển khai Ubuntu (ví dụ: WordPress, MySQL, bài lab giám sát cũ). Do đó, một ràng buộc tiên quyết trong suốt quá trình triển khai là:</w:t>
-        <w:br/>
-        <w:t>- Tuyệt đối cô lập và không làm gián đoạn, chiếm dụng tài nguyên hay ghi đè cổng của các container thuộc bài lab cũ.</w:t>
-        <w:br/>
-        <w:t>- Giữ nguyên vẹn toàn bộ dữ liệu cơ sở dữ liệu đã nạp (8 nhân viên active, 4 phòng ban), không reset database hay xóa volume dữ liệu.</w:t>
-        <w:br/>
-        <w:t>- Không can thiệp vào Firewall của hệ điều hành host để tránh mất kết nối SSH quản trị từ xa.</w:t>
+        <w:rPr>
+          <w:rFonts w:ascii="Times New Roman" w:hAnsi="Times New Roman"/>
+          <w:sz w:val="22"/>
+        </w:rPr>
+        <w:t xml:space="preserve">  2.1. Sơ đồ kiến trúc tổng thể 11 dịch vụ/container</w:t>
+      </w:r>
+    </w:p>
+    <w:p>
+      <w:pPr>
+        <w:spacing w:line="288" w:lineRule="auto" w:after="40"/>
+      </w:pPr>
+      <w:r>
+        <w:rPr>
+          <w:rFonts w:ascii="Times New Roman" w:hAnsi="Times New Roman"/>
+          <w:sz w:val="22"/>
+        </w:rPr>
+        <w:t xml:space="preserve">  2.2. Phân vùng mạng và định tuyến Nginx Reverse Proxy (SSL/TLS)</w:t>
+      </w:r>
+    </w:p>
+    <w:p>
+      <w:pPr>
+        <w:spacing w:line="288" w:lineRule="auto" w:after="40"/>
+      </w:pPr>
+      <w:r>
+        <w:rPr>
+          <w:rFonts w:ascii="Times New Roman" w:hAnsi="Times New Roman"/>
+          <w:sz w:val="22"/>
+        </w:rPr>
+        <w:t xml:space="preserve">  2.3. Cấu hình Docker Compose và quản lý biến môi trường (.env)</w:t>
+      </w:r>
+    </w:p>
+    <w:p>
+      <w:pPr>
+        <w:spacing w:line="288" w:lineRule="auto" w:after="40"/>
+      </w:pPr>
+      <w:r>
+        <w:rPr>
+          <w:rFonts w:ascii="Times New Roman" w:hAnsi="Times New Roman"/>
+          <w:b/>
+          <w:color w:val="1E3A8A"/>
+          <w:sz w:val="22"/>
+        </w:rPr>
+        <w:t>CHƯƠNG 3: TRIỂN KHAI THỰC NGHIỆM VÀ QUẢN TRỊ GIÁM SÁT</w:t>
+      </w:r>
+    </w:p>
+    <w:p>
+      <w:pPr>
+        <w:spacing w:line="288" w:lineRule="auto" w:after="40"/>
+      </w:pPr>
+      <w:r>
+        <w:rPr>
+          <w:rFonts w:ascii="Times New Roman" w:hAnsi="Times New Roman"/>
+          <w:sz w:val="22"/>
+        </w:rPr>
+        <w:t xml:space="preserve">  3.1. Triển khai ứng dụng HRM Core và Cơ sở dữ liệu PostgreSQL (kèm pgAdmin 4)</w:t>
+      </w:r>
+    </w:p>
+    <w:p>
+      <w:pPr>
+        <w:spacing w:line="288" w:lineRule="auto" w:after="40"/>
+      </w:pPr>
+      <w:r>
+        <w:rPr>
+          <w:rFonts w:ascii="Times New Roman" w:hAnsi="Times New Roman"/>
+          <w:sz w:val="22"/>
+        </w:rPr>
+        <w:t xml:space="preserve">  3.2. Hệ thống Giám sát Metrics với Prometheus và Grafana Dashboard</w:t>
+      </w:r>
+    </w:p>
+    <w:p>
+      <w:pPr>
+        <w:spacing w:line="288" w:lineRule="auto" w:after="40"/>
+      </w:pPr>
+      <w:r>
+        <w:rPr>
+          <w:rFonts w:ascii="Times New Roman" w:hAnsi="Times New Roman"/>
+          <w:sz w:val="22"/>
+        </w:rPr>
+        <w:t xml:space="preserve">  3.3. Hệ thống Thu thập và Phân tích Log Tập Trung với Loki 3.7.7 và Promtail 3.6.8</w:t>
+      </w:r>
+    </w:p>
+    <w:p>
+      <w:pPr>
+        <w:spacing w:line="288" w:lineRule="auto" w:after="40"/>
+      </w:pPr>
+      <w:r>
+        <w:rPr>
+          <w:rFonts w:ascii="Times New Roman" w:hAnsi="Times New Roman"/>
+          <w:b/>
+          <w:color w:val="1E3A8A"/>
+          <w:sz w:val="22"/>
+        </w:rPr>
+        <w:t>CHƯƠNG 4: AN TOÀN HỆ THỐNG (HARDENING), KIỂM THỬ VÀ KẾT LUẬN</w:t>
+      </w:r>
+    </w:p>
+    <w:p>
+      <w:pPr>
+        <w:spacing w:line="288" w:lineRule="auto" w:after="40"/>
+      </w:pPr>
+      <w:r>
+        <w:rPr>
+          <w:rFonts w:ascii="Times New Roman" w:hAnsi="Times New Roman"/>
+          <w:sz w:val="22"/>
+        </w:rPr>
+        <w:t xml:space="preserve">  4.1. Bốn biện pháp bảo mật Hardening cốt lõi và Phân quyền DB tối thiểu</w:t>
+      </w:r>
+    </w:p>
+    <w:p>
+      <w:pPr>
+        <w:spacing w:line="288" w:lineRule="auto" w:after="40"/>
+      </w:pPr>
+      <w:r>
+        <w:rPr>
+          <w:rFonts w:ascii="Times New Roman" w:hAnsi="Times New Roman"/>
+          <w:sz w:val="22"/>
+        </w:rPr>
+        <w:t xml:space="preserve">  4.2. Bảng đối chiếu yêu cầu đề bài và kết quả kiểm thử toàn diện</w:t>
+      </w:r>
+    </w:p>
+    <w:p>
+      <w:pPr>
+        <w:spacing w:line="288" w:lineRule="auto" w:after="40"/>
+      </w:pPr>
+      <w:r>
+        <w:rPr>
+          <w:rFonts w:ascii="Times New Roman" w:hAnsi="Times New Roman"/>
+          <w:sz w:val="22"/>
+        </w:rPr>
+        <w:t xml:space="preserve">  4.3. Kịch bản demo bảo vệ dự án trước hội đồng</w:t>
+      </w:r>
+    </w:p>
+    <w:p>
+      <w:pPr>
+        <w:spacing w:line="288" w:lineRule="auto" w:after="40"/>
+      </w:pPr>
+      <w:r>
+        <w:rPr>
+          <w:rFonts w:ascii="Times New Roman" w:hAnsi="Times New Roman"/>
+          <w:sz w:val="22"/>
+        </w:rPr>
+        <w:t xml:space="preserve">  4.4. Hướng dẫn kiểm chứng cài mới tự động (Fresh Install) và Kết luận</w:t>
+      </w:r>
+    </w:p>
+    <w:p>
+      <w:pPr>
+        <w:spacing w:line="288" w:lineRule="auto" w:after="40"/>
+      </w:pPr>
+      <w:r>
+        <w:rPr>
+          <w:rFonts w:ascii="Times New Roman" w:hAnsi="Times New Roman"/>
+          <w:b/>
+          <w:color w:val="1E3A8A"/>
+          <w:sz w:val="22"/>
+        </w:rPr>
+        <w:t>PHỤ LỤC: DANH MỤC ẢNH MINH CHỨNG &amp; CÁC MỤC CẦN XÁC NHẬN HOÀN THIỆN</w:t>
       </w:r>
     </w:p>
     <w:p>
@@ -820,7 +467,12 @@
         <w:pStyle w:val="Heading1"/>
       </w:pPr>
       <w:r>
-        <w:t>CHƯƠNG 2: THIẾT KẾ KIẾN TRÚC VÀ CÁC THÀNH PHẦN HỆ THỐNG</w:t>
+        <w:rPr>
+          <w:rFonts w:ascii="Times New Roman" w:hAnsi="Times New Roman"/>
+          <w:b/>
+          <w:color w:val="0F2942"/>
+        </w:rPr>
+        <w:t>CHƯƠNG 1: TỔNG QUAN ĐỀ TÀI VÀ CƠ SỞ CÔNG NGHỆ</w:t>
       </w:r>
     </w:p>
     <w:p>
@@ -828,34 +480,19 @@
         <w:pStyle w:val="Heading2"/>
       </w:pPr>
       <w:r>
-        <w:t>2.1 Kiến trúc Tổng thể 11 Dịch vụ / Container</w:t>
+        <w:rPr>
+          <w:rFonts w:ascii="Times New Roman" w:hAnsi="Times New Roman"/>
+          <w:b/>
+        </w:rPr>
+        <w:t>1.1. Đặt vấn đề và mục tiêu đề tài</w:t>
       </w:r>
     </w:p>
     <w:p>
       <w:r>
-        <w:t>Toàn bộ giải pháp HRM Core được thiết kế theo kiến trúc module hóa với 11 dịch vụ container hoạt động phối hợp chặt chẽ qua Docker Compose:</w:t>
+        <w:t>Trong các tổ chức hiện đại, Hệ thống Quản lý Nhân sự (Human Resource Management - HRM) là giải pháp nghiệp vụ then chốt giúp quản lý hồ sơ nhân viên, tổ chức cơ cấu phòng ban và theo dõi chấm công hằng ngày. Tuy nhiên, việc vận hành phần mềm truyền thống thường gặp khó khăn về tính phụ thuộc môi trường, nguy cơ xung đột dịch vụ, thiếu giám sát hiệu năng theo thời gian thực và nhật ký hoạt động nằm phân tán rải rác.</w:t>
         <w:br/>
-        <w:t>1. hrm-app: Ứng dụng Web HRM Core (Node.js 20 Express SPA), đóng gói dưới tài khoản không đặc quyền USER node.</w:t>
         <w:br/>
-        <w:t>2. hrm-postgres: Cơ sở dữ liệu quan hệ PostgreSQL 16 Alpine, lưu trữ tập trung dữ liệu phòng ban, nhân viên, chấm công và tài khoản.</w:t>
-        <w:br/>
-        <w:t>3. hrm-pgadmin: Giao diện Web trực quan pgAdmin 4 phục vụ quản trị cơ sở dữ liệu.</w:t>
-        <w:br/>
-        <w:t>4. hrm-nginx: Cổng Reverse Proxy bảo vệ toàn hệ thống, mã hóa SSL/TLS, định tuyến HTTPS và thiết lập bộ Security Headers.</w:t>
-        <w:br/>
-        <w:t>5. hrm-cadvisor: Container cAdvisor độc lập, thu thập số liệu hiệu năng phần cứng thời gian thực của các container.</w:t>
-        <w:br/>
-        <w:t>6. hrm-nginx-exporter: Prometheus Exporter kết nối listener nội bộ stub_status của Nginx để đo lường lượng kết nối và request rate.</w:t>
-        <w:br/>
-        <w:t>7. hrm-postgres-exporter: Prometheus Exporter kết nối PostgreSQL để thu thập các chỉ số giao dịch, kết nối và kích thước database.</w:t>
-        <w:br/>
-        <w:t>8. hrm-prometheus: Máy chủ lưu trữ Time-Series Database thu thập metrics định kỳ 10 giây từ tất cả các exporter và container.</w:t>
-        <w:br/>
-        <w:t>9. hrm-grafana: Máy chủ trực quan hóa bảng điều khiển (Dashboard) với các biểu đồ giám sát động.</w:t>
-        <w:br/>
-        <w:t>10. hrm-loki: Log Aggregation Engine lưu trữ và lập chỉ mục nhật ký hoạt động hệ thống.</w:t>
-        <w:br/>
-        <w:t>11. hrm-promtail: Log Shipper thu thập luồng log từ Docker daemon thông qua Docker Service Discovery (docker_sd_configs).</w:t>
+        <w:t>Đề tài số 10 trong học phần 'Triển khai và Quản trị Hệ thống Phần mềm' đặt ra yêu cầu xây dựng một hệ thống HRM Core hoàn chỉnh, áp dụng triệt để các nguyên lý DevOps: container hóa toàn diện với Docker Compose, phân tách mạng nội bộ, định tuyến mã hóa qua Nginx Reverse Proxy, thiết lập giám sát metrics tập trung bằng Prometheus và Grafana, thu thập log tập trung với Loki và Promtail, đồng thời thực hiện các biện pháp an toàn thông tin chuyên sâu (Hardening).</w:t>
       </w:r>
     </w:p>
     <w:p>
@@ -863,18 +500,22 @@
         <w:pStyle w:val="Heading2"/>
       </w:pPr>
       <w:r>
-        <w:t>2.2 Thiết kế Phân vùng Mạng Đa tầng (Multi-tier Network Isolation)</w:t>
+        <w:rPr>
+          <w:rFonts w:ascii="Times New Roman" w:hAnsi="Times New Roman"/>
+          <w:b/>
+        </w:rPr>
+        <w:t>1.2. Phân tích yêu cầu nghiệp vụ hệ thống HRM Core</w:t>
       </w:r>
     </w:p>
     <w:p>
       <w:r>
-        <w:t>Hệ thống áp dụng kỹ thuật vi phân vùng mạng (Network Micro-segmentation) bằng cách tạo 3 mạng Docker bridge độc lập:</w:t>
+        <w:t>Hệ thống HRM Core tập trung giải quyết đúng và đủ 3 phân hệ nghiệp vụ cốt lõi theo đề bài:</w:t>
         <w:br/>
-        <w:t>- hrm-frontend-network: Phân vùng mạng công cộng phía trước, chỉ cho phép Client tương tác với cổng 80 và 443 của Nginx Reverse Proxy. Nginx đóng vai trò là điểm tiếp xúc duy nhất với mạng ngoài.</w:t>
+        <w:t>1. Quản lý Nhân viên: Quản lý thông tin hồ sơ (mã nhân viên, họ tên, email, số điện thoại, chức vụ, mức lương, ngày vào làm, trạng thái). Hệ thống kiểm soát ràng buộc toàn vẹn: mã nhân viên duy nhất (báo lỗi HTTP 400 nếu trùng), email hợp lệ.</w:t>
         <w:br/>
-        <w:t>- hrm-backend-network: Phân vùng mạng nội bộ phía sau dành cho luồng xử lý ứng dụng và cơ sở dữ liệu. Cổng 5432 của PostgreSQL hoàn toàn không được publish ra host, chỉ có các container nằm trong mạng này (hrm-app, hrm-pgadmin, hrm-postgres-exporter) mới có thể khởi tạo kết nối mạng tới database.</w:t>
+        <w:t>2. Quản lý Phòng ban: Thiết lập cơ cấu tổ chức (mã phòng ban, tên phòng, trưởng phòng, mô tả). Bắt buộc xử lý ràng buộc nghiệp vụ: tuyệt đối không cho phép xóa phòng ban đang có nhân viên trực thuộc, trả về thông báo lỗi rõ ràng.</w:t>
         <w:br/>
-        <w:t>- hrm-monitoring-network: Phân vùng mạng chuyên trách giám sát, kết nối Prometheus, Grafana, Loki, Promtail và các Exporter để truyền tải chỉ số và luồng nhật ký mà không gây nhiễu loạn lưu lượng nghiệp vụ của người dùng.</w:t>
+        <w:t>3. Chấm công cơ bản: Ghi nhận thời gian vào làm (check-in) và tan sở (check-out) của nhân viên từng ngày. Xử lý tự động tính trạng thái (Đúng giờ, Đi muộn nếu sau 08:15, Nghỉ phép); chặn chấm công trùng ngày và chặn trường hợp giờ ra trước giờ vào.</w:t>
       </w:r>
     </w:p>
     <w:p>
@@ -882,35 +523,28 @@
         <w:pStyle w:val="Heading2"/>
       </w:pPr>
       <w:r>
-        <w:t>2.3 Cấu hình Cổng Giao tiếp An toàn Nginx Reverse Proxy</w:t>
+        <w:rPr>
+          <w:rFonts w:ascii="Times New Roman" w:hAnsi="Times New Roman"/>
+          <w:b/>
+        </w:rPr>
+        <w:t>1.3. Cơ sở công nghệ áp dụng và kiến trúc DevOps hiện đại</w:t>
       </w:r>
     </w:p>
     <w:p>
       <w:r>
-        <w:t>Nginx đóng vai trò là bức tường phòng thủ phía trước của toàn bộ hệ thống HRM:</w:t>
+        <w:t>Để hiện thực hóa giải pháp đáp ứng các tiêu chuẩn sản xuất (production-ready), hệ thống tích hợp các công nghệ tiêu biểu:</w:t>
         <w:br/>
-        <w:t>- Tự động chuyển hướng toàn bộ lưu lượng HTTP (cổng 80) sang kết nối mã hóa HTTPS (cổng 443) bằng mã chuyển hướng 301 Moved Permanently.</w:t>
+        <w:t>• Nền tảng Backend: Node.js 20 LTS kết hợp Express Framework, viết theo kiến trúc RESTful API, xuất metrics chuẩn OpenMetrics.</w:t>
         <w:br/>
-        <w:t>- Thiết lập chứng chỉ số SSL/TLS tự ký chuẩn X.509 với trường Subject Alternative Name (SAN) hợp lệ cho địa chỉ IP 192.168.186.128 và localhost.</w:t>
+        <w:t>• Cơ sở dữ liệu: PostgreSQL 16 Alpine với độ tin cậy cao, hỗ trợ transaction ACID và khóa ngoại toàn vẹn dữ liệu.</w:t>
         <w:br/>
-        <w:t>- Cấu hình các tiêu chuẩn HTTP Security Headers đạt chuẩn đánh giá A+:</w:t>
+        <w:t>• Công cụ Quản trị DB trực quan: pgAdmin 4 Web GUI.</w:t>
         <w:br/>
-        <w:t xml:space="preserve">   + Strict-Transport-Security (HSTS): Bắt buộc trình duyệt chỉ dùng HTTPS trong 31536000 giây (1 năm).</w:t>
+        <w:t>• Cổng Gateway &amp; Bảo mật: Nginx 1.25 Alpine đóng vai trò Reverse Proxy, mã hóa HTTPS bằng chứng chỉ tự ký có SAN, áp dụng Security Headers.</w:t>
         <w:br/>
-        <w:t xml:space="preserve">   + Content-Security-Policy (CSP): Ngăn ngừa thực thi script trái phép từ các nguồn không tin cậy.</w:t>
+        <w:t>• Hệ thống Giám sát Metrics: Prometheus v3.14 kết hợp Grafana 13.2.1, Nginx Exporter, Postgres Exporter và cAdvisor nội bộ.</w:t>
         <w:br/>
-        <w:t xml:space="preserve">   + X-Frame-Options (SAMEORIGIN): Phòng chống tấn công chiếm đoạt cú nhấp chuột (Clickjacking).</w:t>
-        <w:br/>
-        <w:t xml:space="preserve">   + X-Content-Type-Options (nosniff): Ngăn ngừa MIME-sniffing sai lệch kiểu tệp.</w:t>
-        <w:br/>
-        <w:t xml:space="preserve">   + X-XSS-Protection (1; mode=block): Bật bộ lọc chống Cross-Site Scripting của trình duyệt.</w:t>
-        <w:br/>
-        <w:t>- Bảo vệ endpoint /stub_status: Chặn hoàn toàn (403 Forbidden) đối với mọi truy cập từ bên ngoài qua cổng 80 và 443; chỉ mở listener nội bộ tại cổng 8080 cho phép hrm-nginx-exporter truy cập số liệu cào metrics.</w:t>
-      </w:r>
-    </w:p>
-    <w:p>
-      <w:r>
-        <w:br w:type="page"/>
+        <w:t>• Hệ thống Log Tập Trung: Grafana Loki 3.7.7 và Promtail 3.6.8 với cơ chế Docker Service Discovery.</w:t>
       </w:r>
     </w:p>
     <w:p>
@@ -918,7 +552,12 @@
         <w:pStyle w:val="Heading1"/>
       </w:pPr>
       <w:r>
-        <w:t>CHƯƠNG 3: HỆ THỐNG GIÁM SÁT HIỆU NĂNG VÀ THU THẬP LOG TẬP TRUNG</w:t>
+        <w:rPr>
+          <w:rFonts w:ascii="Times New Roman" w:hAnsi="Times New Roman"/>
+          <w:b/>
+          <w:color w:val="0F2942"/>
+        </w:rPr>
+        <w:t>CHƯƠNG 2: THIẾT KẾ KIẾN TRÚC VÀ ĐÓNG GÓI CONTAINER HỆ THỐNG</w:t>
       </w:r>
     </w:p>
     <w:p>
@@ -926,214 +565,20 @@
         <w:pStyle w:val="Heading2"/>
       </w:pPr>
       <w:r>
-        <w:t>3.1 Hệ thống Giám sát Chỉ số Thời gian thực (Prometheus &amp; Exporters)</w:t>
+        <w:rPr>
+          <w:rFonts w:ascii="Times New Roman" w:hAnsi="Times New Roman"/>
+          <w:b/>
+        </w:rPr>
+        <w:t>2.1. Sơ đồ kiến trúc tổng thể 11 dịch vụ/container</w:t>
       </w:r>
     </w:p>
     <w:p>
       <w:r>
-        <w:t>Prometheus Server được cấu hình với chu kỳ scrape_interval = 10s, thu thập dữ liệu từ đầy đủ 3 nhóm đối tượng giám sát theo đúng yêu cầu đề bài:</w:t>
-        <w:br/>
-        <w:t>1. Nhóm Container Runtime: cAdvisor nội bộ (hrm-cadvisor) cào thông số CPU, RAM, Network I/O của toàn bộ các container.</w:t>
-        <w:br/>
-        <w:t>2. Nhóm Máy chủ Web &amp; Reverse Proxy: Nginx Exporter kết nối listener nội bộ để thu thập active connections và request rate; đồng thời hrm-app xuất chỉ số nghiệp vụ OpenMetrics (/metrics) ghi nhận lượng HTTP request và phân bổ độ trễ phản hồi (p50, p95 Latency).</w:t>
-        <w:br/>
-        <w:t>3. Nhóm Cơ sở dữ liệu: PostgreSQL Exporter kết nối hrm_db để đo đạc số lượng kết nối đang mở, tần suất transaction commit/rollback và kích thước vật lý database.</w:t>
-      </w:r>
-    </w:p>
-    <w:p>
-      <w:pPr>
-        <w:pStyle w:val="Heading2"/>
-      </w:pPr>
-      <w:r>
-        <w:t>3.2 Bảng điều khiển Giám sát Grafana Dashboard Độc lập</w:t>
-      </w:r>
-    </w:p>
-    <w:p>
-      <w:r>
-        <w:t>Bảng điều khiển 'HRM Core - Giám Sát Hiệu Năng Hệ Thống (DTC245200377)' được nạp tự động qua cơ chế provisioning của Grafana. Toàn bộ 15 panels được tối ưu hóa với bộ lọc PromQL chuẩn xác:</w:t>
-        <w:br/>
-        <w:t>- Đếm số lượng container: Sử dụng biểu thức count(count by (name) (container_last_seen{container_label_com_docker_compose_project="hrm"})) cho kết quả chính xác 11 containers, loại trừ hoàn toàn các cgroups hệ thống và container của bài lab cũ, đồng thời tránh đếm trùng khi container khởi động lại.</w:t>
-        <w:br/>
-        <w:t>- Biểu đồ CPU tiêu thụ theo container: sum(rate(container_cpu_usage_seconds_total{container_label_com_docker_compose_project="hrm"}[1m])) by (name) * 100.</w:t>
-        <w:br/>
-        <w:t>- Mức sử dụng bộ nhớ RAM: max by (name) (container_memory_usage_bytes{container_label_com_docker_compose_project="hrm"}).</w:t>
-        <w:br/>
-        <w:t>- Lưu lượng mạng (Rx &amp; Tx Bps) được phân bổ chi tiết cho từng dịch vụ.</w:t>
-        <w:br/>
-        <w:t>- Tốc độ xử lý yêu cầu (Throughput): Nginx request rate kết hợp cùng App request rate.</w:t>
-        <w:br/>
-        <w:t>- Hiệu năng PostgreSQL: Biểu đồ thời gian thực về Commit TPS và Rollback TPS.</w:t>
-      </w:r>
-    </w:p>
-    <w:p>
-      <w:pPr>
-        <w:pStyle w:val="Heading2"/>
-      </w:pPr>
-      <w:r>
-        <w:t>3.3 Hệ thống Thu thập Log Tập Trung (Loki + Promtail qua Docker SD)</w:t>
-      </w:r>
-    </w:p>
-    <w:p>
-      <w:r>
-        <w:t>Promtail sử dụng cơ chế Docker Service Discovery (docker_sd_configs) trỏ trực tiếp tới Unix socket /var/run/docker.sock. Bộ lọc nhãn com.docker.compose.project=hrm bảo đảm Promtail chỉ thu thập nhật ký của đúng 11 container thuộc dự án HRM. Lập chỉ mục trong Loki Engine chỉ xuất hiện duy nhất nhãn project='hrm', hoàn toàn không bị lẫn lộn nhật ký từ các dịch vụ khác trên máy chủ.</w:t>
-      </w:r>
-    </w:p>
-    <w:p>
-      <w:pPr>
-        <w:pStyle w:val="Heading2"/>
-      </w:pPr>
-      <w:r>
-        <w:t>3.4 Ba Câu Truy vấn LogQL Chuẩn Khớp Thực Tế</w:t>
-      </w:r>
-    </w:p>
-    <w:p>
-      <w:r>
-        <w:t>Hệ thống chứng minh năng lực điều tra sự cố và phân tích nhật ký bằng 3 câu truy vấn LogQL thực thi trên hệ thống thật:</w:t>
-        <w:br/>
-        <w:t>1. Xem toàn bộ nhật ký Nginx Reverse Proxy:</w:t>
-        <w:br/>
-        <w:t xml:space="preserve">   {project="hrm", container="hrm-nginx"}</w:t>
-        <w:br/>
-        <w:t xml:space="preserve">   -&gt; Kết quả: Theo dõi toàn bộ luồng request, mã IP, phương thức và thời gian phản hồi.</w:t>
-        <w:br/>
-        <w:br/>
-        <w:t>2. Lọc sự kiện đăng nhập thất bại và phân biệt với đăng nhập thành công:</w:t>
-        <w:br/>
-        <w:t xml:space="preserve">   {project="hrm", container="hrm-nginx"} |= "POST /api/auth/login" |= " 401 "</w:t>
-        <w:br/>
-        <w:t xml:space="preserve">   -&gt; Kết quả: Lọc chính xác các nỗ lực đăng nhập sai mã trạng thái HTTP 401. Ngược lại, thay bằng ' 200 ' để lọc các lượt đăng nhập thành công.</w:t>
-        <w:br/>
-        <w:br/>
-        <w:t>3. Tính toán tần suất log theo thời gian (Metric Vector Query):</w:t>
-        <w:br/>
-        <w:t xml:space="preserve">   sum(count_over_time({project="hrm", container="hrm-nginx"}[5m]))</w:t>
-        <w:br/>
-        <w:t xml:space="preserve">   -&gt; Kết quả: Đo đạc chính xác tổng số dòng log phát sinh trong khoảng thời gian 5 phút, phát hiện các bất thường do tấn công brute-force hoặc rò rỉ lỗi.</w:t>
-      </w:r>
-    </w:p>
-    <w:p>
-      <w:r>
-        <w:br w:type="page"/>
-      </w:r>
-    </w:p>
-    <w:p>
-      <w:pPr>
-        <w:pStyle w:val="Heading1"/>
-      </w:pPr>
-      <w:r>
-        <w:t>CHƯƠNG 4: CÁC BIỆN PHÁP BẢO MẬT VÀ HARDENING NÂNG CAO</w:t>
-      </w:r>
-    </w:p>
-    <w:p>
-      <w:pPr>
-        <w:pStyle w:val="Heading2"/>
-      </w:pPr>
-      <w:r>
-        <w:t>4.1 Thực thi Container Không Đặc Quyền (Non-Root User)</w:t>
-      </w:r>
-    </w:p>
-    <w:p>
-      <w:r>
-        <w:t>Theo mặc định, container Node.js thường thực thi dưới quyền root (UID 0), tiềm ẩn nguy cơ nghiêm trọng nếu ứng dụng tồn tại lỗ hổng RCE (Remote Code Execution), cho phép kẻ tấn công leo thang đặc quyền ra máy chủ vật lý. Hệ thống HRM Core áp dụng triệt để biện pháp Non-root: Dockerfile chỉ định USER node (UID 1000, GID 1000) và cấp quyền sở hữu thư mục /usr/src/app. Lệnh kiểm tra thực tế: docker exec hrm-app id xác nhận kết quả: uid=1000(node) gid=1000(node).</w:t>
-      </w:r>
-    </w:p>
-    <w:p>
-      <w:pPr>
-        <w:pStyle w:val="Heading2"/>
-      </w:pPr>
-      <w:r>
-        <w:t>4.2 Quản trị Bí mật Ngoài Git (Zero Hardcoded Secrets)</w:t>
-      </w:r>
-    </w:p>
-    <w:p>
-      <w:r>
-        <w:t>Một trong những lỗi bảo mật phổ biến nhất trong các dự án phần mềm là để lộ mật khẩu trong mã nguồn hoặc file Docker Compose. Hệ thống thực hiện làm sạch 100%:</w:t>
-        <w:br/>
-        <w:t>- Không tồn tại bất kỳ chuỗi mật khẩu mặc định (fallback default) nào trong app/server.js, docker-compose.yml hay README.md.</w:t>
-        <w:br/>
-        <w:t>- Toàn bộ mật khẩu có độ dài &gt;= 24 ký tự, kết hợp chữ hoa, chữ thường, chữ số và ký tự an toàn.</w:t>
-        <w:br/>
-        <w:t>- File .env lưu trữ bí mật nằm ngoài Git và được bảo vệ nghiêm ngặt bằng quy tắc .gitignore.</w:t>
-        <w:br/>
-        <w:t>- Cung cấp tệp mẫu .env.example với các chuỗi placeholder an toàn để người dùng mới dễ dàng cấu hình.</w:t>
-      </w:r>
-    </w:p>
-    <w:p>
-      <w:pPr>
-        <w:pStyle w:val="Heading2"/>
-      </w:pPr>
-      <w:r>
-        <w:t>4.3 Phân Tách Quyền Cơ Sở Dữ Liệu Tối Thiểu (PostgreSQL Least Privilege)</w:t>
-      </w:r>
-    </w:p>
-    <w:p>
-      <w:r>
-        <w:t>Thay vì cho phép toàn bộ ứng dụng và dịch vụ giám sát dùng chung tài khoản superuser (hrm_user), hệ thống triển khai phân tách vai trò chuyên biệt:</w:t>
-        <w:br/>
-        <w:t>1. Tài khoản Ứng dụng (hrm_app_user):</w:t>
-        <w:br/>
-        <w:t xml:space="preserve">   - Thuộc tính: NOSUPERUSER, NOCREATEDB, NOCREATEROLE, NOREPLICATION, NOBYPASSRLS.</w:t>
-        <w:br/>
-        <w:t xml:space="preserve">   - Quyền hạn: Chỉ được cấp quyền DML (SELECT, INSERT, UPDATE, DELETE) trên các bảng nghiệp vụ thuộc schema public và USAGE trên sequence.</w:t>
-        <w:br/>
-        <w:t xml:space="preserve">   - Kiểm chứng an toàn: Thao tác DDL quản trị (CREATE TABLE) bị PostgreSQL từ chối với lỗi 'permission denied for schema public'.</w:t>
-        <w:br/>
-        <w:t>2. Tài khoản Giám sát (hrm_exporter_user):</w:t>
-        <w:br/>
-        <w:t xml:space="preserve">   - Thuộc tính: NOSUPERUSER, chỉ được gán role hệ thống pg_monitor và pg_read_all_stats.</w:t>
-        <w:br/>
-        <w:t xml:space="preserve">   - Quyền hạn: Đọc số liệu thống kê hệ thống từ pg_stat_database để phục vụ Prometheus; bị từ chối hoàn toàn khi cố đọc bảng users.</w:t>
-        <w:br/>
-        <w:t>3. Tài khoản Quản trị (hrm_user):</w:t>
-        <w:br/>
-        <w:t xml:space="preserve">   - Giữ nguyên toàn quyền cho tác vụ khởi tạo hệ thống và công cụ quản trị pgAdmin. Không thu hồi quyền quản trị của hrm_user.</w:t>
-        <w:br/>
-        <w:t>4. Tự động hóa cài mới (Fresh Deployment Automation):</w:t>
-        <w:br/>
-        <w:t xml:space="preserve">   - File database/init-roles.sh được gắn kết vào /docker-entrypoint-initdb.d/02-init-roles.sh, tự động đọc mật khẩu từ biến môi trường để tạo và phân quyền cho 2 role trên ngay trong lần đầu khởi động container, không phụ thuộc vào lệnh thủ công.</w:t>
-      </w:r>
-    </w:p>
-    <w:p>
-      <w:pPr>
-        <w:pStyle w:val="Heading2"/>
-      </w:pPr>
-      <w:r>
-        <w:t>4.4 Phòng vệ Tầng Ứng dụng và Quản lý Giới hạn Bộ nhớ (OOM Mitigation)</w:t>
-      </w:r>
-    </w:p>
-    <w:p>
-      <w:r>
-        <w:t>- Cookie Hardening: Session Cookie hrm_session được cấu hình với các cờ HttpOnly (ngăn chặn đánh cắp cookie qua mã độc JavaScript XSS), SameSite=Lax (chống tấn công giả mạo yêu cầu qua tên miền khác) và Secure (chỉ truyền tải trên kết nối HTTPS).</w:t>
-        <w:br/>
-        <w:t>- CSRF Protection: Triển khai kiểm tra tiêu đề X-CSRF-Token cho toàn bộ các thao tác thay đổi dữ liệu (POST, PUT, DELETE).</w:t>
-        <w:br/>
-        <w:t>- Giảm thiểu nguy cơ OOM: Cấu hình deploy.resources.limits cho tất cả các dịch vụ (Grafana trần 512MB, App 384MB, PostgreSQL 512MB). Việc nâng trần RAM cho Grafana lên 512MB giúp giảm thiểu đáng kể nguy cơ bị sập do tràn bộ nhớ (Out Of Memory) khi nạp đồng thời các truy vấn biểu đồ và dữ liệu log lớn, tuy nhiên tài liệu báo cáo nêu rõ giải pháp này không bảo đảm loại bỏ hoàn toàn nguy cơ nếu phát sinh rò rỉ bộ nhớ dài hạn hoặc tải đột biến vượt ngưỡng.</w:t>
-      </w:r>
-    </w:p>
-    <w:p>
-      <w:r>
-        <w:br w:type="page"/>
-      </w:r>
-    </w:p>
-    <w:p>
-      <w:pPr>
-        <w:pStyle w:val="Heading1"/>
-      </w:pPr>
-      <w:r>
-        <w:t>CHƯƠNG 5: KẾT QUẢ KIỂM THỬ THỰC TẾ VÀ ĐỐI CHIẾU TIÊU CHÍ ĐỀ BÀI</w:t>
-      </w:r>
-    </w:p>
-    <w:p>
-      <w:pPr>
-        <w:pStyle w:val="Heading2"/>
-      </w:pPr>
-      <w:r>
-        <w:t>5.1 Bảng Đối Chiếu Tiêu Chí Đề Bài → Minh Chứng Thực Tế → Đánh Giá</w:t>
+        <w:t>Hệ thống HRM Core được thiết kế theo mô hình kiến trúc phân lớp gồm chính xác 11 dịch vụ/container độc lập. Mỗi container đảm nhiệm một chức năng chuyên biệt theo nguyên lý Single Responsibility:</w:t>
       </w:r>
     </w:p>
     <w:tbl>
       <w:tblPr>
-        <w:tblStyle w:val="TableGrid"/>
         <w:tblW w:type="auto" w:w="0"/>
         <w:jc w:val="center"/>
         <w:tblLook w:firstColumn="1" w:firstRow="1" w:lastColumn="0" w:lastRow="0" w:noHBand="0" w:noVBand="1" w:val="04A0"/>
@@ -1148,60 +593,76 @@
         <w:tc>
           <w:tcPr>
             <w:tcW w:type="dxa" w:w="2257"/>
-            <w:shd w:val="clear" w:color="auto" w:fill="003366"/>
+            <w:shd w:val="clear" w:color="auto" w:fill="0F2942"/>
           </w:tcPr>
           <w:p>
+            <w:pPr>
+              <w:jc w:val="center"/>
+            </w:pPr>
             <w:r>
               <w:rPr>
                 <w:b/>
                 <w:color w:val="FFFFFF"/>
+                <w:sz w:val="20"/>
               </w:rPr>
-              <w:t>Yêu Cầu Đề Bài / Tiêu Chí</w:t>
+              <w:t>Container</w:t>
             </w:r>
           </w:p>
         </w:tc>
         <w:tc>
           <w:tcPr>
             <w:tcW w:type="dxa" w:w="2257"/>
-            <w:shd w:val="clear" w:color="auto" w:fill="003366"/>
+            <w:shd w:val="clear" w:color="auto" w:fill="0F2942"/>
           </w:tcPr>
           <w:p>
+            <w:pPr>
+              <w:jc w:val="center"/>
+            </w:pPr>
             <w:r>
               <w:rPr>
                 <w:b/>
                 <w:color w:val="FFFFFF"/>
+                <w:sz w:val="20"/>
               </w:rPr>
-              <w:t>Cấu Hình &amp; Triển Khai</w:t>
+              <w:t>Image &amp; Version</w:t>
             </w:r>
           </w:p>
         </w:tc>
         <w:tc>
           <w:tcPr>
             <w:tcW w:type="dxa" w:w="2257"/>
-            <w:shd w:val="clear" w:color="auto" w:fill="003366"/>
+            <w:shd w:val="clear" w:color="auto" w:fill="0F2942"/>
           </w:tcPr>
           <w:p>
+            <w:pPr>
+              <w:jc w:val="center"/>
+            </w:pPr>
             <w:r>
               <w:rPr>
                 <w:b/>
                 <w:color w:val="FFFFFF"/>
+                <w:sz w:val="20"/>
               </w:rPr>
-              <w:t>Minh Chứng Kiểm Thử Thực Tế</w:t>
+              <w:t>Mạng Phụ Trách</w:t>
             </w:r>
           </w:p>
         </w:tc>
         <w:tc>
           <w:tcPr>
             <w:tcW w:type="dxa" w:w="2257"/>
-            <w:shd w:val="clear" w:color="auto" w:fill="003366"/>
+            <w:shd w:val="clear" w:color="auto" w:fill="0F2942"/>
           </w:tcPr>
           <w:p>
+            <w:pPr>
+              <w:jc w:val="center"/>
+            </w:pPr>
             <w:r>
               <w:rPr>
                 <w:b/>
                 <w:color w:val="FFFFFF"/>
+                <w:sz w:val="20"/>
               </w:rPr>
-              <w:t>Kết Quả</w:t>
+              <w:t>Chức Năng &amp; Cổng</w:t>
             </w:r>
           </w:p>
         </w:tc>
@@ -1211,15 +672,19 @@
           <w:tcPr>
             <w:tcW w:type="dxa" w:w="2257"/>
             <w:tcMar>
-              <w:top w:w="60" w:type="dxa"/>
-              <w:bottom w:w="60" w:type="dxa"/>
-              <w:left w:w="80" w:type="dxa"/>
-              <w:right w:w="80" w:type="dxa"/>
+              <w:top w:w="80" w:type="dxa"/>
+              <w:bottom w:w="80" w:type="dxa"/>
+              <w:left w:w="100" w:type="dxa"/>
+              <w:right w:w="100" w:type="dxa"/>
             </w:tcMar>
           </w:tcPr>
           <w:p>
             <w:r>
-              <w:t>1. Kiến trúc Đa Container (Docker Compose)</w:t>
+              <w:rPr>
+                <w:b/>
+                <w:sz w:val="19"/>
+              </w:rPr>
+              <w:t>hrm-nginx</w:t>
             </w:r>
           </w:p>
         </w:tc>
@@ -1227,15 +692,18 @@
           <w:tcPr>
             <w:tcW w:type="dxa" w:w="2257"/>
             <w:tcMar>
-              <w:top w:w="60" w:type="dxa"/>
-              <w:bottom w:w="60" w:type="dxa"/>
-              <w:left w:w="80" w:type="dxa"/>
-              <w:right w:w="80" w:type="dxa"/>
+              <w:top w:w="80" w:type="dxa"/>
+              <w:bottom w:w="80" w:type="dxa"/>
+              <w:left w:w="100" w:type="dxa"/>
+              <w:right w:w="100" w:type="dxa"/>
             </w:tcMar>
           </w:tcPr>
           <w:p>
             <w:r>
-              <w:t>11 dịch vụ độc lập phân tách 3 mạng nội bộ</w:t>
+              <w:rPr>
+                <w:sz w:val="19"/>
+              </w:rPr>
+              <w:t>nginx:1.25-alpine</w:t>
             </w:r>
           </w:p>
         </w:tc>
@@ -1243,15 +711,18 @@
           <w:tcPr>
             <w:tcW w:type="dxa" w:w="2257"/>
             <w:tcMar>
-              <w:top w:w="60" w:type="dxa"/>
-              <w:bottom w:w="60" w:type="dxa"/>
-              <w:left w:w="80" w:type="dxa"/>
-              <w:right w:w="80" w:type="dxa"/>
+              <w:top w:w="80" w:type="dxa"/>
+              <w:bottom w:w="80" w:type="dxa"/>
+              <w:left w:w="100" w:type="dxa"/>
+              <w:right w:w="100" w:type="dxa"/>
             </w:tcMar>
           </w:tcPr>
           <w:p>
             <w:r>
-              <w:t>docker compose ps: 11/11 container Up &amp; Healthy</w:t>
+              <w:rPr>
+                <w:sz w:val="19"/>
+              </w:rPr>
+              <w:t>frontend</w:t>
             </w:r>
           </w:p>
         </w:tc>
@@ -1259,15 +730,18 @@
           <w:tcPr>
             <w:tcW w:type="dxa" w:w="2257"/>
             <w:tcMar>
-              <w:top w:w="60" w:type="dxa"/>
-              <w:bottom w:w="60" w:type="dxa"/>
-              <w:left w:w="80" w:type="dxa"/>
-              <w:right w:w="80" w:type="dxa"/>
+              <w:top w:w="80" w:type="dxa"/>
+              <w:bottom w:w="80" w:type="dxa"/>
+              <w:left w:w="100" w:type="dxa"/>
+              <w:right w:w="100" w:type="dxa"/>
             </w:tcMar>
           </w:tcPr>
           <w:p>
             <w:r>
-              <w:t>ĐẠT</w:t>
+              <w:rPr>
+                <w:sz w:val="19"/>
+              </w:rPr>
+              <w:t>Reverse Proxy, SSL/TLS, Cổng 80 &amp; 443</w:t>
             </w:r>
           </w:p>
         </w:tc>
@@ -1277,15 +751,19 @@
           <w:tcPr>
             <w:tcW w:type="dxa" w:w="2257"/>
             <w:tcMar>
-              <w:top w:w="60" w:type="dxa"/>
-              <w:bottom w:w="60" w:type="dxa"/>
-              <w:left w:w="80" w:type="dxa"/>
-              <w:right w:w="80" w:type="dxa"/>
+              <w:top w:w="80" w:type="dxa"/>
+              <w:bottom w:w="80" w:type="dxa"/>
+              <w:left w:w="100" w:type="dxa"/>
+              <w:right w:w="100" w:type="dxa"/>
             </w:tcMar>
           </w:tcPr>
           <w:p>
             <w:r>
-              <w:t>2. Quản lý Phòng ban (CRUD Departments)</w:t>
+              <w:rPr>
+                <w:b/>
+                <w:sz w:val="19"/>
+              </w:rPr>
+              <w:t>hrm-app</w:t>
             </w:r>
           </w:p>
         </w:tc>
@@ -1293,15 +771,18 @@
           <w:tcPr>
             <w:tcW w:type="dxa" w:w="2257"/>
             <w:tcMar>
-              <w:top w:w="60" w:type="dxa"/>
-              <w:bottom w:w="60" w:type="dxa"/>
-              <w:left w:w="80" w:type="dxa"/>
-              <w:right w:w="80" w:type="dxa"/>
+              <w:top w:w="80" w:type="dxa"/>
+              <w:bottom w:w="80" w:type="dxa"/>
+              <w:left w:w="100" w:type="dxa"/>
+              <w:right w:w="100" w:type="dxa"/>
             </w:tcMar>
           </w:tcPr>
           <w:p>
             <w:r>
-              <w:t>Node.js Express + PostgreSQL (hrm_app_user)</w:t>
+              <w:rPr>
+                <w:sz w:val="19"/>
+              </w:rPr>
+              <w:t>hrm-app:1.0 (Node 20)</w:t>
             </w:r>
           </w:p>
         </w:tc>
@@ -1309,15 +790,18 @@
           <w:tcPr>
             <w:tcW w:type="dxa" w:w="2257"/>
             <w:tcMar>
-              <w:top w:w="60" w:type="dxa"/>
-              <w:bottom w:w="60" w:type="dxa"/>
-              <w:left w:w="80" w:type="dxa"/>
-              <w:right w:w="80" w:type="dxa"/>
+              <w:top w:w="80" w:type="dxa"/>
+              <w:bottom w:w="80" w:type="dxa"/>
+              <w:left w:w="100" w:type="dxa"/>
+              <w:right w:w="100" w:type="dxa"/>
             </w:tcMar>
           </w:tcPr>
           <w:p>
             <w:r>
-              <w:t>GET/POST/PUT/DELETE /api/departments thành công</w:t>
+              <w:rPr>
+                <w:sz w:val="19"/>
+              </w:rPr>
+              <w:t>frontend, backend</w:t>
             </w:r>
           </w:p>
         </w:tc>
@@ -1325,15 +809,18 @@
           <w:tcPr>
             <w:tcW w:type="dxa" w:w="2257"/>
             <w:tcMar>
-              <w:top w:w="60" w:type="dxa"/>
-              <w:bottom w:w="60" w:type="dxa"/>
-              <w:left w:w="80" w:type="dxa"/>
-              <w:right w:w="80" w:type="dxa"/>
+              <w:top w:w="80" w:type="dxa"/>
+              <w:bottom w:w="80" w:type="dxa"/>
+              <w:left w:w="100" w:type="dxa"/>
+              <w:right w:w="100" w:type="dxa"/>
             </w:tcMar>
           </w:tcPr>
           <w:p>
             <w:r>
-              <w:t>ĐẠT</w:t>
+              <w:rPr>
+                <w:sz w:val="19"/>
+              </w:rPr>
+              <w:t>Ứng dụng Web HRM Core, Cổng nội bộ 3000</w:t>
             </w:r>
           </w:p>
         </w:tc>
@@ -1343,15 +830,19 @@
           <w:tcPr>
             <w:tcW w:type="dxa" w:w="2257"/>
             <w:tcMar>
-              <w:top w:w="60" w:type="dxa"/>
-              <w:bottom w:w="60" w:type="dxa"/>
-              <w:left w:w="80" w:type="dxa"/>
-              <w:right w:w="80" w:type="dxa"/>
+              <w:top w:w="80" w:type="dxa"/>
+              <w:bottom w:w="80" w:type="dxa"/>
+              <w:left w:w="100" w:type="dxa"/>
+              <w:right w:w="100" w:type="dxa"/>
             </w:tcMar>
           </w:tcPr>
           <w:p>
             <w:r>
-              <w:t>3. Quản lý Nhân sự (CRUD Employees)</w:t>
+              <w:rPr>
+                <w:b/>
+                <w:sz w:val="19"/>
+              </w:rPr>
+              <w:t>hrm-postgres</w:t>
             </w:r>
           </w:p>
         </w:tc>
@@ -1359,15 +850,18 @@
           <w:tcPr>
             <w:tcW w:type="dxa" w:w="2257"/>
             <w:tcMar>
-              <w:top w:w="60" w:type="dxa"/>
-              <w:bottom w:w="60" w:type="dxa"/>
-              <w:left w:w="80" w:type="dxa"/>
-              <w:right w:w="80" w:type="dxa"/>
+              <w:top w:w="80" w:type="dxa"/>
+              <w:bottom w:w="80" w:type="dxa"/>
+              <w:left w:w="100" w:type="dxa"/>
+              <w:right w:w="100" w:type="dxa"/>
             </w:tcMar>
           </w:tcPr>
           <w:p>
             <w:r>
-              <w:t>Bảo toàn 8 nhân viên, kiểm tra trùng lặp email/code</w:t>
+              <w:rPr>
+                <w:sz w:val="19"/>
+              </w:rPr>
+              <w:t>postgres:16-alpine</w:t>
             </w:r>
           </w:p>
         </w:tc>
@@ -1375,15 +869,18 @@
           <w:tcPr>
             <w:tcW w:type="dxa" w:w="2257"/>
             <w:tcMar>
-              <w:top w:w="60" w:type="dxa"/>
-              <w:bottom w:w="60" w:type="dxa"/>
-              <w:left w:w="80" w:type="dxa"/>
-              <w:right w:w="80" w:type="dxa"/>
+              <w:top w:w="80" w:type="dxa"/>
+              <w:bottom w:w="80" w:type="dxa"/>
+              <w:left w:w="100" w:type="dxa"/>
+              <w:right w:w="100" w:type="dxa"/>
             </w:tcMar>
           </w:tcPr>
           <w:p>
             <w:r>
-              <w:t>GET /api/employees: 8 nhân sự; CRUD NV test thành công</w:t>
+              <w:rPr>
+                <w:sz w:val="19"/>
+              </w:rPr>
+              <w:t>backend</w:t>
             </w:r>
           </w:p>
         </w:tc>
@@ -1391,15 +888,18 @@
           <w:tcPr>
             <w:tcW w:type="dxa" w:w="2257"/>
             <w:tcMar>
-              <w:top w:w="60" w:type="dxa"/>
-              <w:bottom w:w="60" w:type="dxa"/>
-              <w:left w:w="80" w:type="dxa"/>
-              <w:right w:w="80" w:type="dxa"/>
+              <w:top w:w="80" w:type="dxa"/>
+              <w:bottom w:w="80" w:type="dxa"/>
+              <w:left w:w="100" w:type="dxa"/>
+              <w:right w:w="100" w:type="dxa"/>
             </w:tcMar>
           </w:tcPr>
           <w:p>
             <w:r>
-              <w:t>ĐẠT</w:t>
+              <w:rPr>
+                <w:sz w:val="19"/>
+              </w:rPr>
+              <w:t>Cơ sở dữ liệu chính, Cổng nội bộ 5432</w:t>
             </w:r>
           </w:p>
         </w:tc>
@@ -1409,15 +909,19 @@
           <w:tcPr>
             <w:tcW w:type="dxa" w:w="2257"/>
             <w:tcMar>
-              <w:top w:w="60" w:type="dxa"/>
-              <w:bottom w:w="60" w:type="dxa"/>
-              <w:left w:w="80" w:type="dxa"/>
-              <w:right w:w="80" w:type="dxa"/>
+              <w:top w:w="80" w:type="dxa"/>
+              <w:bottom w:w="80" w:type="dxa"/>
+              <w:left w:w="100" w:type="dxa"/>
+              <w:right w:w="100" w:type="dxa"/>
             </w:tcMar>
           </w:tcPr>
           <w:p>
             <w:r>
-              <w:t>4. Chấm công cơ bản (Attendance)</w:t>
+              <w:rPr>
+                <w:b/>
+                <w:sz w:val="19"/>
+              </w:rPr>
+              <w:t>hrm-pgadmin</w:t>
             </w:r>
           </w:p>
         </w:tc>
@@ -1425,15 +929,18 @@
           <w:tcPr>
             <w:tcW w:type="dxa" w:w="2257"/>
             <w:tcMar>
-              <w:top w:w="60" w:type="dxa"/>
-              <w:bottom w:w="60" w:type="dxa"/>
-              <w:left w:w="80" w:type="dxa"/>
-              <w:right w:w="80" w:type="dxa"/>
+              <w:top w:w="80" w:type="dxa"/>
+              <w:bottom w:w="80" w:type="dxa"/>
+              <w:left w:w="100" w:type="dxa"/>
+              <w:right w:w="100" w:type="dxa"/>
             </w:tcMar>
           </w:tcPr>
           <w:p>
             <w:r>
-              <w:t>Check-in/out, tự động phân loại đúng giờ/muộn</w:t>
+              <w:rPr>
+                <w:sz w:val="19"/>
+              </w:rPr>
+              <w:t>dpage/pgadmin4:8.11</w:t>
             </w:r>
           </w:p>
         </w:tc>
@@ -1441,15 +948,18 @@
           <w:tcPr>
             <w:tcW w:type="dxa" w:w="2257"/>
             <w:tcMar>
-              <w:top w:w="60" w:type="dxa"/>
-              <w:bottom w:w="60" w:type="dxa"/>
-              <w:left w:w="80" w:type="dxa"/>
-              <w:right w:w="80" w:type="dxa"/>
+              <w:top w:w="80" w:type="dxa"/>
+              <w:bottom w:w="80" w:type="dxa"/>
+              <w:left w:w="100" w:type="dxa"/>
+              <w:right w:w="100" w:type="dxa"/>
             </w:tcMar>
           </w:tcPr>
           <w:p>
             <w:r>
-              <w:t>POST /api/attendance/check-in thành công (status: present)</w:t>
+              <w:rPr>
+                <w:sz w:val="19"/>
+              </w:rPr>
+              <w:t>frontend, backend</w:t>
             </w:r>
           </w:p>
         </w:tc>
@@ -1457,15 +967,18 @@
           <w:tcPr>
             <w:tcW w:type="dxa" w:w="2257"/>
             <w:tcMar>
-              <w:top w:w="60" w:type="dxa"/>
-              <w:bottom w:w="60" w:type="dxa"/>
-              <w:left w:w="80" w:type="dxa"/>
-              <w:right w:w="80" w:type="dxa"/>
+              <w:top w:w="80" w:type="dxa"/>
+              <w:bottom w:w="80" w:type="dxa"/>
+              <w:left w:w="100" w:type="dxa"/>
+              <w:right w:w="100" w:type="dxa"/>
             </w:tcMar>
           </w:tcPr>
           <w:p>
             <w:r>
-              <w:t>ĐẠT</w:t>
+              <w:rPr>
+                <w:sz w:val="19"/>
+              </w:rPr>
+              <w:t>Giao diện quản trị DB, Cổng host 5050</w:t>
             </w:r>
           </w:p>
         </w:tc>
@@ -1475,15 +988,19 @@
           <w:tcPr>
             <w:tcW w:type="dxa" w:w="2257"/>
             <w:tcMar>
-              <w:top w:w="60" w:type="dxa"/>
-              <w:bottom w:w="60" w:type="dxa"/>
-              <w:left w:w="80" w:type="dxa"/>
-              <w:right w:w="80" w:type="dxa"/>
+              <w:top w:w="80" w:type="dxa"/>
+              <w:bottom w:w="80" w:type="dxa"/>
+              <w:left w:w="100" w:type="dxa"/>
+              <w:right w:w="100" w:type="dxa"/>
             </w:tcMar>
           </w:tcPr>
           <w:p>
             <w:r>
-              <w:t>5. Cơ sở dữ liệu PostgreSQL &amp; pgAdmin</w:t>
+              <w:rPr>
+                <w:b/>
+                <w:sz w:val="19"/>
+              </w:rPr>
+              <w:t>hrm-postgres-exporter</w:t>
             </w:r>
           </w:p>
         </w:tc>
@@ -1491,15 +1008,18 @@
           <w:tcPr>
             <w:tcW w:type="dxa" w:w="2257"/>
             <w:tcMar>
-              <w:top w:w="60" w:type="dxa"/>
-              <w:bottom w:w="60" w:type="dxa"/>
-              <w:left w:w="80" w:type="dxa"/>
-              <w:right w:w="80" w:type="dxa"/>
+              <w:top w:w="80" w:type="dxa"/>
+              <w:bottom w:w="80" w:type="dxa"/>
+              <w:left w:w="100" w:type="dxa"/>
+              <w:right w:w="100" w:type="dxa"/>
             </w:tcMar>
           </w:tcPr>
           <w:p>
             <w:r>
-              <w:t>PostgreSQL 16 Alpine + pgAdmin 4 Web GUI</w:t>
+              <w:rPr>
+                <w:sz w:val="19"/>
+              </w:rPr>
+              <w:t>postgres-exporter:v0.20.1</w:t>
             </w:r>
           </w:p>
         </w:tc>
@@ -1507,15 +1027,18 @@
           <w:tcPr>
             <w:tcW w:type="dxa" w:w="2257"/>
             <w:tcMar>
-              <w:top w:w="60" w:type="dxa"/>
-              <w:bottom w:w="60" w:type="dxa"/>
-              <w:left w:w="80" w:type="dxa"/>
-              <w:right w:w="80" w:type="dxa"/>
+              <w:top w:w="80" w:type="dxa"/>
+              <w:bottom w:w="80" w:type="dxa"/>
+              <w:left w:w="100" w:type="dxa"/>
+              <w:right w:w="100" w:type="dxa"/>
             </w:tcMar>
           </w:tcPr>
           <w:p>
             <w:r>
-              <w:t>psql kết nối OK; endpoint pgAdmin trả về HTTP 302 chuyển hướng</w:t>
+              <w:rPr>
+                <w:sz w:val="19"/>
+              </w:rPr>
+              <w:t>backend, monitoring</w:t>
             </w:r>
           </w:p>
         </w:tc>
@@ -1523,17 +1046,18 @@
           <w:tcPr>
             <w:tcW w:type="dxa" w:w="2257"/>
             <w:tcMar>
-              <w:top w:w="60" w:type="dxa"/>
-              <w:bottom w:w="60" w:type="dxa"/>
-              <w:left w:w="80" w:type="dxa"/>
-              <w:right w:w="80" w:type="dxa"/>
+              <w:top w:w="80" w:type="dxa"/>
+              <w:bottom w:w="80" w:type="dxa"/>
+              <w:left w:w="100" w:type="dxa"/>
+              <w:right w:w="100" w:type="dxa"/>
             </w:tcMar>
           </w:tcPr>
           <w:p>
             <w:r>
-              <w:t>ĐẠT (Backend)</w:t>
-              <w:br/>
-              <w:t>Chưa kiểm chứng UI</w:t>
+              <w:rPr>
+                <w:sz w:val="19"/>
+              </w:rPr>
+              <w:t>Scrape DB metrics qua hrm_exporter_user, 9187</w:t>
             </w:r>
           </w:p>
         </w:tc>
@@ -1543,15 +1067,19 @@
           <w:tcPr>
             <w:tcW w:type="dxa" w:w="2257"/>
             <w:tcMar>
-              <w:top w:w="60" w:type="dxa"/>
-              <w:bottom w:w="60" w:type="dxa"/>
-              <w:left w:w="80" w:type="dxa"/>
-              <w:right w:w="80" w:type="dxa"/>
+              <w:top w:w="80" w:type="dxa"/>
+              <w:bottom w:w="80" w:type="dxa"/>
+              <w:left w:w="100" w:type="dxa"/>
+              <w:right w:w="100" w:type="dxa"/>
             </w:tcMar>
           </w:tcPr>
           <w:p>
             <w:r>
-              <w:t>6. Nginx HTTPS &amp; Security Headers</w:t>
+              <w:rPr>
+                <w:b/>
+                <w:sz w:val="19"/>
+              </w:rPr>
+              <w:t>hrm-nginx-exporter</w:t>
             </w:r>
           </w:p>
         </w:tc>
@@ -1559,15 +1087,18 @@
           <w:tcPr>
             <w:tcW w:type="dxa" w:w="2257"/>
             <w:tcMar>
-              <w:top w:w="60" w:type="dxa"/>
-              <w:bottom w:w="60" w:type="dxa"/>
-              <w:left w:w="80" w:type="dxa"/>
-              <w:right w:w="80" w:type="dxa"/>
+              <w:top w:w="80" w:type="dxa"/>
+              <w:bottom w:w="80" w:type="dxa"/>
+              <w:left w:w="100" w:type="dxa"/>
+              <w:right w:w="100" w:type="dxa"/>
             </w:tcMar>
           </w:tcPr>
           <w:p>
             <w:r>
-              <w:t>SSL/TLS tự ký SAN + Bộ tiêu chuẩn 5 Headers</w:t>
+              <w:rPr>
+                <w:sz w:val="19"/>
+              </w:rPr>
+              <w:t>nginx-exporter:1.1.0</w:t>
             </w:r>
           </w:p>
         </w:tc>
@@ -1575,15 +1106,18 @@
           <w:tcPr>
             <w:tcW w:type="dxa" w:w="2257"/>
             <w:tcMar>
-              <w:top w:w="60" w:type="dxa"/>
-              <w:bottom w:w="60" w:type="dxa"/>
-              <w:left w:w="80" w:type="dxa"/>
-              <w:right w:w="80" w:type="dxa"/>
+              <w:top w:w="80" w:type="dxa"/>
+              <w:bottom w:w="80" w:type="dxa"/>
+              <w:left w:w="100" w:type="dxa"/>
+              <w:right w:w="100" w:type="dxa"/>
             </w:tcMar>
           </w:tcPr>
           <w:p>
             <w:r>
-              <w:t>curl -k -I https://localhost: HTTP 200, đầy đủ HSTS, CSP, X-Frame</w:t>
+              <w:rPr>
+                <w:sz w:val="19"/>
+              </w:rPr>
+              <w:t>frontend, monitoring</w:t>
             </w:r>
           </w:p>
         </w:tc>
@@ -1591,15 +1125,18 @@
           <w:tcPr>
             <w:tcW w:type="dxa" w:w="2257"/>
             <w:tcMar>
-              <w:top w:w="60" w:type="dxa"/>
-              <w:bottom w:w="60" w:type="dxa"/>
-              <w:left w:w="80" w:type="dxa"/>
-              <w:right w:w="80" w:type="dxa"/>
+              <w:top w:w="80" w:type="dxa"/>
+              <w:bottom w:w="80" w:type="dxa"/>
+              <w:left w:w="100" w:type="dxa"/>
+              <w:right w:w="100" w:type="dxa"/>
             </w:tcMar>
           </w:tcPr>
           <w:p>
             <w:r>
-              <w:t>ĐẠT</w:t>
+              <w:rPr>
+                <w:sz w:val="19"/>
+              </w:rPr>
+              <w:t>Scrape Nginx stub_status metrics, 9113</w:t>
             </w:r>
           </w:p>
         </w:tc>
@@ -1609,15 +1146,19 @@
           <w:tcPr>
             <w:tcW w:type="dxa" w:w="2257"/>
             <w:tcMar>
-              <w:top w:w="60" w:type="dxa"/>
-              <w:bottom w:w="60" w:type="dxa"/>
-              <w:left w:w="80" w:type="dxa"/>
-              <w:right w:w="80" w:type="dxa"/>
+              <w:top w:w="80" w:type="dxa"/>
+              <w:bottom w:w="80" w:type="dxa"/>
+              <w:left w:w="100" w:type="dxa"/>
+              <w:right w:w="100" w:type="dxa"/>
             </w:tcMar>
           </w:tcPr>
           <w:p>
             <w:r>
-              <w:t>7. Bảo vệ endpoint /stub_status</w:t>
+              <w:rPr>
+                <w:b/>
+                <w:sz w:val="19"/>
+              </w:rPr>
+              <w:t>hrm-cadvisor</w:t>
             </w:r>
           </w:p>
         </w:tc>
@@ -1625,15 +1166,18 @@
           <w:tcPr>
             <w:tcW w:type="dxa" w:w="2257"/>
             <w:tcMar>
-              <w:top w:w="60" w:type="dxa"/>
-              <w:bottom w:w="60" w:type="dxa"/>
-              <w:left w:w="80" w:type="dxa"/>
-              <w:right w:w="80" w:type="dxa"/>
+              <w:top w:w="80" w:type="dxa"/>
+              <w:bottom w:w="80" w:type="dxa"/>
+              <w:left w:w="100" w:type="dxa"/>
+              <w:right w:w="100" w:type="dxa"/>
             </w:tcMar>
           </w:tcPr>
           <w:p>
             <w:r>
-              <w:t>Chặn cổng công cộng, mở listener nội bộ 8080</w:t>
+              <w:rPr>
+                <w:sz w:val="19"/>
+              </w:rPr>
+              <w:t>cadvisor:v0.55.1</w:t>
             </w:r>
           </w:p>
         </w:tc>
@@ -1641,15 +1185,18 @@
           <w:tcPr>
             <w:tcW w:type="dxa" w:w="2257"/>
             <w:tcMar>
-              <w:top w:w="60" w:type="dxa"/>
-              <w:bottom w:w="60" w:type="dxa"/>
-              <w:left w:w="80" w:type="dxa"/>
-              <w:right w:w="80" w:type="dxa"/>
+              <w:top w:w="80" w:type="dxa"/>
+              <w:bottom w:w="80" w:type="dxa"/>
+              <w:left w:w="100" w:type="dxa"/>
+              <w:right w:w="100" w:type="dxa"/>
             </w:tcMar>
           </w:tcPr>
           <w:p>
             <w:r>
-              <w:t>Port 80/443: HTTP 403 Forbidden; Port 8080 nội bộ: HTTP 200 OK</w:t>
+              <w:rPr>
+                <w:sz w:val="19"/>
+              </w:rPr>
+              <w:t>monitoring</w:t>
             </w:r>
           </w:p>
         </w:tc>
@@ -1657,15 +1204,18 @@
           <w:tcPr>
             <w:tcW w:type="dxa" w:w="2257"/>
             <w:tcMar>
-              <w:top w:w="60" w:type="dxa"/>
-              <w:bottom w:w="60" w:type="dxa"/>
-              <w:left w:w="80" w:type="dxa"/>
-              <w:right w:w="80" w:type="dxa"/>
+              <w:top w:w="80" w:type="dxa"/>
+              <w:bottom w:w="80" w:type="dxa"/>
+              <w:left w:w="100" w:type="dxa"/>
+              <w:right w:w="100" w:type="dxa"/>
             </w:tcMar>
           </w:tcPr>
           <w:p>
             <w:r>
-              <w:t>ĐẠT</w:t>
+              <w:rPr>
+                <w:sz w:val="19"/>
+              </w:rPr>
+              <w:t>Thu thập CPU/RAM/Net của 11 container, 8080</w:t>
             </w:r>
           </w:p>
         </w:tc>
@@ -1675,15 +1225,19 @@
           <w:tcPr>
             <w:tcW w:type="dxa" w:w="2257"/>
             <w:tcMar>
-              <w:top w:w="60" w:type="dxa"/>
-              <w:bottom w:w="60" w:type="dxa"/>
-              <w:left w:w="80" w:type="dxa"/>
-              <w:right w:w="80" w:type="dxa"/>
+              <w:top w:w="80" w:type="dxa"/>
+              <w:bottom w:w="80" w:type="dxa"/>
+              <w:left w:w="100" w:type="dxa"/>
+              <w:right w:w="100" w:type="dxa"/>
             </w:tcMar>
           </w:tcPr>
           <w:p>
             <w:r>
-              <w:t>8. Giám sát Metrics 3 nhóm (Prometheus)</w:t>
+              <w:rPr>
+                <w:b/>
+                <w:sz w:val="19"/>
+              </w:rPr>
+              <w:t>hrm-prometheus</w:t>
             </w:r>
           </w:p>
         </w:tc>
@@ -1691,15 +1245,18 @@
           <w:tcPr>
             <w:tcW w:type="dxa" w:w="2257"/>
             <w:tcMar>
-              <w:top w:w="60" w:type="dxa"/>
-              <w:bottom w:w="60" w:type="dxa"/>
-              <w:left w:w="80" w:type="dxa"/>
-              <w:right w:w="80" w:type="dxa"/>
+              <w:top w:w="80" w:type="dxa"/>
+              <w:bottom w:w="80" w:type="dxa"/>
+              <w:left w:w="100" w:type="dxa"/>
+              <w:right w:w="100" w:type="dxa"/>
             </w:tcMar>
           </w:tcPr>
           <w:p>
             <w:r>
-              <w:t>Prometheus v3.14 scrape 5 targets nội bộ</w:t>
+              <w:rPr>
+                <w:sz w:val="19"/>
+              </w:rPr>
+              <w:t>prom/prometheus:v3.14.0</w:t>
             </w:r>
           </w:p>
         </w:tc>
@@ -1707,15 +1264,18 @@
           <w:tcPr>
             <w:tcW w:type="dxa" w:w="2257"/>
             <w:tcMar>
-              <w:top w:w="60" w:type="dxa"/>
-              <w:bottom w:w="60" w:type="dxa"/>
-              <w:left w:w="80" w:type="dxa"/>
-              <w:right w:w="80" w:type="dxa"/>
+              <w:top w:w="80" w:type="dxa"/>
+              <w:bottom w:w="80" w:type="dxa"/>
+              <w:left w:w="100" w:type="dxa"/>
+              <w:right w:w="100" w:type="dxa"/>
             </w:tcMar>
           </w:tcPr>
           <w:p>
             <w:r>
-              <w:t>curl /api/v1/targets: 5/5 Targets UP (đã bỏ node-exporter)</w:t>
+              <w:rPr>
+                <w:sz w:val="19"/>
+              </w:rPr>
+              <w:t>monitoring</w:t>
             </w:r>
           </w:p>
         </w:tc>
@@ -1723,15 +1283,18 @@
           <w:tcPr>
             <w:tcW w:type="dxa" w:w="2257"/>
             <w:tcMar>
-              <w:top w:w="60" w:type="dxa"/>
-              <w:bottom w:w="60" w:type="dxa"/>
-              <w:left w:w="80" w:type="dxa"/>
-              <w:right w:w="80" w:type="dxa"/>
+              <w:top w:w="80" w:type="dxa"/>
+              <w:bottom w:w="80" w:type="dxa"/>
+              <w:left w:w="100" w:type="dxa"/>
+              <w:right w:w="100" w:type="dxa"/>
             </w:tcMar>
           </w:tcPr>
           <w:p>
             <w:r>
-              <w:t>ĐẠT</w:t>
+              <w:rPr>
+                <w:sz w:val="19"/>
+              </w:rPr>
+              <w:t>Lưu trữ và scrape 5 targets, Cổng host 9091</w:t>
             </w:r>
           </w:p>
         </w:tc>
@@ -1741,15 +1304,19 @@
           <w:tcPr>
             <w:tcW w:type="dxa" w:w="2257"/>
             <w:tcMar>
-              <w:top w:w="60" w:type="dxa"/>
-              <w:bottom w:w="60" w:type="dxa"/>
-              <w:left w:w="80" w:type="dxa"/>
-              <w:right w:w="80" w:type="dxa"/>
+              <w:top w:w="80" w:type="dxa"/>
+              <w:bottom w:w="80" w:type="dxa"/>
+              <w:left w:w="100" w:type="dxa"/>
+              <w:right w:w="100" w:type="dxa"/>
             </w:tcMar>
           </w:tcPr>
           <w:p>
             <w:r>
-              <w:t>9. Bảng điều khiển Grafana Dashboard</w:t>
+              <w:rPr>
+                <w:b/>
+                <w:sz w:val="19"/>
+              </w:rPr>
+              <w:t>hrm-grafana</w:t>
             </w:r>
           </w:p>
         </w:tc>
@@ -1757,15 +1324,18 @@
           <w:tcPr>
             <w:tcW w:type="dxa" w:w="2257"/>
             <w:tcMar>
-              <w:top w:w="60" w:type="dxa"/>
-              <w:bottom w:w="60" w:type="dxa"/>
-              <w:left w:w="80" w:type="dxa"/>
-              <w:right w:w="80" w:type="dxa"/>
+              <w:top w:w="80" w:type="dxa"/>
+              <w:bottom w:w="80" w:type="dxa"/>
+              <w:left w:w="100" w:type="dxa"/>
+              <w:right w:w="100" w:type="dxa"/>
             </w:tcMar>
           </w:tcPr>
           <w:p>
             <w:r>
-              <w:t>Dashboard 15 panels lọc đúng project 'hrm'</w:t>
+              <w:rPr>
+                <w:sz w:val="19"/>
+              </w:rPr>
+              <w:t>grafana:13.2.1</w:t>
             </w:r>
           </w:p>
         </w:tc>
@@ -1773,15 +1343,18 @@
           <w:tcPr>
             <w:tcW w:type="dxa" w:w="2257"/>
             <w:tcMar>
-              <w:top w:w="60" w:type="dxa"/>
-              <w:bottom w:w="60" w:type="dxa"/>
-              <w:left w:w="80" w:type="dxa"/>
-              <w:right w:w="80" w:type="dxa"/>
+              <w:top w:w="80" w:type="dxa"/>
+              <w:bottom w:w="80" w:type="dxa"/>
+              <w:left w:w="100" w:type="dxa"/>
+              <w:right w:w="100" w:type="dxa"/>
             </w:tcMar>
           </w:tcPr>
           <w:p>
             <w:r>
-              <w:t>Số container = 11; Dữ liệu CPU, RAM, Network, TPS hiển thị thật</w:t>
+              <w:rPr>
+                <w:sz w:val="19"/>
+              </w:rPr>
+              <w:t>monitoring, frontend</w:t>
             </w:r>
           </w:p>
         </w:tc>
@@ -1789,15 +1362,18 @@
           <w:tcPr>
             <w:tcW w:type="dxa" w:w="2257"/>
             <w:tcMar>
-              <w:top w:w="60" w:type="dxa"/>
-              <w:bottom w:w="60" w:type="dxa"/>
-              <w:left w:w="80" w:type="dxa"/>
-              <w:right w:w="80" w:type="dxa"/>
+              <w:top w:w="80" w:type="dxa"/>
+              <w:bottom w:w="80" w:type="dxa"/>
+              <w:left w:w="100" w:type="dxa"/>
+              <w:right w:w="100" w:type="dxa"/>
             </w:tcMar>
           </w:tcPr>
           <w:p>
             <w:r>
-              <w:t>ĐẠT</w:t>
+              <w:rPr>
+                <w:sz w:val="19"/>
+              </w:rPr>
+              <w:t>Trực quan hóa Dashboard, Cổng host 3001</w:t>
             </w:r>
           </w:p>
         </w:tc>
@@ -1807,15 +1383,19 @@
           <w:tcPr>
             <w:tcW w:type="dxa" w:w="2257"/>
             <w:tcMar>
-              <w:top w:w="60" w:type="dxa"/>
-              <w:bottom w:w="60" w:type="dxa"/>
-              <w:left w:w="80" w:type="dxa"/>
-              <w:right w:w="80" w:type="dxa"/>
+              <w:top w:w="80" w:type="dxa"/>
+              <w:bottom w:w="80" w:type="dxa"/>
+              <w:left w:w="100" w:type="dxa"/>
+              <w:right w:w="100" w:type="dxa"/>
             </w:tcMar>
           </w:tcPr>
           <w:p>
             <w:r>
-              <w:t>10. Hệ thống Log Tập Trung (Loki + Promtail)</w:t>
+              <w:rPr>
+                <w:b/>
+                <w:sz w:val="19"/>
+              </w:rPr>
+              <w:t>hrm-loki</w:t>
             </w:r>
           </w:p>
         </w:tc>
@@ -1823,15 +1403,18 @@
           <w:tcPr>
             <w:tcW w:type="dxa" w:w="2257"/>
             <w:tcMar>
-              <w:top w:w="60" w:type="dxa"/>
-              <w:bottom w:w="60" w:type="dxa"/>
-              <w:left w:w="80" w:type="dxa"/>
-              <w:right w:w="80" w:type="dxa"/>
+              <w:top w:w="80" w:type="dxa"/>
+              <w:bottom w:w="80" w:type="dxa"/>
+              <w:left w:w="100" w:type="dxa"/>
+              <w:right w:w="100" w:type="dxa"/>
             </w:tcMar>
           </w:tcPr>
           <w:p>
             <w:r>
-              <w:t>Promtail docker_sd_configs lọc project=hrm</w:t>
+              <w:rPr>
+                <w:sz w:val="19"/>
+              </w:rPr>
+              <w:t>grafana/loki:3.7.7</w:t>
             </w:r>
           </w:p>
         </w:tc>
@@ -1839,15 +1422,18 @@
           <w:tcPr>
             <w:tcW w:type="dxa" w:w="2257"/>
             <w:tcMar>
-              <w:top w:w="60" w:type="dxa"/>
-              <w:bottom w:w="60" w:type="dxa"/>
-              <w:left w:w="80" w:type="dxa"/>
-              <w:right w:w="80" w:type="dxa"/>
+              <w:top w:w="80" w:type="dxa"/>
+              <w:bottom w:w="80" w:type="dxa"/>
+              <w:left w:w="100" w:type="dxa"/>
+              <w:right w:w="100" w:type="dxa"/>
             </w:tcMar>
           </w:tcPr>
           <w:p>
             <w:r>
-              <w:t>Nhãn Loki chỉ chứa project='hrm', gom đủ 11 container của HRM</w:t>
+              <w:rPr>
+                <w:sz w:val="19"/>
+              </w:rPr>
+              <w:t>monitoring</w:t>
             </w:r>
           </w:p>
         </w:tc>
@@ -1855,15 +1441,18 @@
           <w:tcPr>
             <w:tcW w:type="dxa" w:w="2257"/>
             <w:tcMar>
-              <w:top w:w="60" w:type="dxa"/>
-              <w:bottom w:w="60" w:type="dxa"/>
-              <w:left w:w="80" w:type="dxa"/>
-              <w:right w:w="80" w:type="dxa"/>
+              <w:top w:w="80" w:type="dxa"/>
+              <w:bottom w:w="80" w:type="dxa"/>
+              <w:left w:w="100" w:type="dxa"/>
+              <w:right w:w="100" w:type="dxa"/>
             </w:tcMar>
           </w:tcPr>
           <w:p>
             <w:r>
-              <w:t>ĐẠT</w:t>
+              <w:rPr>
+                <w:sz w:val="19"/>
+              </w:rPr>
+              <w:t>Lưu trữ và xử lý truy vấn LogQL, Cổng host 3101</w:t>
             </w:r>
           </w:p>
         </w:tc>
@@ -1873,15 +1462,19 @@
           <w:tcPr>
             <w:tcW w:type="dxa" w:w="2257"/>
             <w:tcMar>
-              <w:top w:w="60" w:type="dxa"/>
-              <w:bottom w:w="60" w:type="dxa"/>
-              <w:left w:w="80" w:type="dxa"/>
-              <w:right w:w="80" w:type="dxa"/>
+              <w:top w:w="80" w:type="dxa"/>
+              <w:bottom w:w="80" w:type="dxa"/>
+              <w:left w:w="100" w:type="dxa"/>
+              <w:right w:w="100" w:type="dxa"/>
             </w:tcMar>
           </w:tcPr>
           <w:p>
             <w:r>
-              <w:t>11. Ba câu truy vấn LogQL thực tế</w:t>
+              <w:rPr>
+                <w:b/>
+                <w:sz w:val="19"/>
+              </w:rPr>
+              <w:t>hrm-promtail</w:t>
             </w:r>
           </w:p>
         </w:tc>
@@ -1889,15 +1482,18 @@
           <w:tcPr>
             <w:tcW w:type="dxa" w:w="2257"/>
             <w:tcMar>
-              <w:top w:w="60" w:type="dxa"/>
-              <w:bottom w:w="60" w:type="dxa"/>
-              <w:left w:w="80" w:type="dxa"/>
-              <w:right w:w="80" w:type="dxa"/>
+              <w:top w:w="80" w:type="dxa"/>
+              <w:bottom w:w="80" w:type="dxa"/>
+              <w:left w:w="100" w:type="dxa"/>
+              <w:right w:w="100" w:type="dxa"/>
             </w:tcMar>
           </w:tcPr>
           <w:p>
             <w:r>
-              <w:t>LogQL Nginx log, lọc 401/200, đếm log rate</w:t>
+              <w:rPr>
+                <w:sz w:val="19"/>
+              </w:rPr>
+              <w:t>grafana/promtail:3.6.8</w:t>
             </w:r>
           </w:p>
         </w:tc>
@@ -1905,15 +1501,18 @@
           <w:tcPr>
             <w:tcW w:type="dxa" w:w="2257"/>
             <w:tcMar>
-              <w:top w:w="60" w:type="dxa"/>
-              <w:bottom w:w="60" w:type="dxa"/>
-              <w:left w:w="80" w:type="dxa"/>
-              <w:right w:w="80" w:type="dxa"/>
+              <w:top w:w="80" w:type="dxa"/>
+              <w:bottom w:w="80" w:type="dxa"/>
+              <w:left w:w="100" w:type="dxa"/>
+              <w:right w:w="100" w:type="dxa"/>
             </w:tcMar>
           </w:tcPr>
           <w:p>
             <w:r>
-              <w:t>Thực thi trả về đúng stream log và metric vector (40 log/5m)</w:t>
+              <w:rPr>
+                <w:sz w:val="19"/>
+              </w:rPr>
+              <w:t>monitoring</w:t>
             </w:r>
           </w:p>
         </w:tc>
@@ -1921,279 +1520,18 @@
           <w:tcPr>
             <w:tcW w:type="dxa" w:w="2257"/>
             <w:tcMar>
-              <w:top w:w="60" w:type="dxa"/>
-              <w:bottom w:w="60" w:type="dxa"/>
-              <w:left w:w="80" w:type="dxa"/>
-              <w:right w:w="80" w:type="dxa"/>
+              <w:top w:w="80" w:type="dxa"/>
+              <w:bottom w:w="80" w:type="dxa"/>
+              <w:left w:w="100" w:type="dxa"/>
+              <w:right w:w="100" w:type="dxa"/>
             </w:tcMar>
           </w:tcPr>
           <w:p>
             <w:r>
-              <w:t>ĐẠT</w:t>
-            </w:r>
-          </w:p>
-        </w:tc>
-      </w:tr>
-      <w:tr>
-        <w:tc>
-          <w:tcPr>
-            <w:tcW w:type="dxa" w:w="2257"/>
-            <w:tcMar>
-              <w:top w:w="60" w:type="dxa"/>
-              <w:bottom w:w="60" w:type="dxa"/>
-              <w:left w:w="80" w:type="dxa"/>
-              <w:right w:w="80" w:type="dxa"/>
-            </w:tcMar>
-          </w:tcPr>
-          <w:p>
-            <w:r>
-              <w:t>12. Hardening: Non-root App Execution</w:t>
-            </w:r>
-          </w:p>
-        </w:tc>
-        <w:tc>
-          <w:tcPr>
-            <w:tcW w:type="dxa" w:w="2257"/>
-            <w:tcMar>
-              <w:top w:w="60" w:type="dxa"/>
-              <w:bottom w:w="60" w:type="dxa"/>
-              <w:left w:w="80" w:type="dxa"/>
-              <w:right w:w="80" w:type="dxa"/>
-            </w:tcMar>
-          </w:tcPr>
-          <w:p>
-            <w:r>
-              <w:t>Dockerfile USER node (UID 1000)</w:t>
-            </w:r>
-          </w:p>
-        </w:tc>
-        <w:tc>
-          <w:tcPr>
-            <w:tcW w:type="dxa" w:w="2257"/>
-            <w:tcMar>
-              <w:top w:w="60" w:type="dxa"/>
-              <w:bottom w:w="60" w:type="dxa"/>
-              <w:left w:w="80" w:type="dxa"/>
-              <w:right w:w="80" w:type="dxa"/>
-            </w:tcMar>
-          </w:tcPr>
-          <w:p>
-            <w:r>
-              <w:t>docker exec hrm-app id -&gt; uid=1000(node) gid=1000(node)</w:t>
-            </w:r>
-          </w:p>
-        </w:tc>
-        <w:tc>
-          <w:tcPr>
-            <w:tcW w:type="dxa" w:w="2257"/>
-            <w:tcMar>
-              <w:top w:w="60" w:type="dxa"/>
-              <w:bottom w:w="60" w:type="dxa"/>
-              <w:left w:w="80" w:type="dxa"/>
-              <w:right w:w="80" w:type="dxa"/>
-            </w:tcMar>
-          </w:tcPr>
-          <w:p>
-            <w:r>
-              <w:t>ĐẠT</w:t>
-            </w:r>
-          </w:p>
-        </w:tc>
-      </w:tr>
-      <w:tr>
-        <w:tc>
-          <w:tcPr>
-            <w:tcW w:type="dxa" w:w="2257"/>
-            <w:tcMar>
-              <w:top w:w="60" w:type="dxa"/>
-              <w:bottom w:w="60" w:type="dxa"/>
-              <w:left w:w="80" w:type="dxa"/>
-              <w:right w:w="80" w:type="dxa"/>
-            </w:tcMar>
-          </w:tcPr>
-          <w:p>
-            <w:r>
-              <w:t>13. Hardening: Đóng cổng Database host</w:t>
-            </w:r>
-          </w:p>
-        </w:tc>
-        <w:tc>
-          <w:tcPr>
-            <w:tcW w:type="dxa" w:w="2257"/>
-            <w:tcMar>
-              <w:top w:w="60" w:type="dxa"/>
-              <w:bottom w:w="60" w:type="dxa"/>
-              <w:left w:w="80" w:type="dxa"/>
-              <w:right w:w="80" w:type="dxa"/>
-            </w:tcMar>
-          </w:tcPr>
-          <w:p>
-            <w:r>
-              <w:t>Mạng hrm-backend, không publish cổng 5432</w:t>
-            </w:r>
-          </w:p>
-        </w:tc>
-        <w:tc>
-          <w:tcPr>
-            <w:tcW w:type="dxa" w:w="2257"/>
-            <w:tcMar>
-              <w:top w:w="60" w:type="dxa"/>
-              <w:bottom w:w="60" w:type="dxa"/>
-              <w:left w:w="80" w:type="dxa"/>
-              <w:right w:w="80" w:type="dxa"/>
-            </w:tcMar>
-          </w:tcPr>
-          <w:p>
-            <w:r>
-              <w:t>ss -tulpn | grep 5432 -&gt; Không mở cổng trên máy chủ vật lý</w:t>
-            </w:r>
-          </w:p>
-        </w:tc>
-        <w:tc>
-          <w:tcPr>
-            <w:tcW w:type="dxa" w:w="2257"/>
-            <w:tcMar>
-              <w:top w:w="60" w:type="dxa"/>
-              <w:bottom w:w="60" w:type="dxa"/>
-              <w:left w:w="80" w:type="dxa"/>
-              <w:right w:w="80" w:type="dxa"/>
-            </w:tcMar>
-          </w:tcPr>
-          <w:p>
-            <w:r>
-              <w:t>ĐẠT</w:t>
-            </w:r>
-          </w:p>
-        </w:tc>
-      </w:tr>
-      <w:tr>
-        <w:tc>
-          <w:tcPr>
-            <w:tcW w:type="dxa" w:w="2257"/>
-            <w:tcMar>
-              <w:top w:w="60" w:type="dxa"/>
-              <w:bottom w:w="60" w:type="dxa"/>
-              <w:left w:w="80" w:type="dxa"/>
-              <w:right w:w="80" w:type="dxa"/>
-            </w:tcMar>
-          </w:tcPr>
-          <w:p>
-            <w:r>
-              <w:t>14. Hardening: Zero hardcoded secrets</w:t>
-            </w:r>
-          </w:p>
-        </w:tc>
-        <w:tc>
-          <w:tcPr>
-            <w:tcW w:type="dxa" w:w="2257"/>
-            <w:tcMar>
-              <w:top w:w="60" w:type="dxa"/>
-              <w:bottom w:w="60" w:type="dxa"/>
-              <w:left w:w="80" w:type="dxa"/>
-              <w:right w:w="80" w:type="dxa"/>
-            </w:tcMar>
-          </w:tcPr>
-          <w:p>
-            <w:r>
-              <w:t>Mật khẩu quản lý ngoài Git qua .env</w:t>
-            </w:r>
-          </w:p>
-        </w:tc>
-        <w:tc>
-          <w:tcPr>
-            <w:tcW w:type="dxa" w:w="2257"/>
-            <w:tcMar>
-              <w:top w:w="60" w:type="dxa"/>
-              <w:bottom w:w="60" w:type="dxa"/>
-              <w:left w:w="80" w:type="dxa"/>
-              <w:right w:w="80" w:type="dxa"/>
-            </w:tcMar>
-          </w:tcPr>
-          <w:p>
-            <w:r>
-              <w:t>Quét mã nguồn sạch 100%, không còn mật khẩu dự phòng mặc định</w:t>
-            </w:r>
-          </w:p>
-        </w:tc>
-        <w:tc>
-          <w:tcPr>
-            <w:tcW w:type="dxa" w:w="2257"/>
-            <w:tcMar>
-              <w:top w:w="60" w:type="dxa"/>
-              <w:bottom w:w="60" w:type="dxa"/>
-              <w:left w:w="80" w:type="dxa"/>
-              <w:right w:w="80" w:type="dxa"/>
-            </w:tcMar>
-          </w:tcPr>
-          <w:p>
-            <w:r>
-              <w:t>ĐẠT</w:t>
-            </w:r>
-          </w:p>
-        </w:tc>
-      </w:tr>
-      <w:tr>
-        <w:tc>
-          <w:tcPr>
-            <w:tcW w:type="dxa" w:w="2257"/>
-            <w:tcMar>
-              <w:top w:w="60" w:type="dxa"/>
-              <w:bottom w:w="60" w:type="dxa"/>
-              <w:left w:w="80" w:type="dxa"/>
-              <w:right w:w="80" w:type="dxa"/>
-            </w:tcMar>
-          </w:tcPr>
-          <w:p>
-            <w:r>
-              <w:t>15. Hardening: Phân tách quyền DB tối thiểu</w:t>
-            </w:r>
-          </w:p>
-        </w:tc>
-        <w:tc>
-          <w:tcPr>
-            <w:tcW w:type="dxa" w:w="2257"/>
-            <w:tcMar>
-              <w:top w:w="60" w:type="dxa"/>
-              <w:bottom w:w="60" w:type="dxa"/>
-              <w:left w:w="80" w:type="dxa"/>
-              <w:right w:w="80" w:type="dxa"/>
-            </w:tcMar>
-          </w:tcPr>
-          <w:p>
-            <w:r>
-              <w:t>hrm_app_user (DML) &amp; hrm_exporter_user (Stats)</w:t>
-            </w:r>
-          </w:p>
-        </w:tc>
-        <w:tc>
-          <w:tcPr>
-            <w:tcW w:type="dxa" w:w="2257"/>
-            <w:tcMar>
-              <w:top w:w="60" w:type="dxa"/>
-              <w:bottom w:w="60" w:type="dxa"/>
-              <w:left w:w="80" w:type="dxa"/>
-              <w:right w:w="80" w:type="dxa"/>
-            </w:tcMar>
-          </w:tcPr>
-          <w:p>
-            <w:r>
-              <w:t>App CRUD OK, cấm DDL; Exporter đọc metrics OK, cấm xem users</w:t>
-            </w:r>
-          </w:p>
-        </w:tc>
-        <w:tc>
-          <w:tcPr>
-            <w:tcW w:type="dxa" w:w="2257"/>
-            <w:tcMar>
-              <w:top w:w="60" w:type="dxa"/>
-              <w:bottom w:w="60" w:type="dxa"/>
-              <w:left w:w="80" w:type="dxa"/>
-              <w:right w:w="80" w:type="dxa"/>
-            </w:tcMar>
-          </w:tcPr>
-          <w:p>
-            <w:r>
-              <w:t>ĐẠT</w:t>
+              <w:rPr>
+                <w:sz w:val="19"/>
+              </w:rPr>
+              <w:t>Agent thu thập log Docker container đẩy về Loki</w:t>
             </w:r>
           </w:p>
         </w:tc>
@@ -2204,29 +1542,48 @@
         <w:pStyle w:val="Heading2"/>
       </w:pPr>
       <w:r>
-        <w:t>5.2 Kết Quả Thực Nghiệm Kiểm Chứng Cài Mới (Fresh Install Verification)</w:t>
+        <w:rPr>
+          <w:rFonts w:ascii="Times New Roman" w:hAnsi="Times New Roman"/>
+          <w:b/>
+        </w:rPr>
+        <w:t>2.2. Phân vùng mạng và định tuyến Nginx Reverse Proxy (SSL/TLS)</w:t>
       </w:r>
     </w:p>
     <w:p>
       <w:r>
-        <w:t>Nhằm bảo đảm tính độc lập của việc khởi tạo tài khoản quyền tối thiểu và không phụ thuộc vào các thao tác thủ công trên database hiện hữu, một phiên kiểm thử cài mới độc lập (Fresh Deployment Verification) đã được thực hiện bằng container tạm thời hrm-fresh-test-pg kết hợp cùng các tệp kịch bản database/init.sql và database/init-roles.sh.</w:t>
+        <w:t>Hạ tầng mạng Docker được phân tách thành 3 phân vùng biệt lập (Multi-tier Network Isolation):</w:t>
         <w:br/>
-        <w:t>Kết quả kiểm chứng ghi nhận:</w:t>
+        <w:t>• hrm-frontend-network: Cầu nối giao tiếp giữa Nginx Reverse Proxy, Ứng dụng Web HRM và pgAdmin.</w:t>
         <w:br/>
-        <w:t>- PostgreSQL tự động thực thi 01-init.sql khởi tạo cấu trúc 4 bảng và nạp đầy đủ dữ liệu mẫu (4 phòng ban, 8 nhân sự).</w:t>
+        <w:t>• hrm-backend-network: Mạng nội bộ tuyệt đối cách ly, chỉ cho phép ứng dụng HRM, pgAdmin và PostgreSQL Exporter kết nối cơ sở dữ liệu. Cổng 5432 của PostgreSQL tuyệt đối không được ánh xạ (publish) ra máy chủ vật lý.</w:t>
         <w:br/>
-        <w:t>- Script 02-init-roles.sh tự động đọc các tham số mật khẩu từ biến môi trường, khởi tạo thành công 2 role fresh_app_user và fresh_exp_user.</w:t>
+        <w:t>• hrm-monitoring-network: Mạng giám sát chuyên dụng kết nối Prometheus, Grafana, Loki, Promtail và các Exporter.</w:t>
         <w:br/>
-        <w:t>- Tài khoản ứng dụng mới kết nối và truy vấn chính xác: dept_count = 4, emp_count = 8 (code=0).</w:t>
         <w:br/>
-        <w:t>- Tài khoản giám sát mới đọc thành công chỉ số kết nối pg_stat_database (code=0).</w:t>
+        <w:t>Nginx Reverse Proxy được cấu hình làm cổng duy nhất tiếp nhận lưu lượng web:</w:t>
         <w:br/>
-        <w:t>-&gt; Xác nhận giải pháp cài đặt từ kho mã nguồn đạt chuẩn tự động hóa 100%.</w:t>
+        <w:t>- Tự động chuyển hướng HTTP (Cổng 80) sang kết nối HTTPS (Cổng 443) bằng mã trạng thái HTTP 301.</w:t>
+        <w:br/>
+        <w:t>- Áp dụng chứng chỉ số SSL/TLS tự ký (Self-signed certificate) có SAN cho IP 192.168.186.128 và localhost. Lưu ý kỹ thuật: Do là chứng chỉ tự ký nội bộ phục vụ môi trường thực nghiệm, trình duyệt web sẽ hiển thị cảnh báo Untrusted Issuer; người dùng cần chủ động bấm 'Tiếp tục truy cập' (chấp nhận ngoại lệ an toàn) để truy cập ứng dụng.</w:t>
+        <w:br/>
+        <w:t>- Thiết lập các HTTP Security Headers: Strict-Transport-Security (HSTS), Content-Security-Policy (CSP), X-Frame-Options: SAMEORIGIN (ngăn chặn tấn công Clickjacking), X-Content-Type-Options: nosniff.</w:t>
+      </w:r>
+    </w:p>
+    <w:p>
+      <w:pPr>
+        <w:pStyle w:val="Heading2"/>
+      </w:pPr>
+      <w:r>
+        <w:rPr>
+          <w:rFonts w:ascii="Times New Roman" w:hAnsi="Times New Roman"/>
+          <w:b/>
+        </w:rPr>
+        <w:t>2.3. Cấu hình Docker Compose và quản lý biến môi trường (.env)</w:t>
       </w:r>
     </w:p>
     <w:p>
       <w:r>
-        <w:br w:type="page"/>
+        <w:t>Toàn bộ cấu hình khởi chạy được quản lý thống nhất qua file docker-compose.yml. Tuân thủ nguyên tắc bảo mật 'Zero Hardcoded Secrets', tất cả mật khẩu nhạy cảm, cổng truy cập và secret session được đưa ra file biến môi trường .env (nằm trong .gitignore). Kho mã nguồn Git chỉ lưu file mẫu .env.example với các chuỗi placeholder. Mọi giá trị dự phòng mặc định (fallback default password) trong Compose và mã nguồn đã được loại bỏ hoàn toàn.</w:t>
       </w:r>
     </w:p>
     <w:p>
@@ -2234,7 +1591,12 @@
         <w:pStyle w:val="Heading1"/>
       </w:pPr>
       <w:r>
-        <w:t>CHƯƠNG 6: DANH MỤC ẢNH CHỤP MINH CHỨNG VÀ KỊCH BẢN DEMO</w:t>
+        <w:rPr>
+          <w:rFonts w:ascii="Times New Roman" w:hAnsi="Times New Roman"/>
+          <w:b/>
+          <w:color w:val="0F2942"/>
+        </w:rPr>
+        <w:t>CHƯƠNG 3: TRIỂN KHAI THỰC NGHIỆM VÀ QUẢN TRỊ GIÁM SÁT</w:t>
       </w:r>
     </w:p>
     <w:p>
@@ -2242,17 +1604,163 @@
         <w:pStyle w:val="Heading2"/>
       </w:pPr>
       <w:r>
-        <w:t>6.1 Danh Mục Ảnh Chụp Minh Chứng Cần Thiết Cho Báo Cáo</w:t>
+        <w:rPr>
+          <w:rFonts w:ascii="Times New Roman" w:hAnsi="Times New Roman"/>
+          <w:b/>
+        </w:rPr>
+        <w:t>3.1. Triển khai ứng dụng HRM Core và Cơ sở dữ liệu PostgreSQL (kèm pgAdmin 4)</w:t>
       </w:r>
     </w:p>
     <w:p>
       <w:r>
-        <w:t>Để hoàn thiện tài liệu nộp chính thức, sinh viên chụp ảnh màn hình giao diện thực tế theo danh mục chi tiết dưới đây và chèn vào các vị trí đánh dấu trong tài liệu:</w:t>
+        <w:t>1. Cơ sở dữ liệu PostgreSQL 16:</w:t>
+        <w:br/>
+        <w:t>Dữ liệu được lưu trữ bền vững trên Docker Volume hrm_pgdata. Cơ sở dữ liệu hrm_db bao gồm 4 bảng chính:</w:t>
+        <w:br/>
+        <w:t>- departments: Quản lý 4 phòng ban mẫu (PB-IT, PB-HR, PB-KT, PB-KD).</w:t>
+        <w:br/>
+        <w:t>- employees: Quản lý đúng 8 nhân viên mẫu ban đầu (NV001 đến NV008) thuộc các phòng ban.</w:t>
+        <w:br/>
+        <w:t>- attendance: Quản lý 8 bản ghi điểm danh mẫu ngày hiện tại với các trạng thái Đúng giờ, Đi muộn, Nghỉ phép.</w:t>
+        <w:br/>
+        <w:t>- users: Quản lý tài khoản quản trị admin phục vụ đăng nhập phân quyền.</w:t>
+        <w:br/>
+        <w:br/>
+        <w:t>2. Công cụ Quản trị pgAdmin 4:</w:t>
+        <w:br/>
+        <w:t>pgAdmin được triển khai trên cổng host 5050, nạp sẵn cấu hình kết nối tới server PostgreSQL qua servers.json. Phản hồi HTTP 302 chuyển hướng về /login xác nhận dịch vụ backend hoạt động bình thường. Trạng thái giao diện (UI) được ghi nhận trung thực là 'Chưa kiểm chứng qua UI trình duyệt' cho đến khi sinh viên đăng nhập thực tế.</w:t>
+      </w:r>
+    </w:p>
+    <w:p>
+      <w:pPr>
+        <w:pStyle w:val="Heading2"/>
+      </w:pPr>
+      <w:r>
+        <w:rPr>
+          <w:rFonts w:ascii="Times New Roman" w:hAnsi="Times New Roman"/>
+          <w:b/>
+        </w:rPr>
+        <w:t>3.2. Hệ thống Giám sát Metrics với Prometheus và Grafana Dashboard</w:t>
+      </w:r>
+    </w:p>
+    <w:p>
+      <w:r>
+        <w:t>Hệ thống giám sát Prometheus định kỳ cào dữ liệu (scrape interval 10s) từ 5 scrape targets thực tế:</w:t>
+        <w:br/>
+        <w:t>1. Target 'prometheus' (localhost:9090): Tự giám sát máy chủ Prometheus nội bộ.</w:t>
+        <w:br/>
+        <w:t>2. Target 'hrm-app' (hrm-app:3000): Thu thập thời gian phản hồi API và request rate của backend.</w:t>
+        <w:br/>
+        <w:t>3. Target 'hrm-postgres' (hrm-postgres-exporter:9187): Thu thập transaction rate, connection count từ pg_stat_database.</w:t>
+        <w:br/>
+        <w:t>4. Target 'hrm-nginx' (hrm-nginx-exporter:9113): Thu thập lưu lượng HTTP requests và active connections của Nginx.</w:t>
+        <w:br/>
+        <w:t>5. Target 'cadvisor' (hrm-cadvisor:8080): Thu thập CPU, RAM, Network I/O của toàn bộ 11 container HRM.</w:t>
+        <w:br/>
+        <w:t>==&gt; Phân biệt rõ: Có 4 targets phục vụ trực tiếp hệ sinh thái ứng dụng HRM, và tổng cộng là 5 targets khi tính cả Prometheus tự giám sát.</w:t>
+        <w:br/>
+        <w:br/>
+        <w:t>Dashboard Grafana (hrm-dashboard.json) được nạp tự động, trực quan hóa toàn bộ hệ thống theo thời gian thực:</w:t>
+        <w:br/>
+        <w:t>- Panel Đếm Container: Đúng 11 container thuộc dự án HRM (loại trừ container của bài lab khác).</w:t>
+        <w:br/>
+        <w:t>- Panel CPU &amp; Memory: Đo đạc working set thực tế. Grafana tiêu thụ khoảng 265MB RAM trên hạn mức 512MB, trạng thái OOMKilled=false, hệ thống vận hành mượt mà.</w:t>
+        <w:br/>
+        <w:t>- Panel Nginx Request Rate &amp; Postgres Transaction Rate: Phản ánh biến động lưu lượng thực tế.</w:t>
+      </w:r>
+    </w:p>
+    <w:p>
+      <w:pPr>
+        <w:pStyle w:val="Heading2"/>
+      </w:pPr>
+      <w:r>
+        <w:rPr>
+          <w:rFonts w:ascii="Times New Roman" w:hAnsi="Times New Roman"/>
+          <w:b/>
+        </w:rPr>
+        <w:t>3.3. Hệ thống Thu thập và Phân tích Log Tập Trung với Loki 3.7.7 và Promtail 3.6.8</w:t>
+      </w:r>
+    </w:p>
+    <w:p>
+      <w:r>
+        <w:t>Dịch vụ Promtail (phiên bản 3.6.8) thu thập log từ Docker daemon thông qua Docker Service Discovery (bộ lọc label com.docker.compose.project=hrm) và gửi về Loki server (phiên bản 3.7.7) qua cổng nội bộ 3101. Hệ thống hỗ trợ 3 câu truy vấn LogQL chuẩn xác:</w:t>
+        <w:br/>
+        <w:t>• Query 1 (Giám sát Nginx Gateway): {project="hrm", container="hrm-nginx"}</w:t>
+        <w:br/>
+        <w:t>• Query 2 (Phân tích An ninh - Đăng nhập Thất bại &amp; Thành công):</w:t>
+        <w:br/>
+        <w:t xml:space="preserve">  - Lọc đăng nhập thất bại (401): {project="hrm", container="hrm-nginx"} |= "POST /api/auth/login" |= " 401 "</w:t>
+        <w:br/>
+        <w:t xml:space="preserve">  - Lọc đăng nhập thành công (200): {project="hrm", container="hrm-nginx"} |= "POST /api/auth/login" |= " 200 "</w:t>
+        <w:br/>
+        <w:t>• Query 3 (Thống kê Metric Log Rate): sum(count_over_time({project="hrm", container="hrm-nginx"}[5m]))</w:t>
+      </w:r>
+    </w:p>
+    <w:p>
+      <w:pPr>
+        <w:pStyle w:val="Heading1"/>
+      </w:pPr>
+      <w:r>
+        <w:rPr>
+          <w:rFonts w:ascii="Times New Roman" w:hAnsi="Times New Roman"/>
+          <w:b/>
+          <w:color w:val="0F2942"/>
+        </w:rPr>
+        <w:t>CHƯƠNG 4: AN TOÀN HỆ THỐNG (HARDENING), KIỂM THỬ VÀ KẾT LUẬN</w:t>
+      </w:r>
+    </w:p>
+    <w:p>
+      <w:pPr>
+        <w:pStyle w:val="Heading2"/>
+      </w:pPr>
+      <w:r>
+        <w:rPr>
+          <w:rFonts w:ascii="Times New Roman" w:hAnsi="Times New Roman"/>
+          <w:b/>
+        </w:rPr>
+        <w:t>4.1. Bốn biện pháp bảo mật Hardening cốt lõi và Phân quyền DB tối thiểu</w:t>
+      </w:r>
+    </w:p>
+    <w:p>
+      <w:r>
+        <w:t>1. Chạy Container Non-Root:</w:t>
+        <w:br/>
+        <w:t>Ứng dụng chính hrm-app được cấu hình chạy dưới quyền người dùng node (UID 1000, GID 1000) trong Dockerfile. Kiểm tra runtime xác nhận container không sở hữu đặc quyền root, triệt tiêu nguy cơ leo thang đặc quyền ra máy chủ vật lý.</w:t>
+        <w:br/>
+        <w:br/>
+        <w:t>2. Cô lập Mạng Đa tầng &amp; Đóng Cổng Database:</w:t>
+        <w:br/>
+        <w:t>Cơ sở dữ liệu PostgreSQL 16 hoạt động biệt lập trong mạng hrm-backend-network, không publish cổng 5432 ra host vật lý. Lệnh ss -tulpn trên host xác nhận cổng 5432 hoàn toàn không bị lộ ra ngoài internet.</w:t>
+        <w:br/>
+        <w:br/>
+        <w:t>3. Quản lý Secret Ngoài Git &amp; Quét Lịch Sử:</w:t>
+        <w:br/>
+        <w:t>Toàn bộ mật khẩu nhạy cảm được cấu hình qua .env. Quét working tree hiện tại sạch 100%, không còn mật khẩu mặc định nào trong mã nguồn hay HTML. Quét lịch sử Git ghi nhận: trong Commit 1 (d4f40cd) từng có fallback password cho POSTGRES_PASSWORD và PGADMIN_DEFAULT_PASSWORD. Tình trạng xử lý: Toàn bộ mật khẩu dự phòng đã được gỡ bỏ khỏi working tree, và mật khẩu runtime thực tế đã được thay thế/xoay vòng (rotated) sang mật khẩu ngẫu nhiên độ an toàn cao lưu ngoài Git qua .env. Không thực hiện force-push để bảo toàn tính toàn vẹn của repository.</w:t>
+        <w:br/>
+        <w:br/>
+        <w:t>4. Phân Tách Quyền Cơ Sở Dữ Liệu Tối Thiểu (Least Privilege Roles):</w:t>
+        <w:br/>
+        <w:t>Triệt tiêu hoàn toàn việc ứng dụng sử dụng tài khoản superuser kết nối database:</w:t>
+        <w:br/>
+        <w:t>- Role hrm_app_user: Thuộc tính NOSUPERUSER, chỉ được cấp quyền DML (SELECT, INSERT, UPDATE, DELETE) và USAGE sequence. Khi thử thực thi lệnh DDL quản trị (CREATE TABLE), hệ thống từ chối ngay lập tức (permission denied for schema public).</w:t>
+        <w:br/>
+        <w:t>- Role hrm_exporter_user: Thuộc tính NOSUPERUSER, chỉ được gán role hệ thống pg_monitor để đọc chỉ số hiệu năng. Khi thử truy vấn bảng nghiệp vụ (SELECT * FROM users), PostgreSQL từ chối truy cập (permission denied for table users).</w:t>
+      </w:r>
+    </w:p>
+    <w:p>
+      <w:pPr>
+        <w:pStyle w:val="Heading2"/>
+      </w:pPr>
+      <w:r>
+        <w:rPr>
+          <w:rFonts w:ascii="Times New Roman" w:hAnsi="Times New Roman"/>
+          <w:b/>
+        </w:rPr>
+        <w:t>4.2. Bảng đối chiếu yêu cầu đề bài và kết quả kiểm thử toàn diện</w:t>
       </w:r>
     </w:p>
     <w:tbl>
       <w:tblPr>
-        <w:tblStyle w:val="TableGrid"/>
         <w:tblW w:type="auto" w:w="0"/>
         <w:jc w:val="center"/>
         <w:tblLook w:firstColumn="1" w:firstRow="1" w:lastColumn="0" w:lastRow="0" w:noHBand="0" w:noVBand="1" w:val="04A0"/>
@@ -2267,60 +1775,76 @@
         <w:tc>
           <w:tcPr>
             <w:tcW w:type="dxa" w:w="2257"/>
-            <w:shd w:val="clear" w:color="auto" w:fill="003366"/>
+            <w:shd w:val="clear" w:color="auto" w:fill="0F2942"/>
           </w:tcPr>
           <w:p>
+            <w:pPr>
+              <w:jc w:val="center"/>
+            </w:pPr>
             <w:r>
               <w:rPr>
                 <w:b/>
                 <w:color w:val="FFFFFF"/>
+                <w:sz w:val="20"/>
               </w:rPr>
-              <w:t>Mã Ảnh</w:t>
+              <w:t>Yêu Cầu Đề 10</w:t>
             </w:r>
           </w:p>
         </w:tc>
         <w:tc>
           <w:tcPr>
             <w:tcW w:type="dxa" w:w="2257"/>
-            <w:shd w:val="clear" w:color="auto" w:fill="003366"/>
+            <w:shd w:val="clear" w:color="auto" w:fill="0F2942"/>
           </w:tcPr>
           <w:p>
+            <w:pPr>
+              <w:jc w:val="center"/>
+            </w:pPr>
             <w:r>
               <w:rPr>
                 <w:b/>
                 <w:color w:val="FFFFFF"/>
+                <w:sz w:val="20"/>
               </w:rPr>
-              <w:t>URL / Điểm Cuối Truy Cập</w:t>
+              <w:t>Cấu Hình Thực Tế</w:t>
             </w:r>
           </w:p>
         </w:tc>
         <w:tc>
           <w:tcPr>
             <w:tcW w:type="dxa" w:w="2257"/>
-            <w:shd w:val="clear" w:color="auto" w:fill="003366"/>
+            <w:shd w:val="clear" w:color="auto" w:fill="0F2942"/>
           </w:tcPr>
           <w:p>
+            <w:pPr>
+              <w:jc w:val="center"/>
+            </w:pPr>
             <w:r>
               <w:rPr>
                 <w:b/>
                 <w:color w:val="FFFFFF"/>
+                <w:sz w:val="20"/>
               </w:rPr>
-              <w:t>Thao Tác Thực Hiện Trên UI</w:t>
+              <w:t>Minh Chứng Xác Minh</w:t>
             </w:r>
           </w:p>
         </w:tc>
         <w:tc>
           <w:tcPr>
             <w:tcW w:type="dxa" w:w="2257"/>
-            <w:shd w:val="clear" w:color="auto" w:fill="003366"/>
+            <w:shd w:val="clear" w:color="auto" w:fill="0F2942"/>
           </w:tcPr>
           <w:p>
+            <w:pPr>
+              <w:jc w:val="center"/>
+            </w:pPr>
             <w:r>
               <w:rPr>
                 <w:b/>
                 <w:color w:val="FFFFFF"/>
+                <w:sz w:val="20"/>
               </w:rPr>
-              <w:t>Nội Dung Minh Chứng Cần Thể Hiện</w:t>
+              <w:t>Đánh Giá</w:t>
             </w:r>
           </w:p>
         </w:tc>
@@ -2330,15 +1854,18 @@
           <w:tcPr>
             <w:tcW w:type="dxa" w:w="2257"/>
             <w:tcMar>
-              <w:top w:w="60" w:type="dxa"/>
-              <w:bottom w:w="60" w:type="dxa"/>
-              <w:left w:w="80" w:type="dxa"/>
-              <w:right w:w="80" w:type="dxa"/>
+              <w:top w:w="80" w:type="dxa"/>
+              <w:bottom w:w="80" w:type="dxa"/>
+              <w:left w:w="100" w:type="dxa"/>
+              <w:right w:w="100" w:type="dxa"/>
             </w:tcMar>
           </w:tcPr>
           <w:p>
             <w:r>
-              <w:t>IMG_01</w:t>
+              <w:rPr>
+                <w:sz w:val="19"/>
+              </w:rPr>
+              <w:t>Quản lý Nhân viên</w:t>
             </w:r>
           </w:p>
         </w:tc>
@@ -2346,15 +1873,18 @@
           <w:tcPr>
             <w:tcW w:type="dxa" w:w="2257"/>
             <w:tcMar>
-              <w:top w:w="60" w:type="dxa"/>
-              <w:bottom w:w="60" w:type="dxa"/>
-              <w:left w:w="80" w:type="dxa"/>
-              <w:right w:w="80" w:type="dxa"/>
+              <w:top w:w="80" w:type="dxa"/>
+              <w:bottom w:w="80" w:type="dxa"/>
+              <w:left w:w="100" w:type="dxa"/>
+              <w:right w:w="100" w:type="dxa"/>
             </w:tcMar>
           </w:tcPr>
           <w:p>
             <w:r>
-              <w:t>https://github.com/.../DTC245200377-HRM-DevOps</w:t>
+              <w:rPr>
+                <w:sz w:val="19"/>
+              </w:rPr>
+              <w:t>Node.js Express + PostgreSQL</w:t>
             </w:r>
           </w:p>
         </w:tc>
@@ -2362,15 +1892,18 @@
           <w:tcPr>
             <w:tcW w:type="dxa" w:w="2257"/>
             <w:tcMar>
-              <w:top w:w="60" w:type="dxa"/>
-              <w:bottom w:w="60" w:type="dxa"/>
-              <w:left w:w="80" w:type="dxa"/>
-              <w:right w:w="80" w:type="dxa"/>
+              <w:top w:w="80" w:type="dxa"/>
+              <w:bottom w:w="80" w:type="dxa"/>
+              <w:left w:w="100" w:type="dxa"/>
+              <w:right w:w="100" w:type="dxa"/>
             </w:tcMar>
           </w:tcPr>
           <w:p>
             <w:r>
-              <w:t>Mở trang chủ repo trên trình duyệt</w:t>
+              <w:rPr>
+                <w:sz w:val="19"/>
+              </w:rPr>
+              <w:t>CRUD API đầy đủ; chặn mã trùng NV001 (400); 8 NV mẫu</w:t>
             </w:r>
           </w:p>
         </w:tc>
@@ -2378,15 +1911,23 @@
           <w:tcPr>
             <w:tcW w:type="dxa" w:w="2257"/>
             <w:tcMar>
-              <w:top w:w="60" w:type="dxa"/>
-              <w:bottom w:w="60" w:type="dxa"/>
-              <w:left w:w="80" w:type="dxa"/>
-              <w:right w:w="80" w:type="dxa"/>
+              <w:top w:w="80" w:type="dxa"/>
+              <w:bottom w:w="80" w:type="dxa"/>
+              <w:left w:w="100" w:type="dxa"/>
+              <w:right w:w="100" w:type="dxa"/>
             </w:tcMar>
           </w:tcPr>
           <w:p>
+            <w:pPr>
+              <w:jc w:val="center"/>
+            </w:pPr>
             <w:r>
-              <w:t>Danh sách commit chuẩn, file .env không xuất hiện, README chuyên nghiệp</w:t>
+              <w:rPr>
+                <w:b/>
+                <w:color w:val="15803D"/>
+                <w:sz w:val="19"/>
+              </w:rPr>
+              <w:t>ĐẠT</w:t>
             </w:r>
           </w:p>
         </w:tc>
@@ -2396,15 +1937,18 @@
           <w:tcPr>
             <w:tcW w:type="dxa" w:w="2257"/>
             <w:tcMar>
-              <w:top w:w="60" w:type="dxa"/>
-              <w:bottom w:w="60" w:type="dxa"/>
-              <w:left w:w="80" w:type="dxa"/>
-              <w:right w:w="80" w:type="dxa"/>
+              <w:top w:w="80" w:type="dxa"/>
+              <w:bottom w:w="80" w:type="dxa"/>
+              <w:left w:w="100" w:type="dxa"/>
+              <w:right w:w="100" w:type="dxa"/>
             </w:tcMar>
           </w:tcPr>
           <w:p>
             <w:r>
-              <w:t>IMG_02</w:t>
+              <w:rPr>
+                <w:sz w:val="19"/>
+              </w:rPr>
+              <w:t>Quản lý Phòng ban</w:t>
             </w:r>
           </w:p>
         </w:tc>
@@ -2412,15 +1956,18 @@
           <w:tcPr>
             <w:tcW w:type="dxa" w:w="2257"/>
             <w:tcMar>
-              <w:top w:w="60" w:type="dxa"/>
-              <w:bottom w:w="60" w:type="dxa"/>
-              <w:left w:w="80" w:type="dxa"/>
-              <w:right w:w="80" w:type="dxa"/>
+              <w:top w:w="80" w:type="dxa"/>
+              <w:bottom w:w="80" w:type="dxa"/>
+              <w:left w:w="100" w:type="dxa"/>
+              <w:right w:w="100" w:type="dxa"/>
             </w:tcMar>
           </w:tcPr>
           <w:p>
             <w:r>
-              <w:t>https://192.168.186.128/</w:t>
+              <w:rPr>
+                <w:sz w:val="19"/>
+              </w:rPr>
+              <w:t>Node.js Express + PostgreSQL</w:t>
             </w:r>
           </w:p>
         </w:tc>
@@ -2428,15 +1975,18 @@
           <w:tcPr>
             <w:tcW w:type="dxa" w:w="2257"/>
             <w:tcMar>
-              <w:top w:w="60" w:type="dxa"/>
-              <w:bottom w:w="60" w:type="dxa"/>
-              <w:left w:w="80" w:type="dxa"/>
-              <w:right w:w="80" w:type="dxa"/>
+              <w:top w:w="80" w:type="dxa"/>
+              <w:bottom w:w="80" w:type="dxa"/>
+              <w:left w:w="100" w:type="dxa"/>
+              <w:right w:w="100" w:type="dxa"/>
             </w:tcMar>
           </w:tcPr>
           <w:p>
             <w:r>
-              <w:t>Truy cập giao diện Web HRM Core</w:t>
+              <w:rPr>
+                <w:sz w:val="19"/>
+              </w:rPr>
+              <w:t>Chặn xóa phòng ban IT khi còn nhân viên (400)</w:t>
             </w:r>
           </w:p>
         </w:tc>
@@ -2444,15 +1994,23 @@
           <w:tcPr>
             <w:tcW w:type="dxa" w:w="2257"/>
             <w:tcMar>
-              <w:top w:w="60" w:type="dxa"/>
-              <w:bottom w:w="60" w:type="dxa"/>
-              <w:left w:w="80" w:type="dxa"/>
-              <w:right w:w="80" w:type="dxa"/>
+              <w:top w:w="80" w:type="dxa"/>
+              <w:bottom w:w="80" w:type="dxa"/>
+              <w:left w:w="100" w:type="dxa"/>
+              <w:right w:w="100" w:type="dxa"/>
             </w:tcMar>
           </w:tcPr>
           <w:p>
+            <w:pPr>
+              <w:jc w:val="center"/>
+            </w:pPr>
             <w:r>
-              <w:t>Giao diện SPA hiện đại, bảng điều khiển thống kê tổng quan nhân sự &amp; phòng ban</w:t>
+              <w:rPr>
+                <w:b/>
+                <w:color w:val="15803D"/>
+                <w:sz w:val="19"/>
+              </w:rPr>
+              <w:t>ĐẠT</w:t>
             </w:r>
           </w:p>
         </w:tc>
@@ -2462,15 +2020,18 @@
           <w:tcPr>
             <w:tcW w:type="dxa" w:w="2257"/>
             <w:tcMar>
-              <w:top w:w="60" w:type="dxa"/>
-              <w:bottom w:w="60" w:type="dxa"/>
-              <w:left w:w="80" w:type="dxa"/>
-              <w:right w:w="80" w:type="dxa"/>
+              <w:top w:w="80" w:type="dxa"/>
+              <w:bottom w:w="80" w:type="dxa"/>
+              <w:left w:w="100" w:type="dxa"/>
+              <w:right w:w="100" w:type="dxa"/>
             </w:tcMar>
           </w:tcPr>
           <w:p>
             <w:r>
-              <w:t>IMG_03</w:t>
+              <w:rPr>
+                <w:sz w:val="19"/>
+              </w:rPr>
+              <w:t>Quản lý Chấm công</w:t>
             </w:r>
           </w:p>
         </w:tc>
@@ -2478,15 +2039,18 @@
           <w:tcPr>
             <w:tcW w:type="dxa" w:w="2257"/>
             <w:tcMar>
-              <w:top w:w="60" w:type="dxa"/>
-              <w:bottom w:w="60" w:type="dxa"/>
-              <w:left w:w="80" w:type="dxa"/>
-              <w:right w:w="80" w:type="dxa"/>
+              <w:top w:w="80" w:type="dxa"/>
+              <w:bottom w:w="80" w:type="dxa"/>
+              <w:left w:w="100" w:type="dxa"/>
+              <w:right w:w="100" w:type="dxa"/>
             </w:tcMar>
           </w:tcPr>
           <w:p>
             <w:r>
-              <w:t>https://192.168.186.128/#departments</w:t>
+              <w:rPr>
+                <w:sz w:val="19"/>
+              </w:rPr>
+              <w:t>Node.js Express + PostgreSQL</w:t>
             </w:r>
           </w:p>
         </w:tc>
@@ -2494,15 +2058,18 @@
           <w:tcPr>
             <w:tcW w:type="dxa" w:w="2257"/>
             <w:tcMar>
-              <w:top w:w="60" w:type="dxa"/>
-              <w:bottom w:w="60" w:type="dxa"/>
-              <w:left w:w="80" w:type="dxa"/>
-              <w:right w:w="80" w:type="dxa"/>
+              <w:top w:w="80" w:type="dxa"/>
+              <w:bottom w:w="80" w:type="dxa"/>
+              <w:left w:w="100" w:type="dxa"/>
+              <w:right w:w="100" w:type="dxa"/>
             </w:tcMar>
           </w:tcPr>
           <w:p>
             <w:r>
-              <w:t>Vào tab Phòng ban, bấm 'Thêm mới'</w:t>
+              <w:rPr>
+                <w:sz w:val="19"/>
+              </w:rPr>
+              <w:t>Chặn trùng ngày (400); chặn giờ ra trước giờ vào</w:t>
             </w:r>
           </w:p>
         </w:tc>
@@ -2510,15 +2077,23 @@
           <w:tcPr>
             <w:tcW w:type="dxa" w:w="2257"/>
             <w:tcMar>
-              <w:top w:w="60" w:type="dxa"/>
-              <w:bottom w:w="60" w:type="dxa"/>
-              <w:left w:w="80" w:type="dxa"/>
-              <w:right w:w="80" w:type="dxa"/>
+              <w:top w:w="80" w:type="dxa"/>
+              <w:bottom w:w="80" w:type="dxa"/>
+              <w:left w:w="100" w:type="dxa"/>
+              <w:right w:w="100" w:type="dxa"/>
             </w:tcMar>
           </w:tcPr>
           <w:p>
+            <w:pPr>
+              <w:jc w:val="center"/>
+            </w:pPr>
             <w:r>
-              <w:t>Danh sách 4 phòng ban ban đầu và form thêm phòng ban mới với kiểm tra trùng mã</w:t>
+              <w:rPr>
+                <w:b/>
+                <w:color w:val="15803D"/>
+                <w:sz w:val="19"/>
+              </w:rPr>
+              <w:t>ĐẠT</w:t>
             </w:r>
           </w:p>
         </w:tc>
@@ -2528,15 +2103,18 @@
           <w:tcPr>
             <w:tcW w:type="dxa" w:w="2257"/>
             <w:tcMar>
-              <w:top w:w="60" w:type="dxa"/>
-              <w:bottom w:w="60" w:type="dxa"/>
-              <w:left w:w="80" w:type="dxa"/>
-              <w:right w:w="80" w:type="dxa"/>
+              <w:top w:w="80" w:type="dxa"/>
+              <w:bottom w:w="80" w:type="dxa"/>
+              <w:left w:w="100" w:type="dxa"/>
+              <w:right w:w="100" w:type="dxa"/>
             </w:tcMar>
           </w:tcPr>
           <w:p>
             <w:r>
-              <w:t>IMG_04</w:t>
+              <w:rPr>
+                <w:sz w:val="19"/>
+              </w:rPr>
+              <w:t>Cơ sở dữ liệu PostgreSQL</w:t>
             </w:r>
           </w:p>
         </w:tc>
@@ -2544,15 +2122,18 @@
           <w:tcPr>
             <w:tcW w:type="dxa" w:w="2257"/>
             <w:tcMar>
-              <w:top w:w="60" w:type="dxa"/>
-              <w:bottom w:w="60" w:type="dxa"/>
-              <w:left w:w="80" w:type="dxa"/>
-              <w:right w:w="80" w:type="dxa"/>
+              <w:top w:w="80" w:type="dxa"/>
+              <w:bottom w:w="80" w:type="dxa"/>
+              <w:left w:w="100" w:type="dxa"/>
+              <w:right w:w="100" w:type="dxa"/>
             </w:tcMar>
           </w:tcPr>
           <w:p>
             <w:r>
-              <w:t>https://192.168.186.128/#employees</w:t>
+              <w:rPr>
+                <w:sz w:val="19"/>
+              </w:rPr>
+              <w:t>PostgreSQL 16 Alpine (hrm_pgdata)</w:t>
             </w:r>
           </w:p>
         </w:tc>
@@ -2560,15 +2141,18 @@
           <w:tcPr>
             <w:tcW w:type="dxa" w:w="2257"/>
             <w:tcMar>
-              <w:top w:w="60" w:type="dxa"/>
-              <w:bottom w:w="60" w:type="dxa"/>
-              <w:left w:w="80" w:type="dxa"/>
-              <w:right w:w="80" w:type="dxa"/>
+              <w:top w:w="80" w:type="dxa"/>
+              <w:bottom w:w="80" w:type="dxa"/>
+              <w:left w:w="100" w:type="dxa"/>
+              <w:right w:w="100" w:type="dxa"/>
             </w:tcMar>
           </w:tcPr>
           <w:p>
             <w:r>
-              <w:t>Vào tab Nhân viên</w:t>
+              <w:rPr>
+                <w:sz w:val="19"/>
+              </w:rPr>
+              <w:t>4 bảng dữ liệu, 8 NV, 4 PB, 8 chấm công đầy đủ</w:t>
             </w:r>
           </w:p>
         </w:tc>
@@ -2576,15 +2160,23 @@
           <w:tcPr>
             <w:tcW w:type="dxa" w:w="2257"/>
             <w:tcMar>
-              <w:top w:w="60" w:type="dxa"/>
-              <w:bottom w:w="60" w:type="dxa"/>
-              <w:left w:w="80" w:type="dxa"/>
-              <w:right w:w="80" w:type="dxa"/>
+              <w:top w:w="80" w:type="dxa"/>
+              <w:bottom w:w="80" w:type="dxa"/>
+              <w:left w:w="100" w:type="dxa"/>
+              <w:right w:w="100" w:type="dxa"/>
             </w:tcMar>
           </w:tcPr>
           <w:p>
+            <w:pPr>
+              <w:jc w:val="center"/>
+            </w:pPr>
             <w:r>
-              <w:t>Danh sách 8 nhân sự mẫu, chức năng tìm kiếm và trạng thái Active</w:t>
+              <w:rPr>
+                <w:b/>
+                <w:color w:val="15803D"/>
+                <w:sz w:val="19"/>
+              </w:rPr>
+              <w:t>ĐẠT</w:t>
             </w:r>
           </w:p>
         </w:tc>
@@ -2594,15 +2186,18 @@
           <w:tcPr>
             <w:tcW w:type="dxa" w:w="2257"/>
             <w:tcMar>
-              <w:top w:w="60" w:type="dxa"/>
-              <w:bottom w:w="60" w:type="dxa"/>
-              <w:left w:w="80" w:type="dxa"/>
-              <w:right w:w="80" w:type="dxa"/>
+              <w:top w:w="80" w:type="dxa"/>
+              <w:bottom w:w="80" w:type="dxa"/>
+              <w:left w:w="100" w:type="dxa"/>
+              <w:right w:w="100" w:type="dxa"/>
             </w:tcMar>
           </w:tcPr>
           <w:p>
             <w:r>
-              <w:t>IMG_05</w:t>
+              <w:rPr>
+                <w:sz w:val="19"/>
+              </w:rPr>
+              <w:t>Quản trị DB pgAdmin</w:t>
             </w:r>
           </w:p>
         </w:tc>
@@ -2610,15 +2205,18 @@
           <w:tcPr>
             <w:tcW w:type="dxa" w:w="2257"/>
             <w:tcMar>
-              <w:top w:w="60" w:type="dxa"/>
-              <w:bottom w:w="60" w:type="dxa"/>
-              <w:left w:w="80" w:type="dxa"/>
-              <w:right w:w="80" w:type="dxa"/>
+              <w:top w:w="80" w:type="dxa"/>
+              <w:bottom w:w="80" w:type="dxa"/>
+              <w:left w:w="100" w:type="dxa"/>
+              <w:right w:w="100" w:type="dxa"/>
             </w:tcMar>
           </w:tcPr>
           <w:p>
             <w:r>
-              <w:t>https://192.168.186.128/#attendance</w:t>
+              <w:rPr>
+                <w:sz w:val="19"/>
+              </w:rPr>
+              <w:t>pgAdmin 4 Web Container (port 5050)</w:t>
             </w:r>
           </w:p>
         </w:tc>
@@ -2626,15 +2224,18 @@
           <w:tcPr>
             <w:tcW w:type="dxa" w:w="2257"/>
             <w:tcMar>
-              <w:top w:w="60" w:type="dxa"/>
-              <w:bottom w:w="60" w:type="dxa"/>
-              <w:left w:w="80" w:type="dxa"/>
-              <w:right w:w="80" w:type="dxa"/>
+              <w:top w:w="80" w:type="dxa"/>
+              <w:bottom w:w="80" w:type="dxa"/>
+              <w:left w:w="100" w:type="dxa"/>
+              <w:right w:w="100" w:type="dxa"/>
             </w:tcMar>
           </w:tcPr>
           <w:p>
             <w:r>
-              <w:t>Vào tab Chấm công, bấm 'Chấm công vào'</w:t>
+              <w:rPr>
+                <w:sz w:val="19"/>
+              </w:rPr>
+              <w:t>Backend HTTP 302 chuyển hướng login; UI chưa kiểm chứng</w:t>
             </w:r>
           </w:p>
         </w:tc>
@@ -2642,15 +2243,23 @@
           <w:tcPr>
             <w:tcW w:type="dxa" w:w="2257"/>
             <w:tcMar>
-              <w:top w:w="60" w:type="dxa"/>
-              <w:bottom w:w="60" w:type="dxa"/>
-              <w:left w:w="80" w:type="dxa"/>
-              <w:right w:w="80" w:type="dxa"/>
+              <w:top w:w="80" w:type="dxa"/>
+              <w:bottom w:w="80" w:type="dxa"/>
+              <w:left w:w="100" w:type="dxa"/>
+              <w:right w:w="100" w:type="dxa"/>
             </w:tcMar>
           </w:tcPr>
           <w:p>
+            <w:pPr>
+              <w:jc w:val="center"/>
+            </w:pPr>
             <w:r>
-              <w:t>Bảng chấm công ngày hôm nay, nút check-in/check-out và phân loại đúng giờ/muộn</w:t>
+              <w:rPr>
+                <w:b/>
+                <w:color w:val="15803D"/>
+                <w:sz w:val="19"/>
+              </w:rPr>
+              <w:t>ĐẠT (Backend) / Chưa KC (UI)</w:t>
             </w:r>
           </w:p>
         </w:tc>
@@ -2660,15 +2269,18 @@
           <w:tcPr>
             <w:tcW w:type="dxa" w:w="2257"/>
             <w:tcMar>
-              <w:top w:w="60" w:type="dxa"/>
-              <w:bottom w:w="60" w:type="dxa"/>
-              <w:left w:w="80" w:type="dxa"/>
-              <w:right w:w="80" w:type="dxa"/>
+              <w:top w:w="80" w:type="dxa"/>
+              <w:bottom w:w="80" w:type="dxa"/>
+              <w:left w:w="100" w:type="dxa"/>
+              <w:right w:w="100" w:type="dxa"/>
             </w:tcMar>
           </w:tcPr>
           <w:p>
             <w:r>
-              <w:t>IMG_06</w:t>
+              <w:rPr>
+                <w:sz w:val="19"/>
+              </w:rPr>
+              <w:t>Container hóa Docker Compose</w:t>
             </w:r>
           </w:p>
         </w:tc>
@@ -2676,15 +2288,18 @@
           <w:tcPr>
             <w:tcW w:type="dxa" w:w="2257"/>
             <w:tcMar>
-              <w:top w:w="60" w:type="dxa"/>
-              <w:bottom w:w="60" w:type="dxa"/>
-              <w:left w:w="80" w:type="dxa"/>
-              <w:right w:w="80" w:type="dxa"/>
+              <w:top w:w="80" w:type="dxa"/>
+              <w:bottom w:w="80" w:type="dxa"/>
+              <w:left w:w="100" w:type="dxa"/>
+              <w:right w:w="100" w:type="dxa"/>
             </w:tcMar>
           </w:tcPr>
           <w:p>
             <w:r>
-              <w:t>https://192.168.186.128/pgadmin/ (hoặc port 5050)</w:t>
+              <w:rPr>
+                <w:sz w:val="19"/>
+              </w:rPr>
+              <w:t>Docker Compose 11 container</w:t>
             </w:r>
           </w:p>
         </w:tc>
@@ -2692,15 +2307,18 @@
           <w:tcPr>
             <w:tcW w:type="dxa" w:w="2257"/>
             <w:tcMar>
-              <w:top w:w="60" w:type="dxa"/>
-              <w:bottom w:w="60" w:type="dxa"/>
-              <w:left w:w="80" w:type="dxa"/>
-              <w:right w:w="80" w:type="dxa"/>
+              <w:top w:w="80" w:type="dxa"/>
+              <w:bottom w:w="80" w:type="dxa"/>
+              <w:left w:w="100" w:type="dxa"/>
+              <w:right w:w="100" w:type="dxa"/>
             </w:tcMar>
           </w:tcPr>
           <w:p>
             <w:r>
-              <w:t>Đăng nhập tài khoản admin@hrm.com</w:t>
+              <w:rPr>
+                <w:sz w:val="19"/>
+              </w:rPr>
+              <w:t>11 containers Up/Healthy, phân tách 3 mạng nội bộ</w:t>
             </w:r>
           </w:p>
         </w:tc>
@@ -2708,15 +2326,23 @@
           <w:tcPr>
             <w:tcW w:type="dxa" w:w="2257"/>
             <w:tcMar>
-              <w:top w:w="60" w:type="dxa"/>
-              <w:bottom w:w="60" w:type="dxa"/>
-              <w:left w:w="80" w:type="dxa"/>
-              <w:right w:w="80" w:type="dxa"/>
+              <w:top w:w="80" w:type="dxa"/>
+              <w:bottom w:w="80" w:type="dxa"/>
+              <w:left w:w="100" w:type="dxa"/>
+              <w:right w:w="100" w:type="dxa"/>
             </w:tcMar>
           </w:tcPr>
           <w:p>
+            <w:pPr>
+              <w:jc w:val="center"/>
+            </w:pPr>
             <w:r>
-              <w:t>Cây thư mục servers kết nối hrm-postgres, mở bảng employees hiển thị 8 dòng</w:t>
+              <w:rPr>
+                <w:b/>
+                <w:color w:val="15803D"/>
+                <w:sz w:val="19"/>
+              </w:rPr>
+              <w:t>ĐẠT</w:t>
             </w:r>
           </w:p>
         </w:tc>
@@ -2726,15 +2352,18 @@
           <w:tcPr>
             <w:tcW w:type="dxa" w:w="2257"/>
             <w:tcMar>
-              <w:top w:w="60" w:type="dxa"/>
-              <w:bottom w:w="60" w:type="dxa"/>
-              <w:left w:w="80" w:type="dxa"/>
-              <w:right w:w="80" w:type="dxa"/>
+              <w:top w:w="80" w:type="dxa"/>
+              <w:bottom w:w="80" w:type="dxa"/>
+              <w:left w:w="100" w:type="dxa"/>
+              <w:right w:w="100" w:type="dxa"/>
             </w:tcMar>
           </w:tcPr>
           <w:p>
             <w:r>
-              <w:t>IMG_07</w:t>
+              <w:rPr>
+                <w:sz w:val="19"/>
+              </w:rPr>
+              <w:t>Nginx Reverse Proxy &amp; SSL</w:t>
             </w:r>
           </w:p>
         </w:tc>
@@ -2742,15 +2371,18 @@
           <w:tcPr>
             <w:tcW w:type="dxa" w:w="2257"/>
             <w:tcMar>
-              <w:top w:w="60" w:type="dxa"/>
-              <w:bottom w:w="60" w:type="dxa"/>
-              <w:left w:w="80" w:type="dxa"/>
-              <w:right w:w="80" w:type="dxa"/>
+              <w:top w:w="80" w:type="dxa"/>
+              <w:bottom w:w="80" w:type="dxa"/>
+              <w:left w:w="100" w:type="dxa"/>
+              <w:right w:w="100" w:type="dxa"/>
             </w:tcMar>
           </w:tcPr>
           <w:p>
             <w:r>
-              <w:t>Trình duyệt (DevTools F12 Network tab)</w:t>
+              <w:rPr>
+                <w:sz w:val="19"/>
+              </w:rPr>
+              <w:t>Nginx 1.25 Alpine, SSL tự ký SAN</w:t>
             </w:r>
           </w:p>
         </w:tc>
@@ -2758,15 +2390,18 @@
           <w:tcPr>
             <w:tcW w:type="dxa" w:w="2257"/>
             <w:tcMar>
-              <w:top w:w="60" w:type="dxa"/>
-              <w:bottom w:w="60" w:type="dxa"/>
-              <w:left w:w="80" w:type="dxa"/>
-              <w:right w:w="80" w:type="dxa"/>
+              <w:top w:w="80" w:type="dxa"/>
+              <w:bottom w:w="80" w:type="dxa"/>
+              <w:left w:w="100" w:type="dxa"/>
+              <w:right w:w="100" w:type="dxa"/>
             </w:tcMar>
           </w:tcPr>
           <w:p>
             <w:r>
-              <w:t>Kiểm tra kết nối HTTPS cổng 443</w:t>
+              <w:rPr>
+                <w:sz w:val="19"/>
+              </w:rPr>
+              <w:t>HTTPS 200, HTTP 301 redirect, HSTS/CSP đầy đủ</w:t>
             </w:r>
           </w:p>
         </w:tc>
@@ -2774,15 +2409,23 @@
           <w:tcPr>
             <w:tcW w:type="dxa" w:w="2257"/>
             <w:tcMar>
-              <w:top w:w="60" w:type="dxa"/>
-              <w:bottom w:w="60" w:type="dxa"/>
-              <w:left w:w="80" w:type="dxa"/>
-              <w:right w:w="80" w:type="dxa"/>
+              <w:top w:w="80" w:type="dxa"/>
+              <w:bottom w:w="80" w:type="dxa"/>
+              <w:left w:w="100" w:type="dxa"/>
+              <w:right w:w="100" w:type="dxa"/>
             </w:tcMar>
           </w:tcPr>
           <w:p>
+            <w:pPr>
+              <w:jc w:val="center"/>
+            </w:pPr>
             <w:r>
-              <w:t>Biểu tượng ổ khóa SSL/TLS tự ký SAN, tiêu đề response có đủ 5 Security Headers</w:t>
+              <w:rPr>
+                <w:b/>
+                <w:color w:val="15803D"/>
+                <w:sz w:val="19"/>
+              </w:rPr>
+              <w:t>ĐẠT</w:t>
             </w:r>
           </w:p>
         </w:tc>
@@ -2792,15 +2435,18 @@
           <w:tcPr>
             <w:tcW w:type="dxa" w:w="2257"/>
             <w:tcMar>
-              <w:top w:w="60" w:type="dxa"/>
-              <w:bottom w:w="60" w:type="dxa"/>
-              <w:left w:w="80" w:type="dxa"/>
-              <w:right w:w="80" w:type="dxa"/>
+              <w:top w:w="80" w:type="dxa"/>
+              <w:bottom w:w="80" w:type="dxa"/>
+              <w:left w:w="100" w:type="dxa"/>
+              <w:right w:w="100" w:type="dxa"/>
             </w:tcMar>
           </w:tcPr>
           <w:p>
             <w:r>
-              <w:t>IMG_08</w:t>
+              <w:rPr>
+                <w:sz w:val="19"/>
+              </w:rPr>
+              <w:t>Giám sát Container Metrics</w:t>
             </w:r>
           </w:p>
         </w:tc>
@@ -2808,15 +2454,18 @@
           <w:tcPr>
             <w:tcW w:type="dxa" w:w="2257"/>
             <w:tcMar>
-              <w:top w:w="60" w:type="dxa"/>
-              <w:bottom w:w="60" w:type="dxa"/>
-              <w:left w:w="80" w:type="dxa"/>
-              <w:right w:w="80" w:type="dxa"/>
+              <w:top w:w="80" w:type="dxa"/>
+              <w:bottom w:w="80" w:type="dxa"/>
+              <w:left w:w="100" w:type="dxa"/>
+              <w:right w:w="100" w:type="dxa"/>
             </w:tcMar>
           </w:tcPr>
           <w:p>
             <w:r>
-              <w:t>http://192.168.186.128:9091/targets</w:t>
+              <w:rPr>
+                <w:sz w:val="19"/>
+              </w:rPr>
+              <w:t>cAdvisor nội bộ + Prometheus</w:t>
             </w:r>
           </w:p>
         </w:tc>
@@ -2824,15 +2473,18 @@
           <w:tcPr>
             <w:tcW w:type="dxa" w:w="2257"/>
             <w:tcMar>
-              <w:top w:w="60" w:type="dxa"/>
-              <w:bottom w:w="60" w:type="dxa"/>
-              <w:left w:w="80" w:type="dxa"/>
-              <w:right w:w="80" w:type="dxa"/>
+              <w:top w:w="80" w:type="dxa"/>
+              <w:bottom w:w="80" w:type="dxa"/>
+              <w:left w:w="100" w:type="dxa"/>
+              <w:right w:w="100" w:type="dxa"/>
             </w:tcMar>
           </w:tcPr>
           <w:p>
             <w:r>
-              <w:t>Truy cập giao diện Targets Prometheus</w:t>
+              <w:rPr>
+                <w:sz w:val="19"/>
+              </w:rPr>
+              <w:t>Scrape container_cpu_usage_seconds_total 11 container</w:t>
             </w:r>
           </w:p>
         </w:tc>
@@ -2840,15 +2492,23 @@
           <w:tcPr>
             <w:tcW w:type="dxa" w:w="2257"/>
             <w:tcMar>
-              <w:top w:w="60" w:type="dxa"/>
-              <w:bottom w:w="60" w:type="dxa"/>
-              <w:left w:w="80" w:type="dxa"/>
-              <w:right w:w="80" w:type="dxa"/>
+              <w:top w:w="80" w:type="dxa"/>
+              <w:bottom w:w="80" w:type="dxa"/>
+              <w:left w:w="100" w:type="dxa"/>
+              <w:right w:w="100" w:type="dxa"/>
             </w:tcMar>
           </w:tcPr>
           <w:p>
+            <w:pPr>
+              <w:jc w:val="center"/>
+            </w:pPr>
             <w:r>
-              <w:t>Toàn bộ 5 targets (cadvisor, hrm-app, hrm-nginx, hrm-postgres, prometheus) đều UP</w:t>
+              <w:rPr>
+                <w:b/>
+                <w:color w:val="15803D"/>
+                <w:sz w:val="19"/>
+              </w:rPr>
+              <w:t>ĐẠT</w:t>
             </w:r>
           </w:p>
         </w:tc>
@@ -2858,15 +2518,18 @@
           <w:tcPr>
             <w:tcW w:type="dxa" w:w="2257"/>
             <w:tcMar>
-              <w:top w:w="60" w:type="dxa"/>
-              <w:bottom w:w="60" w:type="dxa"/>
-              <w:left w:w="80" w:type="dxa"/>
-              <w:right w:w="80" w:type="dxa"/>
+              <w:top w:w="80" w:type="dxa"/>
+              <w:bottom w:w="80" w:type="dxa"/>
+              <w:left w:w="100" w:type="dxa"/>
+              <w:right w:w="100" w:type="dxa"/>
             </w:tcMar>
           </w:tcPr>
           <w:p>
             <w:r>
-              <w:t>IMG_09</w:t>
+              <w:rPr>
+                <w:sz w:val="19"/>
+              </w:rPr>
+              <w:t>Giám sát Web Server Metrics</w:t>
             </w:r>
           </w:p>
         </w:tc>
@@ -2874,15 +2537,18 @@
           <w:tcPr>
             <w:tcW w:type="dxa" w:w="2257"/>
             <w:tcMar>
-              <w:top w:w="60" w:type="dxa"/>
-              <w:bottom w:w="60" w:type="dxa"/>
-              <w:left w:w="80" w:type="dxa"/>
-              <w:right w:w="80" w:type="dxa"/>
+              <w:top w:w="80" w:type="dxa"/>
+              <w:bottom w:w="80" w:type="dxa"/>
+              <w:left w:w="100" w:type="dxa"/>
+              <w:right w:w="100" w:type="dxa"/>
             </w:tcMar>
           </w:tcPr>
           <w:p>
             <w:r>
-              <w:t>http://192.168.186.128:3001/d/hrm-enterprise-metrics</w:t>
+              <w:rPr>
+                <w:sz w:val="19"/>
+              </w:rPr>
+              <w:t>Nginx Exporter nội bộ</w:t>
             </w:r>
           </w:p>
         </w:tc>
@@ -2890,15 +2556,18 @@
           <w:tcPr>
             <w:tcW w:type="dxa" w:w="2257"/>
             <w:tcMar>
-              <w:top w:w="60" w:type="dxa"/>
-              <w:bottom w:w="60" w:type="dxa"/>
-              <w:left w:w="80" w:type="dxa"/>
-              <w:right w:w="80" w:type="dxa"/>
+              <w:top w:w="80" w:type="dxa"/>
+              <w:bottom w:w="80" w:type="dxa"/>
+              <w:left w:w="100" w:type="dxa"/>
+              <w:right w:w="100" w:type="dxa"/>
             </w:tcMar>
           </w:tcPr>
           <w:p>
             <w:r>
-              <w:t>Mở Grafana Dashboard HRM Core</w:t>
+              <w:rPr>
+                <w:sz w:val="19"/>
+              </w:rPr>
+              <w:t>Scrape nginx_http_requests_total thành công</w:t>
             </w:r>
           </w:p>
         </w:tc>
@@ -2906,15 +2575,23 @@
           <w:tcPr>
             <w:tcW w:type="dxa" w:w="2257"/>
             <w:tcMar>
-              <w:top w:w="60" w:type="dxa"/>
-              <w:bottom w:w="60" w:type="dxa"/>
-              <w:left w:w="80" w:type="dxa"/>
-              <w:right w:w="80" w:type="dxa"/>
+              <w:top w:w="80" w:type="dxa"/>
+              <w:bottom w:w="80" w:type="dxa"/>
+              <w:left w:w="100" w:type="dxa"/>
+              <w:right w:w="100" w:type="dxa"/>
             </w:tcMar>
           </w:tcPr>
           <w:p>
+            <w:pPr>
+              <w:jc w:val="center"/>
+            </w:pPr>
             <w:r>
-              <w:t>Số container = 11, biểu đồ tiêu thụ CPU, RAM, Network I/O có dữ liệu thật</w:t>
+              <w:rPr>
+                <w:b/>
+                <w:color w:val="15803D"/>
+                <w:sz w:val="19"/>
+              </w:rPr>
+              <w:t>ĐẠT</w:t>
             </w:r>
           </w:p>
         </w:tc>
@@ -2924,15 +2601,18 @@
           <w:tcPr>
             <w:tcW w:type="dxa" w:w="2257"/>
             <w:tcMar>
-              <w:top w:w="60" w:type="dxa"/>
-              <w:bottom w:w="60" w:type="dxa"/>
-              <w:left w:w="80" w:type="dxa"/>
-              <w:right w:w="80" w:type="dxa"/>
+              <w:top w:w="80" w:type="dxa"/>
+              <w:bottom w:w="80" w:type="dxa"/>
+              <w:left w:w="100" w:type="dxa"/>
+              <w:right w:w="100" w:type="dxa"/>
             </w:tcMar>
           </w:tcPr>
           <w:p>
             <w:r>
-              <w:t>IMG_10</w:t>
+              <w:rPr>
+                <w:sz w:val="19"/>
+              </w:rPr>
+              <w:t>Giám sát Database Metrics</w:t>
             </w:r>
           </w:p>
         </w:tc>
@@ -2940,15 +2620,18 @@
           <w:tcPr>
             <w:tcW w:type="dxa" w:w="2257"/>
             <w:tcMar>
-              <w:top w:w="60" w:type="dxa"/>
-              <w:bottom w:w="60" w:type="dxa"/>
-              <w:left w:w="80" w:type="dxa"/>
-              <w:right w:w="80" w:type="dxa"/>
+              <w:top w:w="80" w:type="dxa"/>
+              <w:bottom w:w="80" w:type="dxa"/>
+              <w:left w:w="100" w:type="dxa"/>
+              <w:right w:w="100" w:type="dxa"/>
             </w:tcMar>
           </w:tcPr>
           <w:p>
             <w:r>
-              <w:t>http://192.168.186.128:3001/d/hrm-enterprise-metrics</w:t>
+              <w:rPr>
+                <w:sz w:val="19"/>
+              </w:rPr>
+              <w:t>Postgres Exporter (hrm_exporter_user)</w:t>
             </w:r>
           </w:p>
         </w:tc>
@@ -2956,15 +2639,18 @@
           <w:tcPr>
             <w:tcW w:type="dxa" w:w="2257"/>
             <w:tcMar>
-              <w:top w:w="60" w:type="dxa"/>
-              <w:bottom w:w="60" w:type="dxa"/>
-              <w:left w:w="80" w:type="dxa"/>
-              <w:right w:w="80" w:type="dxa"/>
+              <w:top w:w="80" w:type="dxa"/>
+              <w:bottom w:w="80" w:type="dxa"/>
+              <w:left w:w="100" w:type="dxa"/>
+              <w:right w:w="100" w:type="dxa"/>
             </w:tcMar>
           </w:tcPr>
           <w:p>
             <w:r>
-              <w:t>Cuộn xuống nhóm Nginx &amp; PostgreSQL</w:t>
+              <w:rPr>
+                <w:sz w:val="19"/>
+              </w:rPr>
+              <w:t>Scrape pg_stat_database transactions, connections</w:t>
             </w:r>
           </w:p>
         </w:tc>
@@ -2972,15 +2658,23 @@
           <w:tcPr>
             <w:tcW w:type="dxa" w:w="2257"/>
             <w:tcMar>
-              <w:top w:w="60" w:type="dxa"/>
-              <w:bottom w:w="60" w:type="dxa"/>
-              <w:left w:w="80" w:type="dxa"/>
-              <w:right w:w="80" w:type="dxa"/>
+              <w:top w:w="80" w:type="dxa"/>
+              <w:bottom w:w="80" w:type="dxa"/>
+              <w:left w:w="100" w:type="dxa"/>
+              <w:right w:w="100" w:type="dxa"/>
             </w:tcMar>
           </w:tcPr>
           <w:p>
+            <w:pPr>
+              <w:jc w:val="center"/>
+            </w:pPr>
             <w:r>
-              <w:t>Nginx Request Rate, Active Connections, PostgreSQL Commit TPS có biểu đồ dao động</w:t>
+              <w:rPr>
+                <w:b/>
+                <w:color w:val="15803D"/>
+                <w:sz w:val="19"/>
+              </w:rPr>
+              <w:t>ĐẠT</w:t>
             </w:r>
           </w:p>
         </w:tc>
@@ -2990,15 +2684,18 @@
           <w:tcPr>
             <w:tcW w:type="dxa" w:w="2257"/>
             <w:tcMar>
-              <w:top w:w="60" w:type="dxa"/>
-              <w:bottom w:w="60" w:type="dxa"/>
-              <w:left w:w="80" w:type="dxa"/>
-              <w:right w:w="80" w:type="dxa"/>
+              <w:top w:w="80" w:type="dxa"/>
+              <w:bottom w:w="80" w:type="dxa"/>
+              <w:left w:w="100" w:type="dxa"/>
+              <w:right w:w="100" w:type="dxa"/>
             </w:tcMar>
           </w:tcPr>
           <w:p>
             <w:r>
-              <w:t>IMG_11</w:t>
+              <w:rPr>
+                <w:sz w:val="19"/>
+              </w:rPr>
+              <w:t>Dashboard Grafana</w:t>
             </w:r>
           </w:p>
         </w:tc>
@@ -3006,15 +2703,18 @@
           <w:tcPr>
             <w:tcW w:type="dxa" w:w="2257"/>
             <w:tcMar>
-              <w:top w:w="60" w:type="dxa"/>
-              <w:bottom w:w="60" w:type="dxa"/>
-              <w:left w:w="80" w:type="dxa"/>
-              <w:right w:w="80" w:type="dxa"/>
+              <w:top w:w="80" w:type="dxa"/>
+              <w:bottom w:w="80" w:type="dxa"/>
+              <w:left w:w="100" w:type="dxa"/>
+              <w:right w:w="100" w:type="dxa"/>
             </w:tcMar>
           </w:tcPr>
           <w:p>
             <w:r>
-              <w:t>http://192.168.186.128:3001/explore (Loki-HRM)</w:t>
+              <w:rPr>
+                <w:sz w:val="19"/>
+              </w:rPr>
+              <w:t>Grafana 13.2.1 Dashboard tự nạp</w:t>
             </w:r>
           </w:p>
         </w:tc>
@@ -3022,15 +2722,18 @@
           <w:tcPr>
             <w:tcW w:type="dxa" w:w="2257"/>
             <w:tcMar>
-              <w:top w:w="60" w:type="dxa"/>
-              <w:bottom w:w="60" w:type="dxa"/>
-              <w:left w:w="80" w:type="dxa"/>
-              <w:right w:w="80" w:type="dxa"/>
+              <w:top w:w="80" w:type="dxa"/>
+              <w:bottom w:w="80" w:type="dxa"/>
+              <w:left w:w="100" w:type="dxa"/>
+              <w:right w:w="100" w:type="dxa"/>
             </w:tcMar>
           </w:tcPr>
           <w:p>
             <w:r>
-              <w:t>Nhập LogQL xem log Nginx</w:t>
+              <w:rPr>
+                <w:sz w:val="19"/>
+              </w:rPr>
+              <w:t>Hiển thị CPU, RAM, Network, Nginx RPS, Postgres Tx</w:t>
             </w:r>
           </w:p>
         </w:tc>
@@ -3038,15 +2741,23 @@
           <w:tcPr>
             <w:tcW w:type="dxa" w:w="2257"/>
             <w:tcMar>
-              <w:top w:w="60" w:type="dxa"/>
-              <w:bottom w:w="60" w:type="dxa"/>
-              <w:left w:w="80" w:type="dxa"/>
-              <w:right w:w="80" w:type="dxa"/>
+              <w:top w:w="80" w:type="dxa"/>
+              <w:bottom w:w="80" w:type="dxa"/>
+              <w:left w:w="100" w:type="dxa"/>
+              <w:right w:w="100" w:type="dxa"/>
             </w:tcMar>
           </w:tcPr>
           <w:p>
+            <w:pPr>
+              <w:jc w:val="center"/>
+            </w:pPr>
             <w:r>
-              <w:t>Truy vấn {project="hrm", container="hrm-nginx"} hiển thị các dòng access log</w:t>
+              <w:rPr>
+                <w:b/>
+                <w:color w:val="15803D"/>
+                <w:sz w:val="19"/>
+              </w:rPr>
+              <w:t>ĐẠT</w:t>
             </w:r>
           </w:p>
         </w:tc>
@@ -3056,15 +2767,18 @@
           <w:tcPr>
             <w:tcW w:type="dxa" w:w="2257"/>
             <w:tcMar>
-              <w:top w:w="60" w:type="dxa"/>
-              <w:bottom w:w="60" w:type="dxa"/>
-              <w:left w:w="80" w:type="dxa"/>
-              <w:right w:w="80" w:type="dxa"/>
+              <w:top w:w="80" w:type="dxa"/>
+              <w:bottom w:w="80" w:type="dxa"/>
+              <w:left w:w="100" w:type="dxa"/>
+              <w:right w:w="100" w:type="dxa"/>
             </w:tcMar>
           </w:tcPr>
           <w:p>
             <w:r>
-              <w:t>IMG_12</w:t>
+              <w:rPr>
+                <w:sz w:val="19"/>
+              </w:rPr>
+              <w:t>Thu thập Log Tập Trung</w:t>
             </w:r>
           </w:p>
         </w:tc>
@@ -3072,15 +2786,18 @@
           <w:tcPr>
             <w:tcW w:type="dxa" w:w="2257"/>
             <w:tcMar>
-              <w:top w:w="60" w:type="dxa"/>
-              <w:bottom w:w="60" w:type="dxa"/>
-              <w:left w:w="80" w:type="dxa"/>
-              <w:right w:w="80" w:type="dxa"/>
+              <w:top w:w="80" w:type="dxa"/>
+              <w:bottom w:w="80" w:type="dxa"/>
+              <w:left w:w="100" w:type="dxa"/>
+              <w:right w:w="100" w:type="dxa"/>
             </w:tcMar>
           </w:tcPr>
           <w:p>
             <w:r>
-              <w:t>http://192.168.186.128:3001/explore (Loki-HRM)</w:t>
+              <w:rPr>
+                <w:sz w:val="19"/>
+              </w:rPr>
+              <w:t>Loki 3.7.7 + Promtail 3.6.8</w:t>
             </w:r>
           </w:p>
         </w:tc>
@@ -3088,15 +2805,18 @@
           <w:tcPr>
             <w:tcW w:type="dxa" w:w="2257"/>
             <w:tcMar>
-              <w:top w:w="60" w:type="dxa"/>
-              <w:bottom w:w="60" w:type="dxa"/>
-              <w:left w:w="80" w:type="dxa"/>
-              <w:right w:w="80" w:type="dxa"/>
+              <w:top w:w="80" w:type="dxa"/>
+              <w:bottom w:w="80" w:type="dxa"/>
+              <w:left w:w="100" w:type="dxa"/>
+              <w:right w:w="100" w:type="dxa"/>
             </w:tcMar>
           </w:tcPr>
           <w:p>
             <w:r>
-              <w:t>Nhập LogQL lọc mã 401</w:t>
+              <w:rPr>
+                <w:sz w:val="19"/>
+              </w:rPr>
+              <w:t>Promtail thu thập log 11 container HRM đẩy về Loki</w:t>
             </w:r>
           </w:p>
         </w:tc>
@@ -3104,15 +2824,438 @@
           <w:tcPr>
             <w:tcW w:type="dxa" w:w="2257"/>
             <w:tcMar>
-              <w:top w:w="60" w:type="dxa"/>
-              <w:bottom w:w="60" w:type="dxa"/>
-              <w:left w:w="80" w:type="dxa"/>
-              <w:right w:w="80" w:type="dxa"/>
+              <w:top w:w="80" w:type="dxa"/>
+              <w:bottom w:w="80" w:type="dxa"/>
+              <w:left w:w="100" w:type="dxa"/>
+              <w:right w:w="100" w:type="dxa"/>
+            </w:tcMar>
+          </w:tcPr>
+          <w:p>
+            <w:pPr>
+              <w:jc w:val="center"/>
+            </w:pPr>
+            <w:r>
+              <w:rPr>
+                <w:b/>
+                <w:color w:val="15803D"/>
+                <w:sz w:val="19"/>
+              </w:rPr>
+              <w:t>ĐẠT</w:t>
+            </w:r>
+          </w:p>
+        </w:tc>
+      </w:tr>
+      <w:tr>
+        <w:tc>
+          <w:tcPr>
+            <w:tcW w:type="dxa" w:w="2257"/>
+            <w:tcMar>
+              <w:top w:w="80" w:type="dxa"/>
+              <w:bottom w:w="80" w:type="dxa"/>
+              <w:left w:w="100" w:type="dxa"/>
+              <w:right w:w="100" w:type="dxa"/>
             </w:tcMar>
           </w:tcPr>
           <w:p>
             <w:r>
-              <w:t>Truy vấn lọc POST /api/auth/login kèm ' 401 ' hiển thị lượt đăng nhập sai</w:t>
+              <w:rPr>
+                <w:sz w:val="19"/>
+              </w:rPr>
+              <w:t>Truy vấn LogQL</w:t>
+            </w:r>
+          </w:p>
+        </w:tc>
+        <w:tc>
+          <w:tcPr>
+            <w:tcW w:type="dxa" w:w="2257"/>
+            <w:tcMar>
+              <w:top w:w="80" w:type="dxa"/>
+              <w:bottom w:w="80" w:type="dxa"/>
+              <w:left w:w="100" w:type="dxa"/>
+              <w:right w:w="100" w:type="dxa"/>
+            </w:tcMar>
+          </w:tcPr>
+          <w:p>
+            <w:r>
+              <w:rPr>
+                <w:sz w:val="19"/>
+              </w:rPr>
+              <w:t>3 câu truy vấn LogQL chuẩn</w:t>
+            </w:r>
+          </w:p>
+        </w:tc>
+        <w:tc>
+          <w:tcPr>
+            <w:tcW w:type="dxa" w:w="2257"/>
+            <w:tcMar>
+              <w:top w:w="80" w:type="dxa"/>
+              <w:bottom w:w="80" w:type="dxa"/>
+              <w:left w:w="100" w:type="dxa"/>
+              <w:right w:w="100" w:type="dxa"/>
+            </w:tcMar>
+          </w:tcPr>
+          <w:p>
+            <w:r>
+              <w:rPr>
+                <w:sz w:val="19"/>
+              </w:rPr>
+              <w:t>Lọc Nginx access logs, login 401 vs 200, log rate</w:t>
+            </w:r>
+          </w:p>
+        </w:tc>
+        <w:tc>
+          <w:tcPr>
+            <w:tcW w:type="dxa" w:w="2257"/>
+            <w:tcMar>
+              <w:top w:w="80" w:type="dxa"/>
+              <w:bottom w:w="80" w:type="dxa"/>
+              <w:left w:w="100" w:type="dxa"/>
+              <w:right w:w="100" w:type="dxa"/>
+            </w:tcMar>
+          </w:tcPr>
+          <w:p>
+            <w:pPr>
+              <w:jc w:val="center"/>
+            </w:pPr>
+            <w:r>
+              <w:rPr>
+                <w:b/>
+                <w:color w:val="15803D"/>
+                <w:sz w:val="19"/>
+              </w:rPr>
+              <w:t>ĐẠT</w:t>
+            </w:r>
+          </w:p>
+        </w:tc>
+      </w:tr>
+      <w:tr>
+        <w:tc>
+          <w:tcPr>
+            <w:tcW w:type="dxa" w:w="2257"/>
+            <w:tcMar>
+              <w:top w:w="80" w:type="dxa"/>
+              <w:bottom w:w="80" w:type="dxa"/>
+              <w:left w:w="100" w:type="dxa"/>
+              <w:right w:w="100" w:type="dxa"/>
+            </w:tcMar>
+          </w:tcPr>
+          <w:p>
+            <w:r>
+              <w:rPr>
+                <w:sz w:val="19"/>
+              </w:rPr>
+              <w:t>Hardening: App Non-root</w:t>
+            </w:r>
+          </w:p>
+        </w:tc>
+        <w:tc>
+          <w:tcPr>
+            <w:tcW w:type="dxa" w:w="2257"/>
+            <w:tcMar>
+              <w:top w:w="80" w:type="dxa"/>
+              <w:bottom w:w="80" w:type="dxa"/>
+              <w:left w:w="100" w:type="dxa"/>
+              <w:right w:w="100" w:type="dxa"/>
+            </w:tcMar>
+          </w:tcPr>
+          <w:p>
+            <w:r>
+              <w:rPr>
+                <w:sz w:val="19"/>
+              </w:rPr>
+              <w:t>USER node (UID 1000)</w:t>
+            </w:r>
+          </w:p>
+        </w:tc>
+        <w:tc>
+          <w:tcPr>
+            <w:tcW w:type="dxa" w:w="2257"/>
+            <w:tcMar>
+              <w:top w:w="80" w:type="dxa"/>
+              <w:bottom w:w="80" w:type="dxa"/>
+              <w:left w:w="100" w:type="dxa"/>
+              <w:right w:w="100" w:type="dxa"/>
+            </w:tcMar>
+          </w:tcPr>
+          <w:p>
+            <w:r>
+              <w:rPr>
+                <w:sz w:val="19"/>
+              </w:rPr>
+              <w:t>docker exec hrm-app id -&gt; uid=1000(node)</w:t>
+            </w:r>
+          </w:p>
+        </w:tc>
+        <w:tc>
+          <w:tcPr>
+            <w:tcW w:type="dxa" w:w="2257"/>
+            <w:tcMar>
+              <w:top w:w="80" w:type="dxa"/>
+              <w:bottom w:w="80" w:type="dxa"/>
+              <w:left w:w="100" w:type="dxa"/>
+              <w:right w:w="100" w:type="dxa"/>
+            </w:tcMar>
+          </w:tcPr>
+          <w:p>
+            <w:pPr>
+              <w:jc w:val="center"/>
+            </w:pPr>
+            <w:r>
+              <w:rPr>
+                <w:b/>
+                <w:color w:val="15803D"/>
+                <w:sz w:val="19"/>
+              </w:rPr>
+              <w:t>ĐẠT</w:t>
+            </w:r>
+          </w:p>
+        </w:tc>
+      </w:tr>
+      <w:tr>
+        <w:tc>
+          <w:tcPr>
+            <w:tcW w:type="dxa" w:w="2257"/>
+            <w:tcMar>
+              <w:top w:w="80" w:type="dxa"/>
+              <w:bottom w:w="80" w:type="dxa"/>
+              <w:left w:w="100" w:type="dxa"/>
+              <w:right w:w="100" w:type="dxa"/>
+            </w:tcMar>
+          </w:tcPr>
+          <w:p>
+            <w:r>
+              <w:rPr>
+                <w:sz w:val="19"/>
+              </w:rPr>
+              <w:t>Hardening: Cô lập mạng DB</w:t>
+            </w:r>
+          </w:p>
+        </w:tc>
+        <w:tc>
+          <w:tcPr>
+            <w:tcW w:type="dxa" w:w="2257"/>
+            <w:tcMar>
+              <w:top w:w="80" w:type="dxa"/>
+              <w:bottom w:w="80" w:type="dxa"/>
+              <w:left w:w="100" w:type="dxa"/>
+              <w:right w:w="100" w:type="dxa"/>
+            </w:tcMar>
+          </w:tcPr>
+          <w:p>
+            <w:r>
+              <w:rPr>
+                <w:sz w:val="19"/>
+              </w:rPr>
+              <w:t>Mạng hrm-backend, không publish 5432</w:t>
+            </w:r>
+          </w:p>
+        </w:tc>
+        <w:tc>
+          <w:tcPr>
+            <w:tcW w:type="dxa" w:w="2257"/>
+            <w:tcMar>
+              <w:top w:w="80" w:type="dxa"/>
+              <w:bottom w:w="80" w:type="dxa"/>
+              <w:left w:w="100" w:type="dxa"/>
+              <w:right w:w="100" w:type="dxa"/>
+            </w:tcMar>
+          </w:tcPr>
+          <w:p>
+            <w:r>
+              <w:rPr>
+                <w:sz w:val="19"/>
+              </w:rPr>
+              <w:t>ss -tulpn không thấy cổng 5432 trên host</w:t>
+            </w:r>
+          </w:p>
+        </w:tc>
+        <w:tc>
+          <w:tcPr>
+            <w:tcW w:type="dxa" w:w="2257"/>
+            <w:tcMar>
+              <w:top w:w="80" w:type="dxa"/>
+              <w:bottom w:w="80" w:type="dxa"/>
+              <w:left w:w="100" w:type="dxa"/>
+              <w:right w:w="100" w:type="dxa"/>
+            </w:tcMar>
+          </w:tcPr>
+          <w:p>
+            <w:pPr>
+              <w:jc w:val="center"/>
+            </w:pPr>
+            <w:r>
+              <w:rPr>
+                <w:b/>
+                <w:color w:val="15803D"/>
+                <w:sz w:val="19"/>
+              </w:rPr>
+              <w:t>ĐẠT</w:t>
+            </w:r>
+          </w:p>
+        </w:tc>
+      </w:tr>
+      <w:tr>
+        <w:tc>
+          <w:tcPr>
+            <w:tcW w:type="dxa" w:w="2257"/>
+            <w:tcMar>
+              <w:top w:w="80" w:type="dxa"/>
+              <w:bottom w:w="80" w:type="dxa"/>
+              <w:left w:w="100" w:type="dxa"/>
+              <w:right w:w="100" w:type="dxa"/>
+            </w:tcMar>
+          </w:tcPr>
+          <w:p>
+            <w:r>
+              <w:rPr>
+                <w:sz w:val="19"/>
+              </w:rPr>
+              <w:t>Hardening: Secret ngoài Git</w:t>
+            </w:r>
+          </w:p>
+        </w:tc>
+        <w:tc>
+          <w:tcPr>
+            <w:tcW w:type="dxa" w:w="2257"/>
+            <w:tcMar>
+              <w:top w:w="80" w:type="dxa"/>
+              <w:bottom w:w="80" w:type="dxa"/>
+              <w:left w:w="100" w:type="dxa"/>
+              <w:right w:w="100" w:type="dxa"/>
+            </w:tcMar>
+          </w:tcPr>
+          <w:p>
+            <w:r>
+              <w:rPr>
+                <w:sz w:val="19"/>
+              </w:rPr>
+              <w:t>File .env trong .gitignore</w:t>
+            </w:r>
+          </w:p>
+        </w:tc>
+        <w:tc>
+          <w:tcPr>
+            <w:tcW w:type="dxa" w:w="2257"/>
+            <w:tcMar>
+              <w:top w:w="80" w:type="dxa"/>
+              <w:bottom w:w="80" w:type="dxa"/>
+              <w:left w:w="100" w:type="dxa"/>
+              <w:right w:w="100" w:type="dxa"/>
+            </w:tcMar>
+          </w:tcPr>
+          <w:p>
+            <w:r>
+              <w:rPr>
+                <w:sz w:val="19"/>
+              </w:rPr>
+              <w:t>Quét Git không còn hardcode password, .env an toàn</w:t>
+            </w:r>
+          </w:p>
+        </w:tc>
+        <w:tc>
+          <w:tcPr>
+            <w:tcW w:type="dxa" w:w="2257"/>
+            <w:tcMar>
+              <w:top w:w="80" w:type="dxa"/>
+              <w:bottom w:w="80" w:type="dxa"/>
+              <w:left w:w="100" w:type="dxa"/>
+              <w:right w:w="100" w:type="dxa"/>
+            </w:tcMar>
+          </w:tcPr>
+          <w:p>
+            <w:pPr>
+              <w:jc w:val="center"/>
+            </w:pPr>
+            <w:r>
+              <w:rPr>
+                <w:b/>
+                <w:color w:val="15803D"/>
+                <w:sz w:val="19"/>
+              </w:rPr>
+              <w:t>ĐẠT</w:t>
+            </w:r>
+          </w:p>
+        </w:tc>
+      </w:tr>
+      <w:tr>
+        <w:tc>
+          <w:tcPr>
+            <w:tcW w:type="dxa" w:w="2257"/>
+            <w:tcMar>
+              <w:top w:w="80" w:type="dxa"/>
+              <w:bottom w:w="80" w:type="dxa"/>
+              <w:left w:w="100" w:type="dxa"/>
+              <w:right w:w="100" w:type="dxa"/>
+            </w:tcMar>
+          </w:tcPr>
+          <w:p>
+            <w:r>
+              <w:rPr>
+                <w:sz w:val="19"/>
+              </w:rPr>
+              <w:t>Hardening: Least Privilege DB</w:t>
+            </w:r>
+          </w:p>
+        </w:tc>
+        <w:tc>
+          <w:tcPr>
+            <w:tcW w:type="dxa" w:w="2257"/>
+            <w:tcMar>
+              <w:top w:w="80" w:type="dxa"/>
+              <w:bottom w:w="80" w:type="dxa"/>
+              <w:left w:w="100" w:type="dxa"/>
+              <w:right w:w="100" w:type="dxa"/>
+            </w:tcMar>
+          </w:tcPr>
+          <w:p>
+            <w:r>
+              <w:rPr>
+                <w:sz w:val="19"/>
+              </w:rPr>
+              <w:t>Tách hrm_app_user &amp; hrm_exporter_user</w:t>
+            </w:r>
+          </w:p>
+        </w:tc>
+        <w:tc>
+          <w:tcPr>
+            <w:tcW w:type="dxa" w:w="2257"/>
+            <w:tcMar>
+              <w:top w:w="80" w:type="dxa"/>
+              <w:bottom w:w="80" w:type="dxa"/>
+              <w:left w:w="100" w:type="dxa"/>
+              <w:right w:w="100" w:type="dxa"/>
+            </w:tcMar>
+          </w:tcPr>
+          <w:p>
+            <w:r>
+              <w:rPr>
+                <w:sz w:val="19"/>
+              </w:rPr>
+              <w:t>App bị cấm DDL; Exporter bị cấm đọc bảng users</w:t>
+            </w:r>
+          </w:p>
+        </w:tc>
+        <w:tc>
+          <w:tcPr>
+            <w:tcW w:type="dxa" w:w="2257"/>
+            <w:tcMar>
+              <w:top w:w="80" w:type="dxa"/>
+              <w:bottom w:w="80" w:type="dxa"/>
+              <w:left w:w="100" w:type="dxa"/>
+              <w:right w:w="100" w:type="dxa"/>
+            </w:tcMar>
+          </w:tcPr>
+          <w:p>
+            <w:pPr>
+              <w:jc w:val="center"/>
+            </w:pPr>
+            <w:r>
+              <w:rPr>
+                <w:b/>
+                <w:color w:val="15803D"/>
+                <w:sz w:val="19"/>
+              </w:rPr>
+              <w:t>ĐẠT</w:t>
             </w:r>
           </w:p>
         </w:tc>
@@ -3123,74 +3266,54 @@
         <w:pStyle w:val="Heading2"/>
       </w:pPr>
       <w:r>
-        <w:t>6.2 Kịch Bản Demo Trực Tiếp Dành Cho Sinh Viên (Thời lượng 5 - 7 phút)</w:t>
+        <w:rPr>
+          <w:rFonts w:ascii="Times New Roman" w:hAnsi="Times New Roman"/>
+          <w:b/>
+        </w:rPr>
+        <w:t>4.3. Kịch bản demo bảo vệ dự án trước hội đồng</w:t>
       </w:r>
     </w:p>
     <w:p>
       <w:r>
-        <w:t>Kịch bản trình bày mẫu giúp sinh viên Hoàng Đức Việt tự tin báo cáo trước Hội đồng Giảng viên chấm thi:</w:t>
+        <w:t>Sinh viên thực hiện tuần tự 7 bước trong thời gian 5 - 7 phút:</w:t>
+        <w:br/>
+        <w:t>• Bước 1: Giới thiệu GitHub Repo (https://github.com/hoangducviet04012006-ux/DTC245200377-HRM-DevOps), cấu trúc 3 commit quy định, cam kết không chứa secret.</w:t>
+        <w:br/>
+        <w:t>• Bước 2: Truy cập Nginx HTTPS (https://192.168.186.128), giải thích cảnh báo chứng chỉ tự ký; thực hiện ĐĂNG NHẬP QUẢN TRỊ TRƯỚC (thử nhập sai mật khẩu để tạo log 401, sau đó đăng nhập đúng mật khẩu admin); giải thích cờ HttpOnly (giảm nguy cơ JavaScript đọc cookie) và SameSite=Lax (hỗ trợ giảm CSRF).</w:t>
+        <w:br/>
+        <w:t>• Bước 3: Thao tác các chức năng nghiệp vụ HRM (Nhân viên, Phòng ban, Chấm công; kiểm tra lỗi ràng buộc toàn vẹn khi xóa phòng ban có nhân viên).</w:t>
+        <w:br/>
+        <w:t>• Bước 4: Mở pgAdmin 4 (http://192.168.186.128:5050), đăng nhập và mở xem dữ liệu bảng employees và attendance.</w:t>
+        <w:br/>
+        <w:t>• Bước 5: Kiểm tra Nginx HTTP chuyển hướng 301 sang HTTPS và các HTTP Security Headers (HSTS, CSP, X-Frame-Options).</w:t>
+        <w:br/>
+        <w:t>• Bước 6: Mở Prometheus (http://192.168.186.128:9091/targets) chứng minh 5 targets đều UP (4 target HRM + 1 target Prometheus self-monitoring); mở Grafana Dashboard (http://192.168.186.128:3001) phân tích số container (11), mức RAM thực tế (~265MB) và biểu đồ Nginx RPS, Postgres Transactions.</w:t>
+        <w:br/>
+        <w:t>• Bước 7: Mở Grafana Explore chạy LogQL 1 và LogQL 2 (xem lại vết đăng nhập 401 ở Bước 2); mở SSH Terminal chạy 4 lệnh kiểm chứng Hardening (non-root, cô lập mạng DB, secret ngoài Git, least privilege DB roles).</w:t>
+      </w:r>
+    </w:p>
+    <w:p>
+      <w:pPr>
+        <w:pStyle w:val="Heading2"/>
+      </w:pPr>
+      <w:r>
+        <w:rPr>
+          <w:rFonts w:ascii="Times New Roman" w:hAnsi="Times New Roman"/>
+          <w:b/>
+        </w:rPr>
+        <w:t>4.4. Hướng dẫn kiểm chứng cài mới tự động (Fresh Install) và Kết luận</w:t>
+      </w:r>
+    </w:p>
+    <w:p>
+      <w:r>
+        <w:t>1. Kết quả Kiểm chứng Cài mới từ Repo (Fresh Install Verification):</w:t>
+        <w:br/>
+        <w:t>Hệ thống đã thực hiện kiểm chứng thực nghiệm độc lập toàn bộ 11 container trên project 'hrm-fresh-test' với volume riêng, network riêng và cổng riêng biệt. Kết quả: Tất cả 11 container khởi chạy tự động, PostgreSQL tự nạp 4 bảng dữ liệu mẫu, tự khởi tạo 2 role hrm_app_user và hrm_exporter_user với mật khẩu nạp từ biến môi trường qua database/init.sql và database/init-roles.sh. Sau kiểm thử, toàn bộ stack và volume test được dọn dẹp sạch sẽ mà không gây ảnh hưởng tới stack HRM chính và bài lab cũ.</w:t>
         <w:br/>
         <w:br/>
-        <w:t>Bước 1: Trình bày Repository GitHub và Cấu trúc Hệ thống (1 phút)</w:t>
+        <w:t>2. Kết luận:</w:t>
         <w:br/>
-        <w:t>- Mở trình duyệt vào link GitHub: Giới thiệu thông tin sinh viên DTC245200377, đề tài 10.</w:t>
-        <w:br/>
-        <w:t>- Mở lịch sử Commit: Trình bày các commit phân định rõ ràng các giai đoạn cốt lõi, giám sát, ghi log và hardening bảo mật.</w:t>
-        <w:br/>
-        <w:t>- Nhấn mạnh: File .env chứa toàn bộ mật khẩu mạnh nằm ngoài Git, mã nguồn không có secret hardcode.</w:t>
-        <w:br/>
-        <w:br/>
-        <w:t>Bước 2: Demo Ứng dụng Web HRM Core và Nghiệp vụ Đề tài (1.5 phút)</w:t>
-        <w:br/>
-        <w:t>- Truy cập https://192.168.186.128: Giải thích chứng chỉ SSL tự ký có SAN và cơ chế tự chuyển hướng từ cổng 80.</w:t>
-        <w:br/>
-        <w:t>- Thao tác đăng nhập quản trị hệ thống: Thể hiện phiên làm việc với Cookie HttpOnly, SameSite=Lax và bảo vệ CSRF Token.</w:t>
-        <w:br/>
-        <w:t>- Mở Quản lý Phòng ban: Thêm thử một phòng ban mới (kiểm tra tính hợp lệ và chặn trùng mã).</w:t>
-        <w:br/>
-        <w:t>- Mở Quản lý Nhân viên: Hiển thị 8 nhân viên hiện có, giải thích việc bảo toàn dữ liệu.</w:t>
-        <w:br/>
-        <w:t>- Mở Quản lý Chấm công: Thực hiện check-in cho một nhân sự và xem trạng thái đánh giá tự động.</w:t>
-        <w:br/>
-        <w:br/>
-        <w:t>Bước 3: Demo pgAdmin Quản trị Database (1 phút)</w:t>
-        <w:br/>
-        <w:t>- Mở tab pgAdmin (https://192.168.186.128/pgadmin/): Đăng nhập với tài khoản admin@hrm.com.</w:t>
-        <w:br/>
-        <w:t>- Mở cơ sở dữ liệu hrm_db: Mở bảng employees và attendance xem dữ liệu đồng bộ tức thì với ứng dụng Web.</w:t>
-        <w:br/>
-        <w:br/>
-        <w:t>Bước 4: Demo Giám sát Metrics với Grafana Dashboard (1.5 phút)</w:t>
-        <w:br/>
-        <w:t>- Mở Grafana Dashboard 'HRM Core - Giám Sát Hiệu Năng Hệ Thống (DTC245200377)':</w:t>
-        <w:br/>
-        <w:t xml:space="preserve">   + Chỉ vào Stat Panel: Số container HRM đang chạy là đúng 11 container của Compose project HRM.</w:t>
-        <w:br/>
-        <w:t xml:space="preserve">   + Chỉ vào Biểu đồ CPU và RAM: Giải thích mức sử dụng bộ nhớ thực tế (working set ~265MB), đối chiếu lệnh docker stats.</w:t>
-        <w:br/>
-        <w:t xml:space="preserve">   + Chỉ vào Nhóm Nginx &amp; Postgres: Trình bày Nginx request rate và Postgres commit TPS dao động khi có người dùng tương tác.</w:t>
-        <w:br/>
-        <w:br/>
-        <w:t>Bước 5: Demo Phân tích Log Tập Trung với LogQL trên Grafana Explore (1 phút)</w:t>
-        <w:br/>
-        <w:t>- Vào Grafana Explore, chọn Datasource 'Loki-HRM':</w:t>
-        <w:br/>
-        <w:t xml:space="preserve">   + Chạy Query 1: {project="hrm", container="hrm-nginx"} để xem dòng log thời gian thực.</w:t>
-        <w:br/>
-        <w:t xml:space="preserve">   + Chạy Query 2: {project="hrm", container="hrm-nginx"} |= "POST /api/auth/login" |= " 401 " để chỉ ra dòng log ghi lại lần nhập sai mật khẩu do mình vừa thử nghiệm.</w:t>
-        <w:br/>
-        <w:t xml:space="preserve">   + Chạy Query 3: sum(count_over_time({project="hrm", container="hrm-nginx"}[5m])) để biểu diễn tần suất phát sinh log thành dạng số liệu thống kê.</w:t>
-        <w:br/>
-        <w:br/>
-        <w:t>Bước 6: Trình bày 4 Biện pháp Hardening An Toàn Thông Tin (1 phút)</w:t>
-        <w:br/>
-        <w:t>- 1. Non-root: Mở terminal chạy docker exec hrm-app id chứng minh app chạy dưới quyền node (UID 1000).</w:t>
-        <w:br/>
-        <w:t>- 2. Network Isolation: Chạy ss -tulpn | grep 5432 chứng minh PostgreSQL không mở cổng ra ngoài host.</w:t>
-        <w:br/>
-        <w:t>- 3. Zero Hardcoded Secret: Mở docker-compose.yml và server.js chỉ rõ tất cả biến môi trường đều lấy từ .env an toàn.</w:t>
-        <w:br/>
-        <w:t>- 4. Least Privilege DB Roles: Mở psql chứng minh hrm-app dùng tài khoản hrm_app_user (bị cấm lệnh DDL CREATE TABLE), exporter dùng hrm_exporter_user (chỉ có pg_monitor, cấm đọc bảng users).</w:t>
+        <w:t>Dự án đã hoàn thành đầy đủ, chính xác và trung thực 100% các tiêu chí của Đề tài số 10. Hệ thống vận hành ổn định, đạt các tiêu chuẩn kỹ thuật DevOps container hóa, giám sát và an toàn thông tin hiện đại.</w:t>
       </w:r>
     </w:p>
     <w:p>
@@ -3203,23 +3326,713 @@
         <w:pStyle w:val="Heading1"/>
       </w:pPr>
       <w:r>
-        <w:t>KẾT LUẬN VÀ BÀI HỌC KINH NGHIỆM</w:t>
+        <w:rPr>
+          <w:rFonts w:ascii="Times New Roman" w:hAnsi="Times New Roman"/>
+          <w:b/>
+          <w:color w:val="0F2942"/>
+        </w:rPr>
+        <w:t>PHỤ LỤC: DANH MỤC ẢNH MINH CHỨNG &amp; CÁC MỤC CẦN XÁC NHẬN</w:t>
       </w:r>
     </w:p>
     <w:p>
       <w:r>
-        <w:t>Qua quá trình xây dựng, triển khai và hoàn thiện Đề tài số 10 'Hệ thống Quản lý Nhân sự (HRM Core)', sinh viên đã đạt được các kết quả thực tế quan trọng:</w:t>
-        <w:br/>
-        <w:t>1. Làm chủ quy trình đóng gói phần mềm bằng Docker và điều phối các dịch vụ phụ thuộc thông qua Docker Compose.</w:t>
-        <w:br/>
-        <w:t>2. Nắm vững phương pháp bảo vệ ứng dụng Web hiện đại: Mã hóa đường truyền SSL/TLS, cấu hình Security Headers, chống giả mạo yêu cầu CSRF, phân tách mạng nội bộ và thực thi dưới người dùng không đặc quyền (Non-root).</w:t>
-        <w:br/>
-        <w:t>3. Thành thạo kỹ thuật thiết lập hạ tầng quan sát hệ thống (Full-stack Observability): Thu thập và biểu diễn Metrics bằng Prometheus + Grafana; thu thập và truy vấn nhật ký tập trung bằng Loki + Promtail qua ngôn ngữ LogQL.</w:t>
-        <w:br/>
-        <w:t>4. Hiểu sâu sắc và áp dụng thành công nguyên tắc phân tách đặc quyền tối thiểu (Least Privilege) trên cơ sở dữ liệu quan hệ PostgreSQL.</w:t>
-        <w:br/>
-        <w:br/>
-        <w:t>Hệ thống vận hành ổn định, đáp ứng 100% các tiêu chí đánh giá của đề bài, sẵn sàng cho buổi bảo vệ kết thúc học phần.</w:t>
+        <w:t>Báo cáo này hiện là BẢN NHÁP KỸ THUẬT. Để hoàn thiện bản nộp chính thức, sinh viên chụp đủ 12 ảnh thực tế và dán vào các khung hình dưới đây. Khi chèn đủ ảnh, dung lượng báo cáo Word sẽ đạt từ 13 đến 16 trang A4, vượt mốc tối thiểu 10 trang theo yêu cầu của đề bài.</w:t>
+      </w:r>
+    </w:p>
+    <w:p>
+      <w:pPr>
+        <w:spacing w:before="160" w:after="80"/>
+      </w:pPr>
+    </w:p>
+    <w:tbl>
+      <w:tblPr>
+        <w:tblW w:type="auto" w:w="0"/>
+        <w:jc w:val="center"/>
+        <w:tblLook w:firstColumn="1" w:firstRow="1" w:lastColumn="0" w:lastRow="0" w:noHBand="0" w:noVBand="1" w:val="04A0"/>
+      </w:tblPr>
+      <w:tblGrid>
+        <w:gridCol w:w="9029"/>
+      </w:tblGrid>
+      <w:tr>
+        <w:tc>
+          <w:tcPr>
+            <w:tcW w:type="dxa" w:w="9029"/>
+            <w:shd w:val="clear" w:color="auto" w:fill="F8FAFC"/>
+            <w:tcMar>
+              <w:top w:w="200" w:type="dxa"/>
+              <w:bottom w:w="200" w:type="dxa"/>
+              <w:left w:w="200" w:type="dxa"/>
+              <w:right w:w="200" w:type="dxa"/>
+            </w:tcMar>
+          </w:tcPr>
+          <w:p>
+            <w:pPr>
+              <w:jc w:val="center"/>
+            </w:pPr>
+            <w:r>
+              <w:rPr>
+                <w:i/>
+                <w:color w:val="64748B"/>
+                <w:sz w:val="20"/>
+              </w:rPr>
+              <w:t>[HÌNH ẢNH MINH CHỨNG: DÁN ẢNH THẬT VÀO ĐÂY]</w:t>
+              <w:br/>
+              <w:t>Hình 1: Giao diện Quản lý Danh sách Nhân viên (Tab Nhân viên)</w:t>
+              <w:br/>
+              <w:t>(https://192.168.186.128 - Hiển thị 8 nhân viên mẫu)</w:t>
+            </w:r>
+          </w:p>
+        </w:tc>
+      </w:tr>
+    </w:tbl>
+    <w:p>
+      <w:pPr>
+        <w:jc w:val="center"/>
+      </w:pPr>
+      <w:r>
+        <w:rPr>
+          <w:b/>
+          <w:sz w:val="21"/>
+        </w:rPr>
+        <w:t>Hình 1: Giao diện Quản lý Danh sách Nhân viên (Tab Nhân viên)</w:t>
+      </w:r>
+    </w:p>
+    <w:p>
+      <w:pPr>
+        <w:spacing w:before="160" w:after="80"/>
+      </w:pPr>
+    </w:p>
+    <w:tbl>
+      <w:tblPr>
+        <w:tblW w:type="auto" w:w="0"/>
+        <w:jc w:val="center"/>
+        <w:tblLook w:firstColumn="1" w:firstRow="1" w:lastColumn="0" w:lastRow="0" w:noHBand="0" w:noVBand="1" w:val="04A0"/>
+      </w:tblPr>
+      <w:tblGrid>
+        <w:gridCol w:w="9029"/>
+      </w:tblGrid>
+      <w:tr>
+        <w:tc>
+          <w:tcPr>
+            <w:tcW w:type="dxa" w:w="9029"/>
+            <w:shd w:val="clear" w:color="auto" w:fill="F8FAFC"/>
+            <w:tcMar>
+              <w:top w:w="200" w:type="dxa"/>
+              <w:bottom w:w="200" w:type="dxa"/>
+              <w:left w:w="200" w:type="dxa"/>
+              <w:right w:w="200" w:type="dxa"/>
+            </w:tcMar>
+          </w:tcPr>
+          <w:p>
+            <w:pPr>
+              <w:jc w:val="center"/>
+            </w:pPr>
+            <w:r>
+              <w:rPr>
+                <w:i/>
+                <w:color w:val="64748B"/>
+                <w:sz w:val="20"/>
+              </w:rPr>
+              <w:t>[HÌNH ẢNH MINH CHỨNG: DÁN ẢNH THẬT VÀO ĐÂY]</w:t>
+              <w:br/>
+              <w:t>Hình 2: Ràng buộc Toàn vẹn Phòng ban (Thông báo chặn xóa PB-IT)</w:t>
+              <w:br/>
+              <w:t>(https://192.168.186.128 - Hộp thoại chặn xóa khi có nhân viên)</w:t>
+            </w:r>
+          </w:p>
+        </w:tc>
+      </w:tr>
+    </w:tbl>
+    <w:p>
+      <w:pPr>
+        <w:jc w:val="center"/>
+      </w:pPr>
+      <w:r>
+        <w:rPr>
+          <w:b/>
+          <w:sz w:val="21"/>
+        </w:rPr>
+        <w:t>Hình 2: Ràng buộc Toàn vẹn Phòng ban (Thông báo chặn xóa PB-IT)</w:t>
+      </w:r>
+    </w:p>
+    <w:p>
+      <w:pPr>
+        <w:spacing w:before="160" w:after="80"/>
+      </w:pPr>
+    </w:p>
+    <w:tbl>
+      <w:tblPr>
+        <w:tblW w:type="auto" w:w="0"/>
+        <w:jc w:val="center"/>
+        <w:tblLook w:firstColumn="1" w:firstRow="1" w:lastColumn="0" w:lastRow="0" w:noHBand="0" w:noVBand="1" w:val="04A0"/>
+      </w:tblPr>
+      <w:tblGrid>
+        <w:gridCol w:w="9029"/>
+      </w:tblGrid>
+      <w:tr>
+        <w:tc>
+          <w:tcPr>
+            <w:tcW w:type="dxa" w:w="9029"/>
+            <w:shd w:val="clear" w:color="auto" w:fill="F8FAFC"/>
+            <w:tcMar>
+              <w:top w:w="200" w:type="dxa"/>
+              <w:bottom w:w="200" w:type="dxa"/>
+              <w:left w:w="200" w:type="dxa"/>
+              <w:right w:w="200" w:type="dxa"/>
+            </w:tcMar>
+          </w:tcPr>
+          <w:p>
+            <w:pPr>
+              <w:jc w:val="center"/>
+            </w:pPr>
+            <w:r>
+              <w:rPr>
+                <w:i/>
+                <w:color w:val="64748B"/>
+                <w:sz w:val="20"/>
+              </w:rPr>
+              <w:t>[HÌNH ẢNH MINH CHỨNG: DÁN ẢNH THẬT VÀO ĐÂY]</w:t>
+              <w:br/>
+              <w:t>Hình 3: Giao diện Quản lý Điểm danh &amp; Chấm công</w:t>
+              <w:br/>
+              <w:t>(https://192.168.186.128 - Bảng chấm công 8 nhân viên hôm nay)</w:t>
+            </w:r>
+          </w:p>
+        </w:tc>
+      </w:tr>
+    </w:tbl>
+    <w:p>
+      <w:pPr>
+        <w:jc w:val="center"/>
+      </w:pPr>
+      <w:r>
+        <w:rPr>
+          <w:b/>
+          <w:sz w:val="21"/>
+        </w:rPr>
+        <w:t>Hình 3: Giao diện Quản lý Điểm danh &amp; Chấm công</w:t>
+      </w:r>
+    </w:p>
+    <w:p>
+      <w:pPr>
+        <w:spacing w:before="160" w:after="80"/>
+      </w:pPr>
+    </w:p>
+    <w:tbl>
+      <w:tblPr>
+        <w:tblW w:type="auto" w:w="0"/>
+        <w:jc w:val="center"/>
+        <w:tblLook w:firstColumn="1" w:firstRow="1" w:lastColumn="0" w:lastRow="0" w:noHBand="0" w:noVBand="1" w:val="04A0"/>
+      </w:tblPr>
+      <w:tblGrid>
+        <w:gridCol w:w="9029"/>
+      </w:tblGrid>
+      <w:tr>
+        <w:tc>
+          <w:tcPr>
+            <w:tcW w:type="dxa" w:w="9029"/>
+            <w:shd w:val="clear" w:color="auto" w:fill="F8FAFC"/>
+            <w:tcMar>
+              <w:top w:w="200" w:type="dxa"/>
+              <w:bottom w:w="200" w:type="dxa"/>
+              <w:left w:w="200" w:type="dxa"/>
+              <w:right w:w="200" w:type="dxa"/>
+            </w:tcMar>
+          </w:tcPr>
+          <w:p>
+            <w:pPr>
+              <w:jc w:val="center"/>
+            </w:pPr>
+            <w:r>
+              <w:rPr>
+                <w:i/>
+                <w:color w:val="64748B"/>
+                <w:sz w:val="20"/>
+              </w:rPr>
+              <w:t>[HÌNH ẢNH MINH CHỨNG: DÁN ẢNH THẬT VÀO ĐÂY]</w:t>
+              <w:br/>
+              <w:t>Hình 4: Đăng nhập Quản trị &amp; Cookie Phiên An Toàn</w:t>
+              <w:br/>
+              <w:t>(https://192.168.186.128 - F12 Application Cookies: HttpOnly, SameSite=Lax, Secure)</w:t>
+            </w:r>
+          </w:p>
+        </w:tc>
+      </w:tr>
+    </w:tbl>
+    <w:p>
+      <w:pPr>
+        <w:jc w:val="center"/>
+      </w:pPr>
+      <w:r>
+        <w:rPr>
+          <w:b/>
+          <w:sz w:val="21"/>
+        </w:rPr>
+        <w:t>Hình 4: Đăng nhập Quản trị &amp; Cookie Phiên An Toàn</w:t>
+      </w:r>
+    </w:p>
+    <w:p>
+      <w:pPr>
+        <w:spacing w:before="160" w:after="80"/>
+      </w:pPr>
+    </w:p>
+    <w:tbl>
+      <w:tblPr>
+        <w:tblW w:type="auto" w:w="0"/>
+        <w:jc w:val="center"/>
+        <w:tblLook w:firstColumn="1" w:firstRow="1" w:lastColumn="0" w:lastRow="0" w:noHBand="0" w:noVBand="1" w:val="04A0"/>
+      </w:tblPr>
+      <w:tblGrid>
+        <w:gridCol w:w="9029"/>
+      </w:tblGrid>
+      <w:tr>
+        <w:tc>
+          <w:tcPr>
+            <w:tcW w:type="dxa" w:w="9029"/>
+            <w:shd w:val="clear" w:color="auto" w:fill="F8FAFC"/>
+            <w:tcMar>
+              <w:top w:w="200" w:type="dxa"/>
+              <w:bottom w:w="200" w:type="dxa"/>
+              <w:left w:w="200" w:type="dxa"/>
+              <w:right w:w="200" w:type="dxa"/>
+            </w:tcMar>
+          </w:tcPr>
+          <w:p>
+            <w:pPr>
+              <w:jc w:val="center"/>
+            </w:pPr>
+            <w:r>
+              <w:rPr>
+                <w:i/>
+                <w:color w:val="64748B"/>
+                <w:sz w:val="20"/>
+              </w:rPr>
+              <w:t>[HÌNH ẢNH MINH CHỨNG: DÁN ẢNH THẬT VÀO ĐÂY]</w:t>
+              <w:br/>
+              <w:t>Hình 5: Chứng chỉ SSL/TLS Nginx &amp; HTTP Security Headers</w:t>
+              <w:br/>
+              <w:t>(https://192.168.186.128 - F12 Network Headers &amp; Chi tiết chứng chỉ số có SAN)</w:t>
+            </w:r>
+          </w:p>
+        </w:tc>
+      </w:tr>
+    </w:tbl>
+    <w:p>
+      <w:pPr>
+        <w:jc w:val="center"/>
+      </w:pPr>
+      <w:r>
+        <w:rPr>
+          <w:b/>
+          <w:sz w:val="21"/>
+        </w:rPr>
+        <w:t>Hình 5: Chứng chỉ SSL/TLS Nginx &amp; HTTP Security Headers</w:t>
+      </w:r>
+    </w:p>
+    <w:p>
+      <w:pPr>
+        <w:spacing w:before="160" w:after="80"/>
+      </w:pPr>
+    </w:p>
+    <w:tbl>
+      <w:tblPr>
+        <w:tblW w:type="auto" w:w="0"/>
+        <w:jc w:val="center"/>
+        <w:tblLook w:firstColumn="1" w:firstRow="1" w:lastColumn="0" w:lastRow="0" w:noHBand="0" w:noVBand="1" w:val="04A0"/>
+      </w:tblPr>
+      <w:tblGrid>
+        <w:gridCol w:w="9029"/>
+      </w:tblGrid>
+      <w:tr>
+        <w:tc>
+          <w:tcPr>
+            <w:tcW w:type="dxa" w:w="9029"/>
+            <w:shd w:val="clear" w:color="auto" w:fill="F8FAFC"/>
+            <w:tcMar>
+              <w:top w:w="200" w:type="dxa"/>
+              <w:bottom w:w="200" w:type="dxa"/>
+              <w:left w:w="200" w:type="dxa"/>
+              <w:right w:w="200" w:type="dxa"/>
+            </w:tcMar>
+          </w:tcPr>
+          <w:p>
+            <w:pPr>
+              <w:jc w:val="center"/>
+            </w:pPr>
+            <w:r>
+              <w:rPr>
+                <w:i/>
+                <w:color w:val="64748B"/>
+                <w:sz w:val="20"/>
+              </w:rPr>
+              <w:t>[HÌNH ẢNH MINH CHỨNG: DÁN ẢNH THẬT VÀO ĐÂY]</w:t>
+              <w:br/>
+              <w:t>Hình 6: Giao diện Quản trị Cơ sở Dữ liệu pgAdmin 4</w:t>
+              <w:br/>
+              <w:t>(http://192.168.186.128:5050 - Xem bảng employees trên pgAdmin)</w:t>
+            </w:r>
+          </w:p>
+        </w:tc>
+      </w:tr>
+    </w:tbl>
+    <w:p>
+      <w:pPr>
+        <w:jc w:val="center"/>
+      </w:pPr>
+      <w:r>
+        <w:rPr>
+          <w:b/>
+          <w:sz w:val="21"/>
+        </w:rPr>
+        <w:t>Hình 6: Giao diện Quản trị Cơ sở Dữ liệu pgAdmin 4</w:t>
+      </w:r>
+    </w:p>
+    <w:p>
+      <w:pPr>
+        <w:spacing w:before="160" w:after="80"/>
+      </w:pPr>
+    </w:p>
+    <w:tbl>
+      <w:tblPr>
+        <w:tblW w:type="auto" w:w="0"/>
+        <w:jc w:val="center"/>
+        <w:tblLook w:firstColumn="1" w:firstRow="1" w:lastColumn="0" w:lastRow="0" w:noHBand="0" w:noVBand="1" w:val="04A0"/>
+      </w:tblPr>
+      <w:tblGrid>
+        <w:gridCol w:w="9029"/>
+      </w:tblGrid>
+      <w:tr>
+        <w:tc>
+          <w:tcPr>
+            <w:tcW w:type="dxa" w:w="9029"/>
+            <w:shd w:val="clear" w:color="auto" w:fill="F8FAFC"/>
+            <w:tcMar>
+              <w:top w:w="200" w:type="dxa"/>
+              <w:bottom w:w="200" w:type="dxa"/>
+              <w:left w:w="200" w:type="dxa"/>
+              <w:right w:w="200" w:type="dxa"/>
+            </w:tcMar>
+          </w:tcPr>
+          <w:p>
+            <w:pPr>
+              <w:jc w:val="center"/>
+            </w:pPr>
+            <w:r>
+              <w:rPr>
+                <w:i/>
+                <w:color w:val="64748B"/>
+                <w:sz w:val="20"/>
+              </w:rPr>
+              <w:t>[HÌNH ẢNH MINH CHỨNG: DÁN ẢNH THẬT VÀO ĐÂY]</w:t>
+              <w:br/>
+              <w:t>Hình 7: Prometheus Targets (5 scrape targets trạng thái UP)</w:t>
+              <w:br/>
+              <w:t>(http://192.168.186.128:9091/targets - 4 target HRM + 1 target prometheus UP)</w:t>
+            </w:r>
+          </w:p>
+        </w:tc>
+      </w:tr>
+    </w:tbl>
+    <w:p>
+      <w:pPr>
+        <w:jc w:val="center"/>
+      </w:pPr>
+      <w:r>
+        <w:rPr>
+          <w:b/>
+          <w:sz w:val="21"/>
+        </w:rPr>
+        <w:t>Hình 7: Prometheus Targets (5 scrape targets trạng thái UP)</w:t>
+      </w:r>
+    </w:p>
+    <w:p>
+      <w:pPr>
+        <w:spacing w:before="160" w:after="80"/>
+      </w:pPr>
+    </w:p>
+    <w:tbl>
+      <w:tblPr>
+        <w:tblW w:type="auto" w:w="0"/>
+        <w:jc w:val="center"/>
+        <w:tblLook w:firstColumn="1" w:firstRow="1" w:lastColumn="0" w:lastRow="0" w:noHBand="0" w:noVBand="1" w:val="04A0"/>
+      </w:tblPr>
+      <w:tblGrid>
+        <w:gridCol w:w="9029"/>
+      </w:tblGrid>
+      <w:tr>
+        <w:tc>
+          <w:tcPr>
+            <w:tcW w:type="dxa" w:w="9029"/>
+            <w:shd w:val="clear" w:color="auto" w:fill="F8FAFC"/>
+            <w:tcMar>
+              <w:top w:w="200" w:type="dxa"/>
+              <w:bottom w:w="200" w:type="dxa"/>
+              <w:left w:w="200" w:type="dxa"/>
+              <w:right w:w="200" w:type="dxa"/>
+            </w:tcMar>
+          </w:tcPr>
+          <w:p>
+            <w:pPr>
+              <w:jc w:val="center"/>
+            </w:pPr>
+            <w:r>
+              <w:rPr>
+                <w:i/>
+                <w:color w:val="64748B"/>
+                <w:sz w:val="20"/>
+              </w:rPr>
+              <w:t>[HÌNH ẢNH MINH CHỨNG: DÁN ẢNH THẬT VÀO ĐÂY]</w:t>
+              <w:br/>
+              <w:t>Hình 8: Grafana Dashboard - Giám sát Tổng thể 11 Container</w:t>
+              <w:br/>
+              <w:t>(http://192.168.186.128:3001 - Panel Container count (11), CPU &amp; RAM)</w:t>
+            </w:r>
+          </w:p>
+        </w:tc>
+      </w:tr>
+    </w:tbl>
+    <w:p>
+      <w:pPr>
+        <w:jc w:val="center"/>
+      </w:pPr>
+      <w:r>
+        <w:rPr>
+          <w:b/>
+          <w:sz w:val="21"/>
+        </w:rPr>
+        <w:t>Hình 8: Grafana Dashboard - Giám sát Tổng thể 11 Container</w:t>
+      </w:r>
+    </w:p>
+    <w:p>
+      <w:pPr>
+        <w:spacing w:before="160" w:after="80"/>
+      </w:pPr>
+    </w:p>
+    <w:tbl>
+      <w:tblPr>
+        <w:tblW w:type="auto" w:w="0"/>
+        <w:jc w:val="center"/>
+        <w:tblLook w:firstColumn="1" w:firstRow="1" w:lastColumn="0" w:lastRow="0" w:noHBand="0" w:noVBand="1" w:val="04A0"/>
+      </w:tblPr>
+      <w:tblGrid>
+        <w:gridCol w:w="9029"/>
+      </w:tblGrid>
+      <w:tr>
+        <w:tc>
+          <w:tcPr>
+            <w:tcW w:type="dxa" w:w="9029"/>
+            <w:shd w:val="clear" w:color="auto" w:fill="F8FAFC"/>
+            <w:tcMar>
+              <w:top w:w="200" w:type="dxa"/>
+              <w:bottom w:w="200" w:type="dxa"/>
+              <w:left w:w="200" w:type="dxa"/>
+              <w:right w:w="200" w:type="dxa"/>
+            </w:tcMar>
+          </w:tcPr>
+          <w:p>
+            <w:pPr>
+              <w:jc w:val="center"/>
+            </w:pPr>
+            <w:r>
+              <w:rPr>
+                <w:i/>
+                <w:color w:val="64748B"/>
+                <w:sz w:val="20"/>
+              </w:rPr>
+              <w:t>[HÌNH ẢNH MINH CHỨNG: DÁN ẢNH THẬT VÀO ĐÂY]</w:t>
+              <w:br/>
+              <w:t>Hình 9: Grafana Dashboard - Hiệu năng Nginx RPS &amp; Postgres Transactions</w:t>
+              <w:br/>
+              <w:t>(http://192.168.186.128:3001 - Biểu đồ RPS và commit/rollback thật)</w:t>
+            </w:r>
+          </w:p>
+        </w:tc>
+      </w:tr>
+    </w:tbl>
+    <w:p>
+      <w:pPr>
+        <w:jc w:val="center"/>
+      </w:pPr>
+      <w:r>
+        <w:rPr>
+          <w:b/>
+          <w:sz w:val="21"/>
+        </w:rPr>
+        <w:t>Hình 9: Grafana Dashboard - Hiệu năng Nginx RPS &amp; Postgres Transactions</w:t>
+      </w:r>
+    </w:p>
+    <w:p>
+      <w:pPr>
+        <w:spacing w:before="160" w:after="80"/>
+      </w:pPr>
+    </w:p>
+    <w:tbl>
+      <w:tblPr>
+        <w:tblW w:type="auto" w:w="0"/>
+        <w:jc w:val="center"/>
+        <w:tblLook w:firstColumn="1" w:firstRow="1" w:lastColumn="0" w:lastRow="0" w:noHBand="0" w:noVBand="1" w:val="04A0"/>
+      </w:tblPr>
+      <w:tblGrid>
+        <w:gridCol w:w="9029"/>
+      </w:tblGrid>
+      <w:tr>
+        <w:tc>
+          <w:tcPr>
+            <w:tcW w:type="dxa" w:w="9029"/>
+            <w:shd w:val="clear" w:color="auto" w:fill="F8FAFC"/>
+            <w:tcMar>
+              <w:top w:w="200" w:type="dxa"/>
+              <w:bottom w:w="200" w:type="dxa"/>
+              <w:left w:w="200" w:type="dxa"/>
+              <w:right w:w="200" w:type="dxa"/>
+            </w:tcMar>
+          </w:tcPr>
+          <w:p>
+            <w:pPr>
+              <w:jc w:val="center"/>
+            </w:pPr>
+            <w:r>
+              <w:rPr>
+                <w:i/>
+                <w:color w:val="64748B"/>
+                <w:sz w:val="20"/>
+              </w:rPr>
+              <w:t>[HÌNH ẢNH MINH CHỨNG: DÁN ẢNH THẬT VÀO ĐÂY]</w:t>
+              <w:br/>
+              <w:t>Hình 10: Grafana Explore - Truy vấn LogQL 1 &amp; 3 (Nginx Gateway Logs)</w:t>
+              <w:br/>
+              <w:t>(http://192.168.186.128:3001/explore - {project="hrm", container="hrm-nginx"})</w:t>
+            </w:r>
+          </w:p>
+        </w:tc>
+      </w:tr>
+    </w:tbl>
+    <w:p>
+      <w:pPr>
+        <w:jc w:val="center"/>
+      </w:pPr>
+      <w:r>
+        <w:rPr>
+          <w:b/>
+          <w:sz w:val="21"/>
+        </w:rPr>
+        <w:t>Hình 10: Grafana Explore - Truy vấn LogQL 1 &amp; 3 (Nginx Gateway Logs)</w:t>
+      </w:r>
+    </w:p>
+    <w:p>
+      <w:pPr>
+        <w:spacing w:before="160" w:after="80"/>
+      </w:pPr>
+    </w:p>
+    <w:tbl>
+      <w:tblPr>
+        <w:tblW w:type="auto" w:w="0"/>
+        <w:jc w:val="center"/>
+        <w:tblLook w:firstColumn="1" w:firstRow="1" w:lastColumn="0" w:lastRow="0" w:noHBand="0" w:noVBand="1" w:val="04A0"/>
+      </w:tblPr>
+      <w:tblGrid>
+        <w:gridCol w:w="9029"/>
+      </w:tblGrid>
+      <w:tr>
+        <w:tc>
+          <w:tcPr>
+            <w:tcW w:type="dxa" w:w="9029"/>
+            <w:shd w:val="clear" w:color="auto" w:fill="F8FAFC"/>
+            <w:tcMar>
+              <w:top w:w="200" w:type="dxa"/>
+              <w:bottom w:w="200" w:type="dxa"/>
+              <w:left w:w="200" w:type="dxa"/>
+              <w:right w:w="200" w:type="dxa"/>
+            </w:tcMar>
+          </w:tcPr>
+          <w:p>
+            <w:pPr>
+              <w:jc w:val="center"/>
+            </w:pPr>
+            <w:r>
+              <w:rPr>
+                <w:i/>
+                <w:color w:val="64748B"/>
+                <w:sz w:val="20"/>
+              </w:rPr>
+              <w:t>[HÌNH ẢNH MINH CHỨNG: DÁN ẢNH THẬT VÀO ĐÂY]</w:t>
+              <w:br/>
+              <w:t>Hình 11: Grafana Explore - Truy vấn LogQL 2 (Phân tích Đăng nhập 401)</w:t>
+              <w:br/>
+              <w:t>(http://192.168.186.128:3001/explore - Lọc log login HTTP 401)</w:t>
+            </w:r>
+          </w:p>
+        </w:tc>
+      </w:tr>
+    </w:tbl>
+    <w:p>
+      <w:pPr>
+        <w:jc w:val="center"/>
+      </w:pPr>
+      <w:r>
+        <w:rPr>
+          <w:b/>
+          <w:sz w:val="21"/>
+        </w:rPr>
+        <w:t>Hình 11: Grafana Explore - Truy vấn LogQL 2 (Phân tích Đăng nhập 401)</w:t>
+      </w:r>
+    </w:p>
+    <w:p>
+      <w:pPr>
+        <w:spacing w:before="160" w:after="80"/>
+      </w:pPr>
+    </w:p>
+    <w:tbl>
+      <w:tblPr>
+        <w:tblW w:type="auto" w:w="0"/>
+        <w:jc w:val="center"/>
+        <w:tblLook w:firstColumn="1" w:firstRow="1" w:lastColumn="0" w:lastRow="0" w:noHBand="0" w:noVBand="1" w:val="04A0"/>
+      </w:tblPr>
+      <w:tblGrid>
+        <w:gridCol w:w="9029"/>
+      </w:tblGrid>
+      <w:tr>
+        <w:tc>
+          <w:tcPr>
+            <w:tcW w:type="dxa" w:w="9029"/>
+            <w:shd w:val="clear" w:color="auto" w:fill="F8FAFC"/>
+            <w:tcMar>
+              <w:top w:w="200" w:type="dxa"/>
+              <w:bottom w:w="200" w:type="dxa"/>
+              <w:left w:w="200" w:type="dxa"/>
+              <w:right w:w="200" w:type="dxa"/>
+            </w:tcMar>
+          </w:tcPr>
+          <w:p>
+            <w:pPr>
+              <w:jc w:val="center"/>
+            </w:pPr>
+            <w:r>
+              <w:rPr>
+                <w:i/>
+                <w:color w:val="64748B"/>
+                <w:sz w:val="20"/>
+              </w:rPr>
+              <w:t>[HÌNH ẢNH MINH CHỨNG: DÁN ẢNH THẬT VÀO ĐÂY]</w:t>
+              <w:br/>
+              <w:t>Hình 12: Terminal SSH - Minh chứng 4 Biện pháp Hardening &amp; Phân quyền DB</w:t>
+              <w:br/>
+              <w:t>(Terminal SSH máy chủ - Non-root, cô lập mạng DB, test quyền role hrm_app_user)</w:t>
+            </w:r>
+          </w:p>
+        </w:tc>
+      </w:tr>
+    </w:tbl>
+    <w:p>
+      <w:pPr>
+        <w:jc w:val="center"/>
+      </w:pPr>
+      <w:r>
+        <w:rPr>
+          <w:b/>
+          <w:sz w:val="21"/>
+        </w:rPr>
+        <w:t>Hình 12: Terminal SSH - Minh chứng 4 Biện pháp Hardening &amp; Phân quyền DB</w:t>
       </w:r>
     </w:p>
     <w:sectPr>
@@ -3663,11 +4476,11 @@
       <w:outlineLvl w:val="0"/>
     </w:pPr>
     <w:rPr>
-      <w:rFonts w:asciiTheme="majorHAnsi" w:eastAsiaTheme="majorEastAsia" w:hAnsiTheme="majorHAnsi" w:cstheme="majorBidi" w:ascii="Times New Roman" w:hAnsi="Times New Roman"/>
+      <w:rFonts w:asciiTheme="majorHAnsi" w:eastAsiaTheme="majorEastAsia" w:hAnsiTheme="majorHAnsi" w:cstheme="majorBidi"/>
       <w:b/>
       <w:bCs/>
-      <w:color w:val="003366"/>
-      <w:sz w:val="30"/>
+      <w:color w:val="365F91" w:themeColor="accent1" w:themeShade="BF"/>
+      <w:sz w:val="28"/>
       <w:szCs w:val="28"/>
     </w:rPr>
   </w:style>
